--- a/Actividad 003 - al03101869 - v250811 15.08.docx
+++ b/Actividad 003 - al03101869 - v250811 15.08.docx
@@ -162,17 +162,8 @@
                 <w:sz w:val="40"/>
                 <w:szCs w:val="40"/>
               </w:rPr>
-              <w:t xml:space="preserve">Machine </w:t>
-            </w:r>
-            <w:proofErr w:type="spellStart"/>
-            <w:r>
-              <w:rPr>
-                <w:sz w:val="40"/>
-                <w:szCs w:val="40"/>
-              </w:rPr>
-              <w:t>Learning</w:t>
-            </w:r>
-            <w:proofErr w:type="spellEnd"/>
+              <w:t>Machine Learning</w:t>
+            </w:r>
             <w:r>
               <w:rPr>
                 <w:sz w:val="40"/>
@@ -309,30 +300,6 @@
               </w:rPr>
               <w:t xml:space="preserve">Mtro. </w:t>
             </w:r>
-            <w:r>
-              <w:rPr>
-                <w:sz w:val="40"/>
-                <w:szCs w:val="40"/>
-              </w:rPr>
-              <w:t xml:space="preserve">Igor García </w:t>
-            </w:r>
-            <w:proofErr w:type="spellStart"/>
-            <w:r>
-              <w:rPr>
-                <w:sz w:val="40"/>
-                <w:szCs w:val="40"/>
-              </w:rPr>
-              <w:t>Atutxa</w:t>
-            </w:r>
-            <w:proofErr w:type="spellEnd"/>
-          </w:p>
-          <w:p>
-            <w:pPr>
-              <w:rPr>
-                <w:sz w:val="40"/>
-                <w:szCs w:val="40"/>
-              </w:rPr>
-            </w:pPr>
           </w:p>
         </w:tc>
       </w:tr>
@@ -482,7 +449,7 @@
           <w:r>
             <w:fldChar w:fldCharType="separate"/>
           </w:r>
-          <w:hyperlink w:anchor="_Toc205456566" w:history="1">
+          <w:hyperlink w:anchor="_Toc207276199" w:history="1">
             <w:r>
               <w:rPr>
                 <w:rStyle w:val="Hipervnculo"/>
@@ -511,7 +478,7 @@
                 <w:noProof/>
                 <w:webHidden/>
               </w:rPr>
-              <w:instrText xml:space="preserve"> PAGEREF _Toc205456566 \h </w:instrText>
+              <w:instrText xml:space="preserve"> PAGEREF _Toc207276199 \h </w:instrText>
             </w:r>
             <w:r>
               <w:rPr>
@@ -557,7 +524,7 @@
               <w14:ligatures w14:val="standardContextual"/>
             </w:rPr>
           </w:pPr>
-          <w:hyperlink w:anchor="_Toc205456567" w:history="1">
+          <w:hyperlink w:anchor="_Toc207276200" w:history="1">
             <w:r>
               <w:rPr>
                 <w:rStyle w:val="Hipervnculo"/>
@@ -586,7 +553,7 @@
                 <w:noProof/>
                 <w:webHidden/>
               </w:rPr>
-              <w:instrText xml:space="preserve"> PAGEREF _Toc205456567 \h </w:instrText>
+              <w:instrText xml:space="preserve"> PAGEREF _Toc207276200 \h </w:instrText>
             </w:r>
             <w:r>
               <w:rPr>
@@ -606,7 +573,7 @@
                 <w:noProof/>
                 <w:webHidden/>
               </w:rPr>
-              <w:t>4</w:t>
+              <w:t>3</w:t>
             </w:r>
             <w:r>
               <w:rPr>
@@ -632,7 +599,7 @@
               <w14:ligatures w14:val="standardContextual"/>
             </w:rPr>
           </w:pPr>
-          <w:hyperlink w:anchor="_Toc205456568" w:history="1">
+          <w:hyperlink w:anchor="_Toc207276201" w:history="1">
             <w:r>
               <w:rPr>
                 <w:rStyle w:val="Hipervnculo"/>
@@ -640,7 +607,7 @@
                 <w:bCs/>
                 <w:noProof/>
               </w:rPr>
-              <w:t>Objetivo</w:t>
+              <w:t>Desarrollo</w:t>
             </w:r>
             <w:r>
               <w:rPr>
@@ -661,7 +628,7 @@
                 <w:noProof/>
                 <w:webHidden/>
               </w:rPr>
-              <w:instrText xml:space="preserve"> PAGEREF _Toc205456568 \h </w:instrText>
+              <w:instrText xml:space="preserve"> PAGEREF _Toc207276201 \h </w:instrText>
             </w:r>
             <w:r>
               <w:rPr>
@@ -682,6 +649,190 @@
                 <w:webHidden/>
               </w:rPr>
               <w:t>5</w:t>
+            </w:r>
+            <w:r>
+              <w:rPr>
+                <w:noProof/>
+                <w:webHidden/>
+              </w:rPr>
+              <w:fldChar w:fldCharType="end"/>
+            </w:r>
+          </w:hyperlink>
+        </w:p>
+        <w:p>
+          <w:pPr>
+            <w:pStyle w:val="TDC1"/>
+            <w:tabs>
+              <w:tab w:val="left" w:pos="480"/>
+              <w:tab w:val="right" w:leader="dot" w:pos="8828"/>
+            </w:tabs>
+            <w:rPr>
+              <w:noProof/>
+              <w:kern w:val="2"/>
+              <w:sz w:val="24"/>
+              <w:szCs w:val="24"/>
+              <w:lang w:eastAsia="es-MX"/>
+              <w14:ligatures w14:val="standardContextual"/>
+            </w:rPr>
+          </w:pPr>
+          <w:hyperlink w:anchor="_Toc207276202" w:history="1">
+            <w:r>
+              <w:rPr>
+                <w:rStyle w:val="Hipervnculo"/>
+                <w:noProof/>
+              </w:rPr>
+              <w:t>1.</w:t>
+            </w:r>
+            <w:r>
+              <w:rPr>
+                <w:noProof/>
+                <w:kern w:val="2"/>
+                <w:sz w:val="24"/>
+                <w:szCs w:val="24"/>
+                <w:lang w:eastAsia="es-MX"/>
+                <w14:ligatures w14:val="standardContextual"/>
+              </w:rPr>
+              <w:tab/>
+            </w:r>
+            <w:r>
+              <w:rPr>
+                <w:rStyle w:val="Hipervnculo"/>
+                <w:noProof/>
+              </w:rPr>
+              <w:t>Derivadas</w:t>
+            </w:r>
+            <w:r>
+              <w:rPr>
+                <w:noProof/>
+                <w:webHidden/>
+              </w:rPr>
+              <w:tab/>
+            </w:r>
+            <w:r>
+              <w:rPr>
+                <w:noProof/>
+                <w:webHidden/>
+              </w:rPr>
+              <w:fldChar w:fldCharType="begin"/>
+            </w:r>
+            <w:r>
+              <w:rPr>
+                <w:noProof/>
+                <w:webHidden/>
+              </w:rPr>
+              <w:instrText xml:space="preserve"> PAGEREF _Toc207276202 \h </w:instrText>
+            </w:r>
+            <w:r>
+              <w:rPr>
+                <w:noProof/>
+                <w:webHidden/>
+              </w:rPr>
+            </w:r>
+            <w:r>
+              <w:rPr>
+                <w:noProof/>
+                <w:webHidden/>
+              </w:rPr>
+              <w:fldChar w:fldCharType="separate"/>
+            </w:r>
+            <w:r>
+              <w:rPr>
+                <w:noProof/>
+                <w:webHidden/>
+              </w:rPr>
+              <w:t>5</w:t>
+            </w:r>
+            <w:r>
+              <w:rPr>
+                <w:noProof/>
+                <w:webHidden/>
+              </w:rPr>
+              <w:fldChar w:fldCharType="end"/>
+            </w:r>
+          </w:hyperlink>
+        </w:p>
+        <w:p>
+          <w:pPr>
+            <w:pStyle w:val="TDC1"/>
+            <w:tabs>
+              <w:tab w:val="left" w:pos="480"/>
+              <w:tab w:val="right" w:leader="dot" w:pos="8828"/>
+            </w:tabs>
+            <w:rPr>
+              <w:noProof/>
+              <w:kern w:val="2"/>
+              <w:sz w:val="24"/>
+              <w:szCs w:val="24"/>
+              <w:lang w:eastAsia="es-MX"/>
+              <w14:ligatures w14:val="standardContextual"/>
+            </w:rPr>
+          </w:pPr>
+          <w:hyperlink w:anchor="_Toc207276203" w:history="1">
+            <w:r>
+              <w:rPr>
+                <w:rStyle w:val="Hipervnculo"/>
+                <w:noProof/>
+              </w:rPr>
+              <w:t>2.</w:t>
+            </w:r>
+            <w:r>
+              <w:rPr>
+                <w:noProof/>
+                <w:kern w:val="2"/>
+                <w:sz w:val="24"/>
+                <w:szCs w:val="24"/>
+                <w:lang w:eastAsia="es-MX"/>
+                <w14:ligatures w14:val="standardContextual"/>
+              </w:rPr>
+              <w:tab/>
+            </w:r>
+            <w:r>
+              <w:rPr>
+                <w:rStyle w:val="Hipervnculo"/>
+                <w:noProof/>
+              </w:rPr>
+              <w:t>Derivadas parciales en Python</w:t>
+            </w:r>
+            <w:r>
+              <w:rPr>
+                <w:noProof/>
+                <w:webHidden/>
+              </w:rPr>
+              <w:tab/>
+            </w:r>
+            <w:r>
+              <w:rPr>
+                <w:noProof/>
+                <w:webHidden/>
+              </w:rPr>
+              <w:fldChar w:fldCharType="begin"/>
+            </w:r>
+            <w:r>
+              <w:rPr>
+                <w:noProof/>
+                <w:webHidden/>
+              </w:rPr>
+              <w:instrText xml:space="preserve"> PAGEREF _Toc207276203 \h </w:instrText>
+            </w:r>
+            <w:r>
+              <w:rPr>
+                <w:noProof/>
+                <w:webHidden/>
+              </w:rPr>
+            </w:r>
+            <w:r>
+              <w:rPr>
+                <w:noProof/>
+                <w:webHidden/>
+              </w:rPr>
+              <w:fldChar w:fldCharType="separate"/>
+            </w:r>
+            <w:r>
+              <w:rPr>
+                <w:noProof/>
+                <w:webHidden/>
+              </w:rPr>
+              <w:t>6</w:t>
             </w:r>
             <w:r>
               <w:rPr>
@@ -707,15 +858,27 @@
               <w14:ligatures w14:val="standardContextual"/>
             </w:rPr>
           </w:pPr>
-          <w:hyperlink w:anchor="_Toc205456569" w:history="1">
+          <w:hyperlink w:anchor="_Toc207276204" w:history="1">
             <w:r>
               <w:rPr>
                 <w:rStyle w:val="Hipervnculo"/>
-                <w:b/>
-                <w:bCs/>
                 <w:noProof/>
               </w:rPr>
-              <w:t>Desarrollo</w:t>
+              <w:t>3.- Investiga sob</w:t>
+            </w:r>
+            <w:r>
+              <w:rPr>
+                <w:rStyle w:val="Hipervnculo"/>
+                <w:noProof/>
+              </w:rPr>
+              <w:t>r</w:t>
+            </w:r>
+            <w:r>
+              <w:rPr>
+                <w:rStyle w:val="Hipervnculo"/>
+                <w:noProof/>
+              </w:rPr>
+              <w:t>e diferentes implementaciones del algoritmo de propagación inversa y construye un ejemplo en Python donde se compruebe su funcionamiento.</w:t>
             </w:r>
             <w:r>
               <w:rPr>
@@ -736,7 +899,7 @@
                 <w:noProof/>
                 <w:webHidden/>
               </w:rPr>
-              <w:instrText xml:space="preserve"> PAGEREF _Toc205456569 \h </w:instrText>
+              <w:instrText xml:space="preserve"> PAGEREF _Toc207276204 \h </w:instrText>
             </w:r>
             <w:r>
               <w:rPr>
@@ -756,7 +919,99 @@
                 <w:noProof/>
                 <w:webHidden/>
               </w:rPr>
-              <w:t>6</w:t>
+              <w:t>9</w:t>
+            </w:r>
+            <w:r>
+              <w:rPr>
+                <w:noProof/>
+                <w:webHidden/>
+              </w:rPr>
+              <w:fldChar w:fldCharType="end"/>
+            </w:r>
+          </w:hyperlink>
+        </w:p>
+        <w:p>
+          <w:pPr>
+            <w:pStyle w:val="TDC1"/>
+            <w:tabs>
+              <w:tab w:val="left" w:pos="480"/>
+              <w:tab w:val="right" w:leader="dot" w:pos="8828"/>
+            </w:tabs>
+            <w:rPr>
+              <w:noProof/>
+              <w:kern w:val="2"/>
+              <w:sz w:val="24"/>
+              <w:szCs w:val="24"/>
+              <w:lang w:eastAsia="es-MX"/>
+              <w14:ligatures w14:val="standardContextual"/>
+            </w:rPr>
+          </w:pPr>
+          <w:hyperlink w:anchor="_Toc207276205" w:history="1">
+            <w:r>
+              <w:rPr>
+                <w:rStyle w:val="Hipervnculo"/>
+                <w:noProof/>
+              </w:rPr>
+              <w:t>4.</w:t>
+            </w:r>
+            <w:r>
+              <w:rPr>
+                <w:noProof/>
+                <w:kern w:val="2"/>
+                <w:sz w:val="24"/>
+                <w:szCs w:val="24"/>
+                <w:lang w:eastAsia="es-MX"/>
+                <w14:ligatures w14:val="standardContextual"/>
+              </w:rPr>
+              <w:tab/>
+            </w:r>
+            <w:r>
+              <w:rPr>
+                <w:rStyle w:val="Hipervnculo"/>
+                <w:noProof/>
+              </w:rPr>
+              <w:t>Dada la siguiente situación:</w:t>
+            </w:r>
+            <w:r>
+              <w:rPr>
+                <w:noProof/>
+                <w:webHidden/>
+              </w:rPr>
+              <w:tab/>
+            </w:r>
+            <w:r>
+              <w:rPr>
+                <w:noProof/>
+                <w:webHidden/>
+              </w:rPr>
+              <w:fldChar w:fldCharType="begin"/>
+            </w:r>
+            <w:r>
+              <w:rPr>
+                <w:noProof/>
+                <w:webHidden/>
+              </w:rPr>
+              <w:instrText xml:space="preserve"> PAGEREF _Toc207276205 \h </w:instrText>
+            </w:r>
+            <w:r>
+              <w:rPr>
+                <w:noProof/>
+                <w:webHidden/>
+              </w:rPr>
+            </w:r>
+            <w:r>
+              <w:rPr>
+                <w:noProof/>
+                <w:webHidden/>
+              </w:rPr>
+              <w:fldChar w:fldCharType="separate"/>
+            </w:r>
+            <w:r>
+              <w:rPr>
+                <w:noProof/>
+                <w:webHidden/>
+              </w:rPr>
+              <w:t>12</w:t>
             </w:r>
             <w:r>
               <w:rPr>
@@ -782,7 +1037,7 @@
               <w14:ligatures w14:val="standardContextual"/>
             </w:rPr>
           </w:pPr>
-          <w:hyperlink w:anchor="_Toc205456570" w:history="1">
+          <w:hyperlink w:anchor="_Toc207276206" w:history="1">
             <w:r>
               <w:rPr>
                 <w:rStyle w:val="Hipervnculo"/>
@@ -811,7 +1066,7 @@
                 <w:noProof/>
                 <w:webHidden/>
               </w:rPr>
-              <w:instrText xml:space="preserve"> PAGEREF _Toc205456570 \h </w:instrText>
+              <w:instrText xml:space="preserve"> PAGEREF _Toc207276206 \h </w:instrText>
             </w:r>
             <w:r>
               <w:rPr>
@@ -831,7 +1086,7 @@
                 <w:noProof/>
                 <w:webHidden/>
               </w:rPr>
-              <w:t>23</w:t>
+              <w:t>13</w:t>
             </w:r>
             <w:r>
               <w:rPr>
@@ -857,7 +1112,7 @@
               <w14:ligatures w14:val="standardContextual"/>
             </w:rPr>
           </w:pPr>
-          <w:hyperlink w:anchor="_Toc205456571" w:history="1">
+          <w:hyperlink w:anchor="_Toc207276207" w:history="1">
             <w:r>
               <w:rPr>
                 <w:rStyle w:val="Hipervnculo"/>
@@ -886,7 +1141,7 @@
                 <w:noProof/>
                 <w:webHidden/>
               </w:rPr>
-              <w:instrText xml:space="preserve"> PAGEREF _Toc205456571 \h </w:instrText>
+              <w:instrText xml:space="preserve"> PAGEREF _Toc207276207 \h </w:instrText>
             </w:r>
             <w:r>
               <w:rPr>
@@ -906,7 +1161,7 @@
                 <w:noProof/>
                 <w:webHidden/>
               </w:rPr>
-              <w:t>24</w:t>
+              <w:t>14</w:t>
             </w:r>
             <w:r>
               <w:rPr>
@@ -966,7 +1221,7 @@
           <w:bCs/>
         </w:rPr>
       </w:pPr>
-      <w:bookmarkStart w:id="0" w:name="_Toc205456566"/>
+      <w:bookmarkStart w:id="0" w:name="_Toc207276199"/>
       <w:r>
         <w:rPr>
           <w:b/>
@@ -999,23 +1254,7 @@
           <w:sz w:val="22"/>
           <w:szCs w:val="22"/>
         </w:rPr>
-        <w:t xml:space="preserve">Aplicar técnicas de diferenciación y análisis de funciones utilizando Python en </w:t>
-      </w:r>
-      <w:proofErr w:type="spellStart"/>
-      <w:r>
-        <w:rPr>
-          <w:sz w:val="22"/>
-          <w:szCs w:val="22"/>
-        </w:rPr>
-        <w:t>Jupyter</w:t>
-      </w:r>
-      <w:proofErr w:type="spellEnd"/>
-      <w:r>
-        <w:rPr>
-          <w:sz w:val="22"/>
-          <w:szCs w:val="22"/>
-        </w:rPr>
-        <w:t xml:space="preserve"> Notebook, integrando conceptos de cálculo y probabilidad.</w:t>
+        <w:t>Aplicar técnicas de diferenciación y análisis de funciones utilizando Python en Jupyter Notebook, integrando conceptos de cálculo y probabilidad.</w:t>
       </w:r>
     </w:p>
     <w:p>
@@ -1038,7 +1277,7 @@
           <w:bCs/>
         </w:rPr>
       </w:pPr>
-      <w:bookmarkStart w:id="1" w:name="_Toc205456567"/>
+      <w:bookmarkStart w:id="1" w:name="_Toc207276200"/>
       <w:r>
         <w:rPr>
           <w:b/>
@@ -1075,29 +1314,7 @@
           <w:sz w:val="22"/>
           <w:szCs w:val="22"/>
         </w:rPr>
-        <w:t xml:space="preserve">Utiliza un cuaderno de </w:t>
-      </w:r>
-      <w:proofErr w:type="spellStart"/>
-      <w:r>
-        <w:rPr>
-          <w:rFonts w:cstheme="minorHAnsi"/>
-          <w:b/>
-          <w:bCs/>
-          <w:sz w:val="22"/>
-          <w:szCs w:val="22"/>
-        </w:rPr>
-        <w:t>Jupyter</w:t>
-      </w:r>
-      <w:proofErr w:type="spellEnd"/>
-      <w:r>
-        <w:rPr>
-          <w:rFonts w:cstheme="minorHAnsi"/>
-          <w:b/>
-          <w:bCs/>
-          <w:sz w:val="22"/>
-          <w:szCs w:val="22"/>
-        </w:rPr>
-        <w:t xml:space="preserve"> Notebook y el lenguaje de programación Python para realizar las siguientes operaciones:</w:t>
+        <w:t>Utiliza un cuaderno de Jupyter Notebook y el lenguaje de programación Python para realizar las siguientes operaciones:</w:t>
       </w:r>
     </w:p>
     <w:p>
@@ -1519,27 +1736,7 @@
           <w:sz w:val="22"/>
           <w:szCs w:val="22"/>
         </w:rPr>
-        <w:t>A. f(</w:t>
-      </w:r>
-      <w:proofErr w:type="spellStart"/>
-      <w:proofErr w:type="gramStart"/>
-      <w:r>
-        <w:rPr>
-          <w:rFonts w:cstheme="minorHAnsi"/>
-          <w:sz w:val="22"/>
-          <w:szCs w:val="22"/>
-        </w:rPr>
-        <w:t>x,y</w:t>
-      </w:r>
-      <w:proofErr w:type="spellEnd"/>
-      <w:proofErr w:type="gramEnd"/>
-      <w:r>
-        <w:rPr>
-          <w:rFonts w:cstheme="minorHAnsi"/>
-          <w:sz w:val="22"/>
-          <w:szCs w:val="22"/>
-        </w:rPr>
-        <w:t>)</w:t>
+        <w:t>A. f(x,y)</w:t>
       </w:r>
       <w:r>
         <w:rPr>
@@ -1700,27 +1897,7 @@
           <w:sz w:val="22"/>
           <w:szCs w:val="22"/>
         </w:rPr>
-        <w:t>B. f(</w:t>
-      </w:r>
-      <w:proofErr w:type="spellStart"/>
-      <w:proofErr w:type="gramStart"/>
-      <w:r>
-        <w:rPr>
-          <w:rFonts w:cstheme="minorHAnsi"/>
-          <w:sz w:val="22"/>
-          <w:szCs w:val="22"/>
-        </w:rPr>
-        <w:t>x,y</w:t>
-      </w:r>
-      <w:proofErr w:type="spellEnd"/>
-      <w:proofErr w:type="gramEnd"/>
-      <w:r>
-        <w:rPr>
-          <w:rFonts w:cstheme="minorHAnsi"/>
-          <w:sz w:val="22"/>
-          <w:szCs w:val="22"/>
-        </w:rPr>
-        <w:t>)</w:t>
+        <w:t>B. f(x,y)</w:t>
       </w:r>
       <w:r>
         <w:rPr>
@@ -1872,27 +2049,7 @@
           <w:sz w:val="22"/>
           <w:szCs w:val="22"/>
         </w:rPr>
-        <w:t>A. f(</w:t>
-      </w:r>
-      <w:proofErr w:type="spellStart"/>
-      <w:proofErr w:type="gramStart"/>
-      <w:r>
-        <w:rPr>
-          <w:rFonts w:cstheme="minorHAnsi"/>
-          <w:sz w:val="22"/>
-          <w:szCs w:val="22"/>
-        </w:rPr>
-        <w:t>x,y</w:t>
-      </w:r>
-      <w:proofErr w:type="spellEnd"/>
-      <w:proofErr w:type="gramEnd"/>
-      <w:r>
-        <w:rPr>
-          <w:rFonts w:cstheme="minorHAnsi"/>
-          <w:sz w:val="22"/>
-          <w:szCs w:val="22"/>
-        </w:rPr>
-        <w:t>)=</w:t>
+        <w:t>A. f(x,y)=</w:t>
       </w:r>
       <w:r>
         <w:rPr>
@@ -2011,27 +2168,7 @@
           <w:sz w:val="22"/>
           <w:szCs w:val="22"/>
         </w:rPr>
-        <w:t>B. f(</w:t>
-      </w:r>
-      <w:proofErr w:type="spellStart"/>
-      <w:proofErr w:type="gramStart"/>
-      <w:r>
-        <w:rPr>
-          <w:rFonts w:cstheme="minorHAnsi"/>
-          <w:sz w:val="22"/>
-          <w:szCs w:val="22"/>
-        </w:rPr>
-        <w:t>x,y</w:t>
-      </w:r>
-      <w:proofErr w:type="spellEnd"/>
-      <w:proofErr w:type="gramEnd"/>
-      <w:r>
-        <w:rPr>
-          <w:rFonts w:cstheme="minorHAnsi"/>
-          <w:sz w:val="22"/>
-          <w:szCs w:val="22"/>
-        </w:rPr>
-        <w:t>)=sin</w:t>
+        <w:t>B. f(x,y)=sin</w:t>
       </w:r>
       <w:r>
         <w:rPr>
@@ -2369,25 +2506,7 @@
           <w:sz w:val="22"/>
           <w:szCs w:val="22"/>
         </w:rPr>
-        <w:t xml:space="preserve">Implementa tu solución en un cuaderno de </w:t>
-      </w:r>
-      <w:proofErr w:type="spellStart"/>
-      <w:r>
-        <w:rPr>
-          <w:rFonts w:cstheme="minorHAnsi"/>
-          <w:sz w:val="22"/>
-          <w:szCs w:val="22"/>
-        </w:rPr>
-        <w:t>Jupyter</w:t>
-      </w:r>
-      <w:proofErr w:type="spellEnd"/>
-      <w:r>
-        <w:rPr>
-          <w:rFonts w:cstheme="minorHAnsi"/>
-          <w:sz w:val="22"/>
-          <w:szCs w:val="22"/>
-        </w:rPr>
-        <w:t xml:space="preserve"> Notebook utilizando Python.</w:t>
+        <w:t>Implementa tu solución en un cuaderno de Jupyter Notebook utilizando Python.</w:t>
       </w:r>
     </w:p>
     <w:p>
@@ -2492,29 +2611,7 @@
           <w:sz w:val="22"/>
           <w:szCs w:val="22"/>
         </w:rPr>
-        <w:t xml:space="preserve">Utilizando un cuaderno de </w:t>
-      </w:r>
-      <w:proofErr w:type="spellStart"/>
-      <w:r>
-        <w:rPr>
-          <w:rFonts w:cstheme="minorHAnsi"/>
-          <w:b/>
-          <w:bCs/>
-          <w:sz w:val="22"/>
-          <w:szCs w:val="22"/>
-        </w:rPr>
-        <w:t>Jupyter</w:t>
-      </w:r>
-      <w:proofErr w:type="spellEnd"/>
-      <w:r>
-        <w:rPr>
-          <w:rFonts w:cstheme="minorHAnsi"/>
-          <w:b/>
-          <w:bCs/>
-          <w:sz w:val="22"/>
-          <w:szCs w:val="22"/>
-        </w:rPr>
-        <w:t xml:space="preserve"> Notebook y el lenguaje de programación Python, realiza las siguientes operaciones:</w:t>
+        <w:t>Utilizando un cuaderno de Jupyter Notebook y el lenguaje de programación Python, realiza las siguientes operaciones:</w:t>
       </w:r>
     </w:p>
     <w:p>
@@ -2536,72 +2633,8 @@
           <w:sz w:val="22"/>
           <w:szCs w:val="22"/>
         </w:rPr>
-        <w:t xml:space="preserve">Importa a tu espacio de trabajo el siguiente </w:t>
-      </w:r>
-      <w:proofErr w:type="spellStart"/>
-      <w:r>
-        <w:rPr>
-          <w:rFonts w:cstheme="minorHAnsi"/>
-          <w:sz w:val="22"/>
-          <w:szCs w:val="22"/>
-        </w:rPr>
-        <w:t>dataset</w:t>
-      </w:r>
-      <w:proofErr w:type="spellEnd"/>
-      <w:r>
-        <w:rPr>
-          <w:rFonts w:cstheme="minorHAnsi"/>
-          <w:sz w:val="22"/>
-          <w:szCs w:val="22"/>
-        </w:rPr>
-        <w:t xml:space="preserve">: Forest </w:t>
-      </w:r>
-      <w:proofErr w:type="spellStart"/>
-      <w:r>
-        <w:rPr>
-          <w:rFonts w:cstheme="minorHAnsi"/>
-          <w:sz w:val="22"/>
-          <w:szCs w:val="22"/>
-        </w:rPr>
-        <w:t>Fires</w:t>
-      </w:r>
-      <w:proofErr w:type="spellEnd"/>
-      <w:r>
-        <w:rPr>
-          <w:rFonts w:cstheme="minorHAnsi"/>
-          <w:sz w:val="22"/>
-          <w:szCs w:val="22"/>
-        </w:rPr>
-        <w:t xml:space="preserve"> </w:t>
-      </w:r>
-      <w:proofErr w:type="spellStart"/>
-      <w:r>
-        <w:rPr>
-          <w:rFonts w:cstheme="minorHAnsi"/>
-          <w:sz w:val="22"/>
-          <w:szCs w:val="22"/>
-        </w:rPr>
-        <w:t>Dataset</w:t>
-      </w:r>
-      <w:proofErr w:type="spellEnd"/>
-      <w:r>
-        <w:rPr>
-          <w:rFonts w:cstheme="minorHAnsi"/>
-          <w:sz w:val="22"/>
-          <w:szCs w:val="22"/>
-        </w:rPr>
-        <w:t xml:space="preserve"> en </w:t>
-      </w:r>
-      <w:proofErr w:type="spellStart"/>
-      <w:r>
-        <w:rPr>
-          <w:rFonts w:cstheme="minorHAnsi"/>
-          <w:sz w:val="22"/>
-          <w:szCs w:val="22"/>
-        </w:rPr>
-        <w:t>Kaggle</w:t>
-      </w:r>
-      <w:proofErr w:type="spellEnd"/>
+        <w:t>Importa a tu espacio de trabajo el siguiente dataset: Forest Fires Dataset en Kaggle</w:t>
+      </w:r>
     </w:p>
     <w:p>
       <w:pPr>
@@ -2769,7 +2802,6 @@
           <w:szCs w:val="32"/>
         </w:rPr>
       </w:pPr>
-      <w:bookmarkStart w:id="2" w:name="_Toc205456569"/>
       <w:r>
         <w:rPr>
           <w:b/>
@@ -2787,6 +2819,7 @@
           <w:bCs/>
         </w:rPr>
       </w:pPr>
+      <w:bookmarkStart w:id="2" w:name="_Toc207276201"/>
       <w:r>
         <w:rPr>
           <w:b/>
@@ -2835,56 +2868,22 @@
           <w:sz w:val="22"/>
           <w:szCs w:val="22"/>
         </w:rPr>
-        <w:t xml:space="preserve"> un cuaderno de </w:t>
-      </w:r>
-      <w:proofErr w:type="spellStart"/>
-      <w:r>
-        <w:rPr>
-          <w:rFonts w:cstheme="minorHAnsi"/>
-          <w:b/>
-          <w:bCs/>
-          <w:sz w:val="22"/>
-          <w:szCs w:val="22"/>
-        </w:rPr>
-        <w:t>Jupyter</w:t>
-      </w:r>
-      <w:proofErr w:type="spellEnd"/>
-      <w:r>
-        <w:rPr>
-          <w:rFonts w:cstheme="minorHAnsi"/>
-          <w:b/>
-          <w:bCs/>
-          <w:sz w:val="22"/>
-          <w:szCs w:val="22"/>
-        </w:rPr>
-        <w:t xml:space="preserve"> Notebook y el lenguaje de programación Python realiza las siguientes operaciones:</w:t>
-      </w:r>
-    </w:p>
-    <w:p>
-      <w:pPr>
-        <w:pStyle w:val="Prrafodelista"/>
+        <w:t xml:space="preserve"> un cuaderno de Jupyter Notebook y el lenguaje de programación Python realiza las siguientes operaciones:</w:t>
+      </w:r>
+    </w:p>
+    <w:p>
+      <w:pPr>
+        <w:pStyle w:val="Ttulo1"/>
         <w:numPr>
           <w:ilvl w:val="0"/>
-          <w:numId w:val="21"/>
+          <w:numId w:val="37"/>
         </w:numPr>
-        <w:rPr>
-          <w:rFonts w:cstheme="minorHAnsi"/>
-          <w:b/>
-          <w:bCs/>
-          <w:sz w:val="22"/>
-          <w:szCs w:val="22"/>
-        </w:rPr>
-      </w:pPr>
-      <w:r>
-        <w:rPr>
-          <w:rFonts w:cstheme="minorHAnsi"/>
-          <w:b/>
-          <w:bCs/>
-          <w:sz w:val="22"/>
-          <w:szCs w:val="22"/>
-        </w:rPr>
+      </w:pPr>
+      <w:bookmarkStart w:id="3" w:name="_Toc207276202"/>
+      <w:r>
         <w:t>Derivadas</w:t>
       </w:r>
+      <w:bookmarkEnd w:id="3"/>
     </w:p>
     <w:p>
       <w:pPr>
@@ -3422,7 +3421,7 @@
           <w:szCs w:val="22"/>
         </w:rPr>
         <w:drawing>
-          <wp:anchor distT="0" distB="0" distL="114300" distR="114300" simplePos="0" relativeHeight="251659264" behindDoc="0" locked="0" layoutInCell="1" allowOverlap="1" wp14:anchorId="5485C514" wp14:editId="3C52C700">
+          <wp:anchor distT="0" distB="0" distL="114300" distR="114300" simplePos="0" relativeHeight="251659264" behindDoc="0" locked="0" layoutInCell="1" allowOverlap="1" wp14:anchorId="5485C514" wp14:editId="03AB01B6">
             <wp:simplePos x="0" y="0"/>
             <wp:positionH relativeFrom="column">
               <wp:posOffset>53340</wp:posOffset>
@@ -3494,57 +3493,1644 @@
     </w:p>
     <w:p>
       <w:pPr>
-        <w:rPr>
-          <w:rFonts w:cstheme="minorHAnsi"/>
+        <w:pStyle w:val="Ttulo1"/>
+        <w:numPr>
+          <w:ilvl w:val="0"/>
+          <w:numId w:val="37"/>
+        </w:numPr>
+        <w:spacing w:after="240"/>
+      </w:pPr>
+      <w:bookmarkStart w:id="4" w:name="_Toc207276203"/>
+      <w:r>
+        <w:t>Derivadas parciales en Python</w:t>
+      </w:r>
+      <w:bookmarkEnd w:id="4"/>
+    </w:p>
+    <w:p>
+      <w:pPr>
+        <w:rPr>
           <w:b/>
           <w:bCs/>
-          <w:sz w:val="22"/>
-          <w:szCs w:val="22"/>
-        </w:rPr>
-      </w:pPr>
-      <w:bookmarkStart w:id="3" w:name="_Toc205456570"/>
-      <w:r>
-        <w:rPr>
-          <w:rFonts w:cstheme="minorHAnsi"/>
+        </w:rPr>
+      </w:pPr>
+      <w:r>
+        <w:rPr>
           <w:b/>
           <w:bCs/>
-          <w:sz w:val="22"/>
-          <w:szCs w:val="22"/>
-        </w:rPr>
-        <w:t>3.</w:t>
-      </w:r>
-      <w:r>
-        <w:rPr>
-          <w:rFonts w:cstheme="minorHAnsi"/>
+        </w:rPr>
+        <w:t>Calcula las primeras derivadas parciales de las siguientes funciones:</w:t>
+      </w:r>
+    </w:p>
+    <w:p>
+      <w:pPr>
+        <w:numPr>
+          <w:ilvl w:val="0"/>
+          <w:numId w:val="33"/>
+        </w:numPr>
+      </w:pPr>
+      <w:r>
+        <w:t xml:space="preserve">A. </w:t>
+      </w:r>
+      <m:oMath>
+        <m:r>
+          <w:rPr>
+            <w:rFonts w:ascii="Cambria Math" w:hAnsi="Cambria Math"/>
+          </w:rPr>
+          <m:t>f</m:t>
+        </m:r>
+        <m:d>
+          <m:dPr>
+            <m:ctrlPr>
+              <w:rPr>
+                <w:rFonts w:ascii="Cambria Math" w:hAnsi="Cambria Math"/>
+                <w:i/>
+              </w:rPr>
+            </m:ctrlPr>
+          </m:dPr>
+          <m:e>
+            <m:r>
+              <w:rPr>
+                <w:rFonts w:ascii="Cambria Math" w:hAnsi="Cambria Math"/>
+              </w:rPr>
+              <m:t>x,y</m:t>
+            </m:r>
+          </m:e>
+        </m:d>
+        <m:r>
+          <w:rPr>
+            <w:rFonts w:ascii="Cambria Math" w:hAnsi="Cambria Math"/>
+          </w:rPr>
+          <m:t>=4</m:t>
+        </m:r>
+        <m:sSup>
+          <m:sSupPr>
+            <m:ctrlPr>
+              <w:rPr>
+                <w:rFonts w:ascii="Cambria Math" w:hAnsi="Cambria Math"/>
+                <w:i/>
+              </w:rPr>
+            </m:ctrlPr>
+          </m:sSupPr>
+          <m:e>
+            <m:r>
+              <w:rPr>
+                <w:rFonts w:ascii="Cambria Math" w:hAnsi="Cambria Math"/>
+              </w:rPr>
+              <m:t>x</m:t>
+            </m:r>
+          </m:e>
+          <m:sup>
+            <m:r>
+              <w:rPr>
+                <w:rFonts w:ascii="Cambria Math" w:hAnsi="Cambria Math"/>
+              </w:rPr>
+              <m:t>3</m:t>
+            </m:r>
+          </m:sup>
+        </m:sSup>
+        <m:r>
+          <w:rPr>
+            <w:rFonts w:ascii="Cambria Math" w:hAnsi="Cambria Math"/>
+          </w:rPr>
+          <m:t>y+5</m:t>
+        </m:r>
+        <m:sSup>
+          <m:sSupPr>
+            <m:ctrlPr>
+              <w:rPr>
+                <w:rFonts w:ascii="Cambria Math" w:hAnsi="Cambria Math"/>
+                <w:i/>
+              </w:rPr>
+            </m:ctrlPr>
+          </m:sSupPr>
+          <m:e>
+            <m:r>
+              <w:rPr>
+                <w:rFonts w:ascii="Cambria Math" w:hAnsi="Cambria Math"/>
+              </w:rPr>
+              <m:t>y</m:t>
+            </m:r>
+          </m:e>
+          <m:sup>
+            <m:r>
+              <w:rPr>
+                <w:rFonts w:ascii="Cambria Math" w:hAnsi="Cambria Math"/>
+              </w:rPr>
+              <m:t>2</m:t>
+            </m:r>
+          </m:sup>
+        </m:sSup>
+        <m:r>
+          <w:rPr>
+            <w:rFonts w:ascii="Cambria Math" w:hAnsi="Cambria Math"/>
+          </w:rPr>
+          <m:t>-7x</m:t>
+        </m:r>
+      </m:oMath>
+      <w:r>
+        <w:t xml:space="preserve"> </w:t>
+      </w:r>
+    </w:p>
+    <w:p>
+      <w:pPr>
+        <w:numPr>
+          <w:ilvl w:val="0"/>
+          <w:numId w:val="33"/>
+        </w:numPr>
+      </w:pPr>
+      <w:r>
+        <w:t xml:space="preserve">B. </w:t>
+      </w:r>
+      <m:oMath>
+        <m:r>
+          <w:rPr>
+            <w:rFonts w:ascii="Cambria Math" w:hAnsi="Cambria Math"/>
+          </w:rPr>
+          <m:t>f</m:t>
+        </m:r>
+        <m:d>
+          <m:dPr>
+            <m:ctrlPr>
+              <w:rPr>
+                <w:rFonts w:ascii="Cambria Math" w:hAnsi="Cambria Math"/>
+                <w:i/>
+              </w:rPr>
+            </m:ctrlPr>
+          </m:dPr>
+          <m:e>
+            <m:r>
+              <w:rPr>
+                <w:rFonts w:ascii="Cambria Math" w:hAnsi="Cambria Math"/>
+              </w:rPr>
+              <m:t>x,y</m:t>
+            </m:r>
+          </m:e>
+        </m:d>
+        <m:r>
+          <w:rPr>
+            <w:rFonts w:ascii="Cambria Math" w:hAnsi="Cambria Math"/>
+          </w:rPr>
+          <m:t>=</m:t>
+        </m:r>
+        <m:f>
+          <m:fPr>
+            <m:ctrlPr>
+              <w:rPr>
+                <w:rFonts w:ascii="Cambria Math" w:hAnsi="Cambria Math"/>
+              </w:rPr>
+            </m:ctrlPr>
+          </m:fPr>
+          <m:num>
+            <m:sSup>
+              <m:sSupPr>
+                <m:ctrlPr>
+                  <w:rPr>
+                    <w:rFonts w:ascii="Cambria Math" w:hAnsi="Cambria Math"/>
+                    <w:i/>
+                  </w:rPr>
+                </m:ctrlPr>
+              </m:sSupPr>
+              <m:e>
+                <m:r>
+                  <w:rPr>
+                    <w:rFonts w:ascii="Cambria Math" w:hAnsi="Cambria Math"/>
+                  </w:rPr>
+                  <m:t>y</m:t>
+                </m:r>
+              </m:e>
+              <m:sup>
+                <m:r>
+                  <w:rPr>
+                    <w:rFonts w:ascii="Cambria Math" w:hAnsi="Cambria Math"/>
+                  </w:rPr>
+                  <m:t>2</m:t>
+                </m:r>
+              </m:sup>
+            </m:sSup>
+            <m:ctrlPr>
+              <w:rPr>
+                <w:rFonts w:ascii="Cambria Math" w:hAnsi="Cambria Math"/>
+                <w:i/>
+              </w:rPr>
+            </m:ctrlPr>
+          </m:num>
+          <m:den>
+            <m:r>
+              <w:rPr>
+                <w:rFonts w:ascii="Cambria Math" w:hAnsi="Cambria Math"/>
+              </w:rPr>
+              <m:t>1-</m:t>
+            </m:r>
+            <m:sSup>
+              <m:sSupPr>
+                <m:ctrlPr>
+                  <w:rPr>
+                    <w:rFonts w:ascii="Cambria Math" w:hAnsi="Cambria Math"/>
+                    <w:i/>
+                  </w:rPr>
+                </m:ctrlPr>
+              </m:sSupPr>
+              <m:e>
+                <m:r>
+                  <w:rPr>
+                    <w:rFonts w:ascii="Cambria Math" w:hAnsi="Cambria Math"/>
+                  </w:rPr>
+                  <m:t>e</m:t>
+                </m:r>
+              </m:e>
+              <m:sup>
+                <m:r>
+                  <w:rPr>
+                    <w:rFonts w:ascii="Cambria Math" w:hAnsi="Cambria Math"/>
+                  </w:rPr>
+                  <m:t>x</m:t>
+                </m:r>
+              </m:sup>
+            </m:sSup>
+            <m:ctrlPr>
+              <w:rPr>
+                <w:rFonts w:ascii="Cambria Math" w:hAnsi="Cambria Math"/>
+                <w:i/>
+              </w:rPr>
+            </m:ctrlPr>
+          </m:den>
+        </m:f>
+      </m:oMath>
+    </w:p>
+    <w:p>
+      <w:pPr>
+        <w:rPr>
+          <w:rFonts w:asciiTheme="majorHAnsi" w:eastAsiaTheme="majorEastAsia" w:hAnsiTheme="majorHAnsi" w:cstheme="majorBidi"/>
+          <w:color w:val="2F5496" w:themeColor="accent1" w:themeShade="BF"/>
+          <w:sz w:val="32"/>
+          <w:szCs w:val="32"/>
+        </w:rPr>
+      </w:pPr>
+      <w:r>
+        <w:rPr>
+          <w:rFonts w:asciiTheme="majorHAnsi" w:eastAsiaTheme="majorEastAsia" w:hAnsiTheme="majorHAnsi" w:cstheme="majorBidi"/>
+          <w:color w:val="2F5496" w:themeColor="accent1" w:themeShade="BF"/>
+          <w:sz w:val="32"/>
+          <w:szCs w:val="32"/>
+        </w:rPr>
+        <w:br w:type="page"/>
+      </w:r>
+    </w:p>
+    <w:p>
+      <w:pPr>
+        <w:rPr>
+          <w:rFonts w:eastAsiaTheme="majorEastAsia" w:cstheme="minorHAnsi"/>
+          <w:sz w:val="22"/>
+          <w:szCs w:val="22"/>
+        </w:rPr>
+      </w:pPr>
+      <w:r>
+        <w:rPr>
+          <w:rFonts w:asciiTheme="majorHAnsi" w:eastAsiaTheme="majorEastAsia" w:hAnsiTheme="majorHAnsi" w:cstheme="majorBidi"/>
+          <w:noProof/>
+          <w:color w:val="2F5496" w:themeColor="accent1" w:themeShade="BF"/>
+          <w:sz w:val="32"/>
+          <w:szCs w:val="32"/>
+        </w:rPr>
+        <w:lastRenderedPageBreak/>
+        <w:drawing>
+          <wp:anchor distT="0" distB="0" distL="114300" distR="114300" simplePos="0" relativeHeight="251661312" behindDoc="0" locked="0" layoutInCell="1" allowOverlap="1" wp14:anchorId="74343DC6" wp14:editId="4F8AA3D9">
+            <wp:simplePos x="0" y="0"/>
+            <wp:positionH relativeFrom="margin">
+              <wp:posOffset>-60960</wp:posOffset>
+            </wp:positionH>
+            <wp:positionV relativeFrom="paragraph">
+              <wp:posOffset>130175</wp:posOffset>
+            </wp:positionV>
+            <wp:extent cx="5612130" cy="2515235"/>
+            <wp:effectExtent l="57150" t="57150" r="102870" b="94615"/>
+            <wp:wrapTopAndBottom/>
+            <wp:docPr id="687263102" name="Imagen 1" descr="Interfaz de usuario gráfica, Texto, Aplicación&#10;&#10;El contenido generado por IA puede ser incorrecto."/>
+            <wp:cNvGraphicFramePr>
+              <a:graphicFrameLocks xmlns:a="http://schemas.openxmlformats.org/drawingml/2006/main" noChangeAspect="1"/>
+            </wp:cNvGraphicFramePr>
+            <a:graphic xmlns:a="http://schemas.openxmlformats.org/drawingml/2006/main">
+              <a:graphicData uri="http://schemas.openxmlformats.org/drawingml/2006/picture">
+                <pic:pic xmlns:pic="http://schemas.openxmlformats.org/drawingml/2006/picture">
+                  <pic:nvPicPr>
+                    <pic:cNvPr id="687263102" name="Imagen 1" descr="Interfaz de usuario gráfica, Texto, Aplicación&#10;&#10;El contenido generado por IA puede ser incorrecto."/>
+                    <pic:cNvPicPr/>
+                  </pic:nvPicPr>
+                  <pic:blipFill>
+                    <a:blip r:embed="rId10">
+                      <a:extLst>
+                        <a:ext uri="{28A0092B-C50C-407E-A947-70E740481C1C}">
+                          <a14:useLocalDpi xmlns:a14="http://schemas.microsoft.com/office/drawing/2010/main" val="0"/>
+                        </a:ext>
+                      </a:extLst>
+                    </a:blip>
+                    <a:stretch>
+                      <a:fillRect/>
+                    </a:stretch>
+                  </pic:blipFill>
+                  <pic:spPr>
+                    <a:xfrm>
+                      <a:off x="0" y="0"/>
+                      <a:ext cx="5612130" cy="2515235"/>
+                    </a:xfrm>
+                    <a:prstGeom prst="rect">
+                      <a:avLst/>
+                    </a:prstGeom>
+                    <a:ln>
+                      <a:solidFill>
+                        <a:schemeClr val="tx1"/>
+                      </a:solidFill>
+                    </a:ln>
+                    <a:effectLst>
+                      <a:outerShdw blurRad="50800" dist="38100" dir="2700000" algn="tl" rotWithShape="0">
+                        <a:prstClr val="black">
+                          <a:alpha val="40000"/>
+                        </a:prstClr>
+                      </a:outerShdw>
+                    </a:effectLst>
+                  </pic:spPr>
+                </pic:pic>
+              </a:graphicData>
+            </a:graphic>
+          </wp:anchor>
+        </w:drawing>
+      </w:r>
+      <w:r>
+        <w:rPr>
+          <w:rFonts w:eastAsiaTheme="majorEastAsia" w:cstheme="minorHAnsi"/>
+          <w:sz w:val="22"/>
+          <w:szCs w:val="22"/>
+        </w:rPr>
+        <w:t xml:space="preserve">Para mayor claridad, </w:t>
+      </w:r>
+      <w:r>
+        <w:rPr>
+          <w:rFonts w:eastAsiaTheme="majorEastAsia" w:cstheme="minorHAnsi"/>
+          <w:sz w:val="22"/>
+          <w:szCs w:val="22"/>
+        </w:rPr>
+        <w:t xml:space="preserve">presentamos </w:t>
+      </w:r>
+      <w:r>
+        <w:rPr>
+          <w:rFonts w:eastAsiaTheme="majorEastAsia" w:cstheme="minorHAnsi"/>
+          <w:sz w:val="22"/>
+          <w:szCs w:val="22"/>
+        </w:rPr>
+        <w:t>las ecuaciones resultantes</w:t>
+      </w:r>
+      <w:r>
+        <w:rPr>
+          <w:rFonts w:eastAsiaTheme="majorEastAsia" w:cstheme="minorHAnsi"/>
+          <w:sz w:val="22"/>
+          <w:szCs w:val="22"/>
+        </w:rPr>
+        <w:t xml:space="preserve"> de las </w:t>
+      </w:r>
+      <w:r>
+        <w:rPr>
+          <w:rFonts w:eastAsiaTheme="majorEastAsia" w:cstheme="minorHAnsi"/>
+          <w:sz w:val="22"/>
+          <w:szCs w:val="22"/>
+        </w:rPr>
+        <w:t>primeras derivadas parciales</w:t>
+      </w:r>
+      <w:r>
+        <w:rPr>
+          <w:rFonts w:eastAsiaTheme="majorEastAsia" w:cstheme="minorHAnsi"/>
+          <w:sz w:val="22"/>
+          <w:szCs w:val="22"/>
+        </w:rPr>
+        <w:t>:</w:t>
+      </w:r>
+    </w:p>
+    <w:p>
+      <w:pPr>
+        <w:rPr>
+          <w:rFonts w:eastAsiaTheme="majorEastAsia" w:cstheme="minorHAnsi"/>
           <w:b/>
           <w:bCs/>
           <w:sz w:val="22"/>
           <w:szCs w:val="22"/>
         </w:rPr>
-        <w:t xml:space="preserve">- </w:t>
-      </w:r>
-      <w:r>
-        <w:rPr>
-          <w:rFonts w:cstheme="minorHAnsi"/>
+      </w:pPr>
+      <w:r>
+        <w:rPr>
+          <w:rFonts w:eastAsiaTheme="majorEastAsia" w:cstheme="minorHAnsi"/>
           <w:b/>
           <w:bCs/>
           <w:sz w:val="22"/>
           <w:szCs w:val="22"/>
         </w:rPr>
+        <w:t xml:space="preserve">Función </w:t>
+      </w:r>
+      <w:r>
+        <w:rPr>
+          <w:rFonts w:eastAsiaTheme="majorEastAsia" w:cstheme="minorHAnsi"/>
+          <w:b/>
+          <w:bCs/>
+          <w:sz w:val="22"/>
+          <w:szCs w:val="22"/>
+        </w:rPr>
+        <w:t>A</w:t>
+      </w:r>
+    </w:p>
+    <w:p>
+      <w:pPr>
+        <w:numPr>
+          <w:ilvl w:val="0"/>
+          <w:numId w:val="33"/>
+        </w:numPr>
+      </w:pPr>
+      <m:oMath>
+        <m:r>
+          <w:rPr>
+            <w:rFonts w:ascii="Cambria Math" w:hAnsi="Cambria Math"/>
+          </w:rPr>
+          <m:t>f</m:t>
+        </m:r>
+        <m:d>
+          <m:dPr>
+            <m:ctrlPr>
+              <w:rPr>
+                <w:rFonts w:ascii="Cambria Math" w:hAnsi="Cambria Math"/>
+                <w:i/>
+              </w:rPr>
+            </m:ctrlPr>
+          </m:dPr>
+          <m:e>
+            <m:r>
+              <w:rPr>
+                <w:rFonts w:ascii="Cambria Math" w:hAnsi="Cambria Math"/>
+              </w:rPr>
+              <m:t>x,y</m:t>
+            </m:r>
+          </m:e>
+        </m:d>
+        <m:r>
+          <w:rPr>
+            <w:rFonts w:ascii="Cambria Math" w:hAnsi="Cambria Math"/>
+          </w:rPr>
+          <m:t>=4</m:t>
+        </m:r>
+        <m:sSup>
+          <m:sSupPr>
+            <m:ctrlPr>
+              <w:rPr>
+                <w:rFonts w:ascii="Cambria Math" w:hAnsi="Cambria Math"/>
+                <w:i/>
+              </w:rPr>
+            </m:ctrlPr>
+          </m:sSupPr>
+          <m:e>
+            <m:r>
+              <w:rPr>
+                <w:rFonts w:ascii="Cambria Math" w:hAnsi="Cambria Math"/>
+              </w:rPr>
+              <m:t>x</m:t>
+            </m:r>
+          </m:e>
+          <m:sup>
+            <m:r>
+              <w:rPr>
+                <w:rFonts w:ascii="Cambria Math" w:hAnsi="Cambria Math"/>
+              </w:rPr>
+              <m:t>3</m:t>
+            </m:r>
+          </m:sup>
+        </m:sSup>
+        <m:r>
+          <w:rPr>
+            <w:rFonts w:ascii="Cambria Math" w:hAnsi="Cambria Math"/>
+          </w:rPr>
+          <m:t>y+5</m:t>
+        </m:r>
+        <m:sSup>
+          <m:sSupPr>
+            <m:ctrlPr>
+              <w:rPr>
+                <w:rFonts w:ascii="Cambria Math" w:hAnsi="Cambria Math"/>
+                <w:i/>
+              </w:rPr>
+            </m:ctrlPr>
+          </m:sSupPr>
+          <m:e>
+            <m:r>
+              <w:rPr>
+                <w:rFonts w:ascii="Cambria Math" w:hAnsi="Cambria Math"/>
+              </w:rPr>
+              <m:t>y</m:t>
+            </m:r>
+          </m:e>
+          <m:sup>
+            <m:r>
+              <w:rPr>
+                <w:rFonts w:ascii="Cambria Math" w:hAnsi="Cambria Math"/>
+              </w:rPr>
+              <m:t>2</m:t>
+            </m:r>
+          </m:sup>
+        </m:sSup>
+        <m:r>
+          <w:rPr>
+            <w:rFonts w:ascii="Cambria Math" w:hAnsi="Cambria Math"/>
+          </w:rPr>
+          <m:t>-7x</m:t>
+        </m:r>
+      </m:oMath>
+      <w:r>
+        <w:t xml:space="preserve"> </w:t>
+      </w:r>
+    </w:p>
+    <w:p>
+      <w:pPr>
+        <w:rPr>
+          <w:rFonts w:eastAsiaTheme="majorEastAsia" w:cstheme="minorHAnsi"/>
+          <w:sz w:val="22"/>
+          <w:szCs w:val="22"/>
+        </w:rPr>
+      </w:pPr>
+    </w:p>
+    <w:p>
+      <w:pPr>
+        <w:rPr>
+          <w:rFonts w:eastAsiaTheme="majorEastAsia" w:cstheme="minorHAnsi"/>
+          <w:sz w:val="22"/>
+          <w:szCs w:val="22"/>
+        </w:rPr>
+      </w:pPr>
+      <w:r>
+        <w:rPr>
+          <w:rFonts w:eastAsiaTheme="majorEastAsia" w:cstheme="minorHAnsi"/>
+          <w:sz w:val="22"/>
+          <w:szCs w:val="22"/>
+        </w:rPr>
+        <w:t>Derivadas parciales:</w:t>
+      </w:r>
+    </w:p>
+    <w:p>
+      <w:pPr>
+        <w:rPr>
+          <w:rFonts w:eastAsiaTheme="majorEastAsia" w:cstheme="minorHAnsi"/>
+          <w:sz w:val="22"/>
+          <w:szCs w:val="22"/>
+        </w:rPr>
+      </w:pPr>
+      <w:r>
+        <w:rPr>
+          <w:rFonts w:eastAsiaTheme="majorEastAsia" w:cstheme="minorHAnsi"/>
+          <w:sz w:val="22"/>
+          <w:szCs w:val="22"/>
+        </w:rPr>
+        <w:t xml:space="preserve">Respecto a </w:t>
+      </w:r>
+      <m:oMath>
+        <m:r>
+          <w:rPr>
+            <w:rFonts w:ascii="Cambria Math" w:eastAsiaTheme="majorEastAsia" w:hAnsi="Cambria Math" w:cs="Cambria Math"/>
+            <w:sz w:val="22"/>
+            <w:szCs w:val="22"/>
+          </w:rPr>
+          <m:t>x</m:t>
+        </m:r>
+        <m:r>
+          <w:rPr>
+            <w:rFonts w:ascii="Cambria Math" w:eastAsiaTheme="majorEastAsia" w:hAnsi="Cambria Math" w:cstheme="minorHAnsi"/>
+            <w:sz w:val="22"/>
+            <w:szCs w:val="22"/>
+          </w:rPr>
+          <m:t>:</m:t>
+        </m:r>
+      </m:oMath>
+    </w:p>
+    <w:p>
+      <w:pPr>
+        <w:rPr>
+          <w:rFonts w:eastAsiaTheme="majorEastAsia" w:cstheme="minorHAnsi"/>
+          <w:sz w:val="22"/>
+          <w:szCs w:val="22"/>
+        </w:rPr>
+      </w:pPr>
+      <m:oMathPara>
+        <m:oMath>
+          <m:r>
+            <w:rPr>
+              <w:rFonts w:ascii="Cambria Math" w:eastAsiaTheme="majorEastAsia" w:hAnsi="Cambria Math" w:cstheme="minorHAnsi"/>
+              <w:sz w:val="22"/>
+              <w:szCs w:val="22"/>
+            </w:rPr>
+            <m:t>∂</m:t>
+          </m:r>
+          <m:r>
+            <w:rPr>
+              <w:rFonts w:ascii="Cambria Math" w:eastAsiaTheme="majorEastAsia" w:hAnsi="Cambria Math" w:cs="Cambria Math"/>
+              <w:sz w:val="22"/>
+              <w:szCs w:val="22"/>
+            </w:rPr>
+            <m:t>f/</m:t>
+          </m:r>
+          <m:r>
+            <w:rPr>
+              <w:rFonts w:ascii="Cambria Math" w:eastAsiaTheme="majorEastAsia" w:hAnsi="Cambria Math" w:cstheme="minorHAnsi"/>
+              <w:sz w:val="22"/>
+              <w:szCs w:val="22"/>
+            </w:rPr>
+            <m:t>∂</m:t>
+          </m:r>
+          <m:r>
+            <w:rPr>
+              <w:rFonts w:ascii="Cambria Math" w:eastAsiaTheme="majorEastAsia" w:hAnsi="Cambria Math" w:cs="Cambria Math"/>
+              <w:sz w:val="22"/>
+              <w:szCs w:val="22"/>
+            </w:rPr>
+            <m:t>x</m:t>
+          </m:r>
+          <m:r>
+            <w:rPr>
+              <w:rFonts w:ascii="Cambria Math" w:eastAsiaTheme="majorEastAsia" w:hAnsi="Cambria Math" w:cstheme="minorHAnsi"/>
+              <w:sz w:val="22"/>
+              <w:szCs w:val="22"/>
+            </w:rPr>
+            <m:t>=12</m:t>
+          </m:r>
+          <m:sSup>
+            <m:sSupPr>
+              <m:ctrlPr>
+                <w:rPr>
+                  <w:rFonts w:ascii="Cambria Math" w:eastAsiaTheme="majorEastAsia" w:hAnsi="Cambria Math" w:cs="Cambria Math"/>
+                  <w:i/>
+                  <w:sz w:val="22"/>
+                  <w:szCs w:val="22"/>
+                </w:rPr>
+              </m:ctrlPr>
+            </m:sSupPr>
+            <m:e>
+              <m:r>
+                <w:rPr>
+                  <w:rFonts w:ascii="Cambria Math" w:eastAsiaTheme="majorEastAsia" w:hAnsi="Cambria Math" w:cs="Cambria Math"/>
+                  <w:sz w:val="22"/>
+                  <w:szCs w:val="22"/>
+                </w:rPr>
+                <m:t>x</m:t>
+              </m:r>
+            </m:e>
+            <m:sup>
+              <m:r>
+                <w:rPr>
+                  <w:rFonts w:ascii="Cambria Math" w:eastAsiaTheme="majorEastAsia" w:hAnsi="Cambria Math" w:cs="Cambria Math"/>
+                  <w:sz w:val="22"/>
+                  <w:szCs w:val="22"/>
+                </w:rPr>
+                <m:t>2</m:t>
+              </m:r>
+            </m:sup>
+          </m:sSup>
+          <m:r>
+            <w:rPr>
+              <w:rFonts w:ascii="Cambria Math" w:eastAsiaTheme="majorEastAsia" w:hAnsi="Cambria Math" w:cs="Cambria Math"/>
+              <w:sz w:val="22"/>
+              <w:szCs w:val="22"/>
+            </w:rPr>
+            <m:t>y</m:t>
+          </m:r>
+          <m:r>
+            <w:rPr>
+              <w:rFonts w:ascii="Cambria Math" w:eastAsiaTheme="majorEastAsia" w:hAnsi="Cambria Math" w:cstheme="minorHAnsi"/>
+              <w:sz w:val="22"/>
+              <w:szCs w:val="22"/>
+            </w:rPr>
+            <m:t>-7</m:t>
+          </m:r>
+        </m:oMath>
+      </m:oMathPara>
+    </w:p>
+    <w:p>
+      <w:pPr>
+        <w:rPr>
+          <w:rFonts w:eastAsiaTheme="majorEastAsia" w:cstheme="minorHAnsi"/>
+          <w:sz w:val="22"/>
+          <w:szCs w:val="22"/>
+        </w:rPr>
+      </w:pPr>
+      <w:r>
+        <w:rPr>
+          <w:rFonts w:eastAsiaTheme="majorEastAsia" w:cstheme="minorHAnsi"/>
+          <w:sz w:val="22"/>
+          <w:szCs w:val="22"/>
+        </w:rPr>
+        <w:t xml:space="preserve">Respecto a </w:t>
+      </w:r>
+      <w:r>
+        <w:rPr>
+          <w:rFonts w:ascii="Cambria Math" w:eastAsiaTheme="majorEastAsia" w:hAnsi="Cambria Math" w:cs="Cambria Math"/>
+          <w:sz w:val="22"/>
+          <w:szCs w:val="22"/>
+        </w:rPr>
+        <w:t>𝑦</w:t>
+      </w:r>
+      <w:r>
+        <w:rPr>
+          <w:rFonts w:eastAsiaTheme="majorEastAsia" w:cstheme="minorHAnsi"/>
+          <w:sz w:val="22"/>
+          <w:szCs w:val="22"/>
+        </w:rPr>
+        <w:t>:</w:t>
+      </w:r>
+    </w:p>
+    <w:p>
+      <w:pPr>
+        <w:rPr>
+          <w:rFonts w:eastAsiaTheme="majorEastAsia" w:cstheme="minorHAnsi"/>
+          <w:sz w:val="22"/>
+          <w:szCs w:val="22"/>
+        </w:rPr>
+      </w:pPr>
+      <m:oMathPara>
+        <m:oMath>
+          <m:r>
+            <w:rPr>
+              <w:rFonts w:ascii="Cambria Math" w:eastAsiaTheme="majorEastAsia" w:hAnsi="Cambria Math" w:cstheme="minorHAnsi"/>
+              <w:sz w:val="22"/>
+              <w:szCs w:val="22"/>
+            </w:rPr>
+            <m:t>∂</m:t>
+          </m:r>
+          <m:r>
+            <w:rPr>
+              <w:rFonts w:ascii="Cambria Math" w:eastAsiaTheme="majorEastAsia" w:hAnsi="Cambria Math" w:cs="Cambria Math"/>
+              <w:sz w:val="22"/>
+              <w:szCs w:val="22"/>
+            </w:rPr>
+            <m:t>f/</m:t>
+          </m:r>
+          <m:r>
+            <w:rPr>
+              <w:rFonts w:ascii="Cambria Math" w:eastAsiaTheme="majorEastAsia" w:hAnsi="Cambria Math" w:cstheme="minorHAnsi"/>
+              <w:sz w:val="22"/>
+              <w:szCs w:val="22"/>
+            </w:rPr>
+            <m:t>∂</m:t>
+          </m:r>
+          <m:r>
+            <w:rPr>
+              <w:rFonts w:ascii="Cambria Math" w:eastAsiaTheme="majorEastAsia" w:hAnsi="Cambria Math" w:cs="Cambria Math"/>
+              <w:sz w:val="22"/>
+              <w:szCs w:val="22"/>
+            </w:rPr>
+            <m:t>y</m:t>
+          </m:r>
+          <m:r>
+            <w:rPr>
+              <w:rFonts w:ascii="Cambria Math" w:eastAsiaTheme="majorEastAsia" w:hAnsi="Cambria Math" w:cstheme="minorHAnsi"/>
+              <w:sz w:val="22"/>
+              <w:szCs w:val="22"/>
+            </w:rPr>
+            <m:t>=4</m:t>
+          </m:r>
+          <m:sSup>
+            <m:sSupPr>
+              <m:ctrlPr>
+                <w:rPr>
+                  <w:rFonts w:ascii="Cambria Math" w:eastAsiaTheme="majorEastAsia" w:hAnsi="Cambria Math" w:cs="Cambria Math"/>
+                  <w:i/>
+                  <w:sz w:val="22"/>
+                  <w:szCs w:val="22"/>
+                </w:rPr>
+              </m:ctrlPr>
+            </m:sSupPr>
+            <m:e>
+              <m:r>
+                <w:rPr>
+                  <w:rFonts w:ascii="Cambria Math" w:eastAsiaTheme="majorEastAsia" w:hAnsi="Cambria Math" w:cs="Cambria Math"/>
+                  <w:sz w:val="22"/>
+                  <w:szCs w:val="22"/>
+                </w:rPr>
+                <m:t>x</m:t>
+              </m:r>
+            </m:e>
+            <m:sup>
+              <m:r>
+                <w:rPr>
+                  <w:rFonts w:ascii="Cambria Math" w:eastAsiaTheme="majorEastAsia" w:hAnsi="Cambria Math" w:cs="Cambria Math"/>
+                  <w:sz w:val="22"/>
+                  <w:szCs w:val="22"/>
+                </w:rPr>
+                <m:t>3</m:t>
+              </m:r>
+            </m:sup>
+          </m:sSup>
+          <m:r>
+            <w:rPr>
+              <w:rFonts w:ascii="Cambria Math" w:eastAsiaTheme="majorEastAsia" w:hAnsi="Cambria Math" w:cstheme="minorHAnsi"/>
+              <w:sz w:val="22"/>
+              <w:szCs w:val="22"/>
+            </w:rPr>
+            <m:t>+10</m:t>
+          </m:r>
+          <m:r>
+            <w:rPr>
+              <w:rFonts w:ascii="Cambria Math" w:eastAsiaTheme="majorEastAsia" w:hAnsi="Cambria Math" w:cs="Cambria Math"/>
+              <w:sz w:val="22"/>
+              <w:szCs w:val="22"/>
+            </w:rPr>
+            <m:t>y</m:t>
+          </m:r>
+        </m:oMath>
+      </m:oMathPara>
+    </w:p>
+    <w:p>
+      <w:pPr>
+        <w:rPr>
+          <w:rFonts w:eastAsiaTheme="majorEastAsia" w:cstheme="minorHAnsi"/>
+          <w:b/>
+          <w:bCs/>
+          <w:sz w:val="22"/>
+          <w:szCs w:val="22"/>
+        </w:rPr>
+      </w:pPr>
+      <w:r>
+        <w:rPr>
+          <w:rFonts w:eastAsiaTheme="majorEastAsia" w:cstheme="minorHAnsi"/>
+          <w:b/>
+          <w:bCs/>
+          <w:sz w:val="22"/>
+          <w:szCs w:val="22"/>
+        </w:rPr>
+        <w:t>Función B</w:t>
+      </w:r>
+    </w:p>
+    <w:p>
+      <w:pPr>
+        <w:pStyle w:val="Prrafodelista"/>
+        <w:numPr>
+          <w:ilvl w:val="0"/>
+          <w:numId w:val="39"/>
+        </w:numPr>
+        <w:rPr>
+          <w:rFonts w:eastAsiaTheme="majorEastAsia" w:cstheme="minorHAnsi"/>
+          <w:sz w:val="22"/>
+          <w:szCs w:val="22"/>
+        </w:rPr>
+      </w:pPr>
+      <w:r>
+        <w:rPr>
+          <w:rFonts w:ascii="Cambria Math" w:eastAsiaTheme="majorEastAsia" w:hAnsi="Cambria Math" w:cs="Cambria Math"/>
+          <w:sz w:val="22"/>
+          <w:szCs w:val="22"/>
+        </w:rPr>
+        <w:t>𝑓</w:t>
+      </w:r>
+      <w:r>
+        <w:rPr>
+          <w:rFonts w:eastAsiaTheme="majorEastAsia" w:cstheme="minorHAnsi"/>
+          <w:sz w:val="22"/>
+          <w:szCs w:val="22"/>
+        </w:rPr>
+        <w:t>(</w:t>
+      </w:r>
+      <w:r>
+        <w:rPr>
+          <w:rFonts w:ascii="Cambria Math" w:eastAsiaTheme="majorEastAsia" w:hAnsi="Cambria Math" w:cs="Cambria Math"/>
+          <w:sz w:val="22"/>
+          <w:szCs w:val="22"/>
+        </w:rPr>
+        <w:t>𝑥</w:t>
+      </w:r>
+      <w:r>
+        <w:rPr>
+          <w:rFonts w:eastAsiaTheme="majorEastAsia" w:cstheme="minorHAnsi"/>
+          <w:sz w:val="22"/>
+          <w:szCs w:val="22"/>
+        </w:rPr>
+        <w:t>,</w:t>
+      </w:r>
+      <w:r>
+        <w:rPr>
+          <w:rFonts w:ascii="Cambria Math" w:eastAsiaTheme="majorEastAsia" w:hAnsi="Cambria Math" w:cs="Cambria Math"/>
+          <w:sz w:val="22"/>
+          <w:szCs w:val="22"/>
+        </w:rPr>
+        <w:t>𝑦</w:t>
+      </w:r>
+      <w:r>
+        <w:rPr>
+          <w:rFonts w:eastAsiaTheme="majorEastAsia" w:cstheme="minorHAnsi"/>
+          <w:sz w:val="22"/>
+          <w:szCs w:val="22"/>
+        </w:rPr>
+        <w:t>)=</w:t>
+      </w:r>
+      <w:r>
+        <w:rPr>
+          <w:rFonts w:ascii="Cambria Math" w:eastAsiaTheme="majorEastAsia" w:hAnsi="Cambria Math" w:cs="Cambria Math"/>
+          <w:sz w:val="22"/>
+          <w:szCs w:val="22"/>
+        </w:rPr>
+        <w:t>𝑦</w:t>
+      </w:r>
+      <w:r>
+        <w:rPr>
+          <w:rFonts w:eastAsiaTheme="majorEastAsia" w:cstheme="minorHAnsi"/>
+          <w:sz w:val="22"/>
+          <w:szCs w:val="22"/>
+        </w:rPr>
+        <w:t>21−</w:t>
+      </w:r>
+      <w:r>
+        <w:rPr>
+          <w:rFonts w:ascii="Cambria Math" w:eastAsiaTheme="majorEastAsia" w:hAnsi="Cambria Math" w:cs="Cambria Math"/>
+          <w:sz w:val="22"/>
+          <w:szCs w:val="22"/>
+        </w:rPr>
+        <w:t>𝑒𝑥</w:t>
+      </w:r>
+    </w:p>
+    <w:p>
+      <w:pPr>
+        <w:rPr>
+          <w:rFonts w:eastAsiaTheme="majorEastAsia" w:cstheme="minorHAnsi"/>
+          <w:sz w:val="22"/>
+          <w:szCs w:val="22"/>
+        </w:rPr>
+      </w:pPr>
+    </w:p>
+    <w:p>
+      <w:pPr>
+        <w:rPr>
+          <w:rFonts w:eastAsiaTheme="majorEastAsia" w:cstheme="minorHAnsi"/>
+          <w:sz w:val="22"/>
+          <w:szCs w:val="22"/>
+        </w:rPr>
+      </w:pPr>
+      <w:r>
+        <w:rPr>
+          <w:rFonts w:eastAsiaTheme="majorEastAsia" w:cstheme="minorHAnsi"/>
+          <w:sz w:val="22"/>
+          <w:szCs w:val="22"/>
+        </w:rPr>
+        <w:t>Derivadas parciales:</w:t>
+      </w:r>
+    </w:p>
+    <w:p>
+      <w:pPr>
+        <w:rPr>
+          <w:rFonts w:eastAsiaTheme="majorEastAsia" w:cstheme="minorHAnsi"/>
+          <w:sz w:val="22"/>
+          <w:szCs w:val="22"/>
+        </w:rPr>
+      </w:pPr>
+      <w:r>
+        <w:rPr>
+          <w:rFonts w:eastAsiaTheme="majorEastAsia" w:cstheme="minorHAnsi"/>
+          <w:sz w:val="22"/>
+          <w:szCs w:val="22"/>
+        </w:rPr>
+        <w:t xml:space="preserve">Respecto a </w:t>
+      </w:r>
+      <w:r>
+        <w:rPr>
+          <w:rFonts w:ascii="Cambria Math" w:eastAsiaTheme="majorEastAsia" w:hAnsi="Cambria Math" w:cs="Cambria Math"/>
+          <w:sz w:val="22"/>
+          <w:szCs w:val="22"/>
+        </w:rPr>
+        <w:t>𝑥</w:t>
+      </w:r>
+      <w:r>
+        <w:rPr>
+          <w:rFonts w:eastAsiaTheme="majorEastAsia" w:cstheme="minorHAnsi"/>
+          <w:sz w:val="22"/>
+          <w:szCs w:val="22"/>
+        </w:rPr>
+        <w:t>:</w:t>
+      </w:r>
+      <w:r>
+        <w:rPr>
+          <w:rFonts w:eastAsiaTheme="majorEastAsia" w:cstheme="minorHAnsi"/>
+          <w:sz w:val="22"/>
+          <w:szCs w:val="22"/>
+        </w:rPr>
+        <w:tab/>
+      </w:r>
+      <w:r>
+        <w:rPr>
+          <w:rFonts w:eastAsiaTheme="majorEastAsia" w:cstheme="minorHAnsi"/>
+          <w:sz w:val="22"/>
+          <w:szCs w:val="22"/>
+        </w:rPr>
+        <w:tab/>
+      </w:r>
+      <w:r>
+        <w:rPr>
+          <w:rFonts w:eastAsiaTheme="majorEastAsia" w:cstheme="minorHAnsi"/>
+          <w:sz w:val="22"/>
+          <w:szCs w:val="22"/>
+        </w:rPr>
+        <w:tab/>
+      </w:r>
+      <w:r>
+        <w:rPr>
+          <w:rFonts w:eastAsiaTheme="majorEastAsia" w:cstheme="minorHAnsi"/>
+          <w:sz w:val="22"/>
+          <w:szCs w:val="22"/>
+        </w:rPr>
+        <w:tab/>
+      </w:r>
+      <m:oMath>
+        <m:r>
+          <w:rPr>
+            <w:rFonts w:ascii="Cambria Math" w:eastAsiaTheme="majorEastAsia" w:hAnsi="Cambria Math" w:cstheme="minorHAnsi"/>
+            <w:sz w:val="22"/>
+            <w:szCs w:val="22"/>
+          </w:rPr>
+          <m:t>∂</m:t>
+        </m:r>
+        <m:r>
+          <w:rPr>
+            <w:rFonts w:ascii="Cambria Math" w:eastAsiaTheme="majorEastAsia" w:hAnsi="Cambria Math" w:cs="Cambria Math"/>
+            <w:sz w:val="22"/>
+            <w:szCs w:val="22"/>
+          </w:rPr>
+          <m:t>f</m:t>
+        </m:r>
+        <m:r>
+          <m:rPr>
+            <m:lit/>
+          </m:rPr>
+          <w:rPr>
+            <w:rFonts w:ascii="Cambria Math" w:eastAsiaTheme="majorEastAsia" w:hAnsi="Cambria Math" w:cs="Cambria Math"/>
+            <w:sz w:val="22"/>
+            <w:szCs w:val="22"/>
+          </w:rPr>
+          <m:t>/</m:t>
+        </m:r>
+        <m:r>
+          <w:rPr>
+            <w:rFonts w:ascii="Cambria Math" w:eastAsiaTheme="majorEastAsia" w:hAnsi="Cambria Math" w:cstheme="minorHAnsi"/>
+            <w:sz w:val="22"/>
+            <w:szCs w:val="22"/>
+          </w:rPr>
+          <m:t>∂</m:t>
+        </m:r>
+        <m:r>
+          <w:rPr>
+            <w:rFonts w:ascii="Cambria Math" w:eastAsiaTheme="majorEastAsia" w:hAnsi="Cambria Math" w:cs="Cambria Math"/>
+            <w:sz w:val="22"/>
+            <w:szCs w:val="22"/>
+          </w:rPr>
+          <m:t>x</m:t>
+        </m:r>
+        <m:r>
+          <w:rPr>
+            <w:rFonts w:ascii="Cambria Math" w:eastAsiaTheme="majorEastAsia" w:hAnsi="Cambria Math" w:cstheme="minorHAnsi"/>
+            <w:sz w:val="22"/>
+            <w:szCs w:val="22"/>
+          </w:rPr>
+          <m:t>=</m:t>
+        </m:r>
+      </m:oMath>
+      <w:r>
+        <w:rPr>
+          <w:rFonts w:eastAsiaTheme="majorEastAsia" w:cstheme="minorHAnsi"/>
+          <w:sz w:val="22"/>
+          <w:szCs w:val="22"/>
+        </w:rPr>
+        <w:t>y</w:t>
+      </w:r>
+      <w:r>
+        <w:rPr>
+          <w:rFonts w:eastAsiaTheme="majorEastAsia" w:cstheme="minorHAnsi"/>
+          <w:sz w:val="22"/>
+          <w:szCs w:val="22"/>
+          <w:vertAlign w:val="superscript"/>
+        </w:rPr>
+        <w:t>2</w:t>
+      </w:r>
+      <w:r>
+        <w:rPr>
+          <w:rFonts w:eastAsiaTheme="majorEastAsia" w:cstheme="minorHAnsi"/>
+          <w:sz w:val="22"/>
+          <w:szCs w:val="22"/>
+        </w:rPr>
+        <w:t>e</w:t>
+      </w:r>
+      <w:r>
+        <w:rPr>
+          <w:rFonts w:eastAsiaTheme="majorEastAsia" w:cstheme="minorHAnsi"/>
+          <w:sz w:val="22"/>
+          <w:szCs w:val="22"/>
+          <w:vertAlign w:val="superscript"/>
+        </w:rPr>
+        <w:t>x</w:t>
+      </w:r>
+      <m:oMath>
+        <m:r>
+          <m:rPr>
+            <m:lit/>
+          </m:rPr>
+          <w:rPr>
+            <w:rFonts w:ascii="Cambria Math" w:eastAsiaTheme="majorEastAsia" w:hAnsi="Cambria Math" w:cstheme="minorHAnsi"/>
+            <w:sz w:val="22"/>
+            <w:szCs w:val="22"/>
+            <w:vertAlign w:val="superscript"/>
+          </w:rPr>
+          <m:t>/</m:t>
+        </m:r>
+        <m:d>
+          <m:dPr>
+            <m:ctrlPr>
+              <w:rPr>
+                <w:rFonts w:ascii="Cambria Math" w:eastAsiaTheme="majorEastAsia" w:hAnsi="Cambria Math" w:cstheme="minorHAnsi"/>
+                <w:sz w:val="22"/>
+                <w:szCs w:val="22"/>
+              </w:rPr>
+            </m:ctrlPr>
+          </m:dPr>
+          <m:e>
+            <m:r>
+              <w:rPr>
+                <w:rFonts w:ascii="Cambria Math" w:eastAsiaTheme="majorEastAsia" w:hAnsi="Cambria Math" w:cstheme="minorHAnsi"/>
+                <w:sz w:val="22"/>
+                <w:szCs w:val="22"/>
+              </w:rPr>
+              <m:t>1-ex</m:t>
+            </m:r>
+            <m:ctrlPr>
+              <w:rPr>
+                <w:rFonts w:ascii="Cambria Math" w:eastAsiaTheme="majorEastAsia" w:hAnsi="Cambria Math" w:cstheme="minorHAnsi"/>
+                <w:i/>
+                <w:sz w:val="22"/>
+                <w:szCs w:val="22"/>
+              </w:rPr>
+            </m:ctrlPr>
+          </m:e>
+        </m:d>
+        <m:r>
+          <w:rPr>
+            <w:rFonts w:ascii="Cambria Math" w:eastAsiaTheme="majorEastAsia" w:hAnsi="Cambria Math" w:cstheme="minorHAnsi"/>
+            <w:sz w:val="22"/>
+            <w:szCs w:val="22"/>
+            <w:vertAlign w:val="superscript"/>
+          </w:rPr>
+          <m:t>2</m:t>
+        </m:r>
+      </m:oMath>
+    </w:p>
+    <w:p>
+      <w:pPr>
+        <w:rPr>
+          <w:rFonts w:eastAsiaTheme="majorEastAsia" w:cstheme="minorHAnsi"/>
+          <w:sz w:val="22"/>
+          <w:szCs w:val="22"/>
+        </w:rPr>
+      </w:pPr>
+      <w:r>
+        <w:rPr>
+          <w:rFonts w:eastAsiaTheme="majorEastAsia" w:cstheme="minorHAnsi"/>
+          <w:sz w:val="22"/>
+          <w:szCs w:val="22"/>
+        </w:rPr>
+        <w:t xml:space="preserve">Respecto a </w:t>
+      </w:r>
+      <w:r>
+        <w:rPr>
+          <w:rFonts w:ascii="Cambria Math" w:eastAsiaTheme="majorEastAsia" w:hAnsi="Cambria Math" w:cs="Cambria Math"/>
+          <w:sz w:val="22"/>
+          <w:szCs w:val="22"/>
+        </w:rPr>
+        <w:t>𝑦</w:t>
+      </w:r>
+      <w:r>
+        <w:rPr>
+          <w:rFonts w:eastAsiaTheme="majorEastAsia" w:cstheme="minorHAnsi"/>
+          <w:sz w:val="22"/>
+          <w:szCs w:val="22"/>
+        </w:rPr>
+        <w:t>:</w:t>
+      </w:r>
+      <w:r>
+        <w:rPr>
+          <w:rFonts w:eastAsiaTheme="majorEastAsia" w:cstheme="minorHAnsi"/>
+          <w:sz w:val="22"/>
+          <w:szCs w:val="22"/>
+        </w:rPr>
+        <w:tab/>
+      </w:r>
+      <w:r>
+        <w:rPr>
+          <w:rFonts w:eastAsiaTheme="majorEastAsia" w:cstheme="minorHAnsi"/>
+          <w:sz w:val="22"/>
+          <w:szCs w:val="22"/>
+        </w:rPr>
+        <w:tab/>
+      </w:r>
+      <w:r>
+        <w:rPr>
+          <w:rFonts w:eastAsiaTheme="majorEastAsia" w:cstheme="minorHAnsi"/>
+          <w:sz w:val="22"/>
+          <w:szCs w:val="22"/>
+        </w:rPr>
+        <w:tab/>
+      </w:r>
+      <w:r>
+        <w:rPr>
+          <w:rFonts w:eastAsiaTheme="majorEastAsia" w:cstheme="minorHAnsi"/>
+          <w:sz w:val="22"/>
+          <w:szCs w:val="22"/>
+        </w:rPr>
+        <w:tab/>
+      </w:r>
+      <m:oMath>
+        <m:r>
+          <m:rPr>
+            <m:sty m:val="p"/>
+          </m:rPr>
+          <w:rPr>
+            <w:rFonts w:ascii="Cambria Math" w:eastAsiaTheme="majorEastAsia" w:hAnsi="Cambria Math" w:cstheme="minorHAnsi"/>
+            <w:sz w:val="22"/>
+            <w:szCs w:val="22"/>
+          </w:rPr>
+          <m:t>∂</m:t>
+        </m:r>
+        <m:r>
+          <w:rPr>
+            <w:rFonts w:ascii="Cambria Math" w:eastAsiaTheme="majorEastAsia" w:hAnsi="Cambria Math" w:cstheme="minorHAnsi"/>
+            <w:sz w:val="22"/>
+            <w:szCs w:val="22"/>
+          </w:rPr>
+          <m:t>f</m:t>
+        </m:r>
+        <m:r>
+          <m:rPr>
+            <m:lit/>
+          </m:rPr>
+          <w:rPr>
+            <w:rFonts w:ascii="Cambria Math" w:eastAsiaTheme="majorEastAsia" w:hAnsi="Cambria Math" w:cstheme="minorHAnsi"/>
+            <w:sz w:val="22"/>
+            <w:szCs w:val="22"/>
+          </w:rPr>
+          <m:t>/</m:t>
+        </m:r>
+        <m:r>
+          <m:rPr>
+            <m:sty m:val="p"/>
+          </m:rPr>
+          <w:rPr>
+            <w:rFonts w:ascii="Cambria Math" w:eastAsiaTheme="majorEastAsia" w:hAnsi="Cambria Math" w:cstheme="minorHAnsi"/>
+            <w:sz w:val="22"/>
+            <w:szCs w:val="22"/>
+          </w:rPr>
+          <m:t>∂</m:t>
+        </m:r>
+        <m:r>
+          <w:rPr>
+            <w:rFonts w:ascii="Cambria Math" w:eastAsiaTheme="majorEastAsia" w:hAnsi="Cambria Math" w:cstheme="minorHAnsi"/>
+            <w:sz w:val="22"/>
+            <w:szCs w:val="22"/>
+          </w:rPr>
+          <m:t>y=2y/(1-</m:t>
+        </m:r>
+      </m:oMath>
+      <w:r>
+        <w:rPr>
+          <w:rFonts w:eastAsiaTheme="majorEastAsia" w:cstheme="minorHAnsi"/>
+          <w:sz w:val="22"/>
+          <w:szCs w:val="22"/>
+        </w:rPr>
+        <w:t>e</w:t>
+      </w:r>
+      <w:r>
+        <w:rPr>
+          <w:rFonts w:eastAsiaTheme="majorEastAsia" w:cstheme="minorHAnsi"/>
+          <w:sz w:val="22"/>
+          <w:szCs w:val="22"/>
+          <w:vertAlign w:val="superscript"/>
+        </w:rPr>
+        <w:t>x</w:t>
+      </w:r>
+      <w:r>
+        <w:rPr>
+          <w:rFonts w:eastAsiaTheme="majorEastAsia" w:cstheme="minorHAnsi"/>
+          <w:sz w:val="22"/>
+          <w:szCs w:val="22"/>
+        </w:rPr>
+        <w:t>)</w:t>
+      </w:r>
+      <w:r>
+        <w:rPr>
+          <w:rFonts w:eastAsiaTheme="majorEastAsia" w:cstheme="minorHAnsi"/>
+          <w:sz w:val="22"/>
+          <w:szCs w:val="22"/>
+        </w:rPr>
+        <w:t xml:space="preserve"> </w:t>
+      </w:r>
+    </w:p>
+    <w:p>
+      <w:pPr>
+        <w:rPr>
+          <w:rFonts w:eastAsiaTheme="majorEastAsia" w:cstheme="minorHAnsi"/>
+          <w:sz w:val="22"/>
+          <w:szCs w:val="22"/>
+        </w:rPr>
+      </w:pPr>
+    </w:p>
+    <w:p>
+      <w:pPr>
+        <w:rPr>
+          <w:rFonts w:eastAsiaTheme="majorEastAsia" w:cstheme="minorHAnsi"/>
+          <w:sz w:val="22"/>
+          <w:szCs w:val="22"/>
+        </w:rPr>
+      </w:pPr>
+      <w:r>
+        <w:rPr>
+          <w:rFonts w:eastAsiaTheme="majorEastAsia" w:cstheme="minorHAnsi"/>
+          <w:sz w:val="22"/>
+          <w:szCs w:val="22"/>
+        </w:rPr>
+        <w:br w:type="page"/>
+      </w:r>
+    </w:p>
+    <w:p>
+      <w:pPr>
+        <w:rPr>
+          <w:rFonts w:eastAsiaTheme="majorEastAsia" w:cstheme="minorHAnsi"/>
+          <w:b/>
+          <w:bCs/>
+          <w:sz w:val="22"/>
+          <w:szCs w:val="22"/>
+        </w:rPr>
+      </w:pPr>
+      <w:r>
+        <w:rPr>
+          <w:rFonts w:eastAsiaTheme="majorEastAsia" w:cstheme="minorHAnsi"/>
+          <w:noProof/>
+          <w:sz w:val="22"/>
+          <w:szCs w:val="22"/>
+        </w:rPr>
+        <w:lastRenderedPageBreak/>
+        <w:drawing>
+          <wp:anchor distT="0" distB="0" distL="114300" distR="114300" simplePos="0" relativeHeight="251662336" behindDoc="0" locked="0" layoutInCell="1" allowOverlap="1" wp14:anchorId="391797AA" wp14:editId="09EAF4D5">
+            <wp:simplePos x="0" y="0"/>
+            <wp:positionH relativeFrom="margin">
+              <wp:align>left</wp:align>
+            </wp:positionH>
+            <wp:positionV relativeFrom="paragraph">
+              <wp:posOffset>263525</wp:posOffset>
+            </wp:positionV>
+            <wp:extent cx="3095625" cy="1647825"/>
+            <wp:effectExtent l="0" t="0" r="9525" b="0"/>
+            <wp:wrapTopAndBottom/>
+            <wp:docPr id="477767362" name="Imagen 1"/>
+            <wp:cNvGraphicFramePr>
+              <a:graphicFrameLocks xmlns:a="http://schemas.openxmlformats.org/drawingml/2006/main" noChangeAspect="1"/>
+            </wp:cNvGraphicFramePr>
+            <a:graphic xmlns:a="http://schemas.openxmlformats.org/drawingml/2006/main">
+              <a:graphicData uri="http://schemas.openxmlformats.org/drawingml/2006/picture">
+                <pic:pic xmlns:pic="http://schemas.openxmlformats.org/drawingml/2006/picture">
+                  <pic:nvPicPr>
+                    <pic:cNvPr id="0" name="Picture 2"/>
+                    <pic:cNvPicPr>
+                      <a:picLocks noChangeAspect="1" noChangeArrowheads="1"/>
+                    </pic:cNvPicPr>
+                  </pic:nvPicPr>
+                  <pic:blipFill>
+                    <a:blip r:embed="rId11">
+                      <a:extLst>
+                        <a:ext uri="{28A0092B-C50C-407E-A947-70E740481C1C}">
+                          <a14:useLocalDpi xmlns:a14="http://schemas.microsoft.com/office/drawing/2010/main" val="0"/>
+                        </a:ext>
+                      </a:extLst>
+                    </a:blip>
+                    <a:srcRect/>
+                    <a:stretch>
+                      <a:fillRect/>
+                    </a:stretch>
+                  </pic:blipFill>
+                  <pic:spPr bwMode="auto">
+                    <a:xfrm>
+                      <a:off x="0" y="0"/>
+                      <a:ext cx="3099223" cy="1649543"/>
+                    </a:xfrm>
+                    <a:prstGeom prst="rect">
+                      <a:avLst/>
+                    </a:prstGeom>
+                    <a:noFill/>
+                  </pic:spPr>
+                </pic:pic>
+              </a:graphicData>
+            </a:graphic>
+            <wp14:sizeRelH relativeFrom="margin">
+              <wp14:pctWidth>0</wp14:pctWidth>
+            </wp14:sizeRelH>
+            <wp14:sizeRelV relativeFrom="margin">
+              <wp14:pctHeight>0</wp14:pctHeight>
+            </wp14:sizeRelV>
+          </wp:anchor>
+        </w:drawing>
+      </w:r>
+      <w:r>
+        <w:rPr>
+          <w:rFonts w:eastAsiaTheme="majorEastAsia" w:cstheme="minorHAnsi"/>
+          <w:b/>
+          <w:bCs/>
+          <w:sz w:val="22"/>
+          <w:szCs w:val="22"/>
+        </w:rPr>
+        <w:t>Calcula las segundas derivadas parciales de las siguientes funciones:</w:t>
+      </w:r>
+    </w:p>
+    <w:p>
+      <w:pPr>
+        <w:rPr>
+          <w:rFonts w:eastAsiaTheme="majorEastAsia" w:cstheme="minorHAnsi"/>
+          <w:sz w:val="22"/>
+          <w:szCs w:val="22"/>
+        </w:rPr>
+      </w:pPr>
+    </w:p>
+    <w:p>
+      <w:pPr>
+        <w:rPr>
+          <w:rFonts w:eastAsiaTheme="majorEastAsia" w:cstheme="minorHAnsi"/>
+          <w:sz w:val="22"/>
+          <w:szCs w:val="22"/>
+        </w:rPr>
+      </w:pPr>
+      <w:r>
+        <w:rPr>
+          <w:rFonts w:eastAsiaTheme="majorEastAsia" w:cstheme="minorHAnsi"/>
+          <w:noProof/>
+          <w:sz w:val="22"/>
+          <w:szCs w:val="22"/>
+        </w:rPr>
+        <w:drawing>
+          <wp:anchor distT="0" distB="0" distL="114300" distR="114300" simplePos="0" relativeHeight="251663360" behindDoc="0" locked="0" layoutInCell="1" allowOverlap="1" wp14:anchorId="34E30905" wp14:editId="6F178686">
+            <wp:simplePos x="0" y="0"/>
+            <wp:positionH relativeFrom="column">
+              <wp:posOffset>53340</wp:posOffset>
+            </wp:positionH>
+            <wp:positionV relativeFrom="paragraph">
+              <wp:posOffset>60325</wp:posOffset>
+            </wp:positionV>
+            <wp:extent cx="5612130" cy="3058160"/>
+            <wp:effectExtent l="57150" t="57150" r="102870" b="104140"/>
+            <wp:wrapTopAndBottom/>
+            <wp:docPr id="1221655755" name="Imagen 1" descr="Interfaz de usuario gráfica, Texto, Aplicación&#10;&#10;El contenido generado por IA puede ser incorrecto."/>
+            <wp:cNvGraphicFramePr>
+              <a:graphicFrameLocks xmlns:a="http://schemas.openxmlformats.org/drawingml/2006/main" noChangeAspect="1"/>
+            </wp:cNvGraphicFramePr>
+            <a:graphic xmlns:a="http://schemas.openxmlformats.org/drawingml/2006/main">
+              <a:graphicData uri="http://schemas.openxmlformats.org/drawingml/2006/picture">
+                <pic:pic xmlns:pic="http://schemas.openxmlformats.org/drawingml/2006/picture">
+                  <pic:nvPicPr>
+                    <pic:cNvPr id="1221655755" name="Imagen 1" descr="Interfaz de usuario gráfica, Texto, Aplicación&#10;&#10;El contenido generado por IA puede ser incorrecto."/>
+                    <pic:cNvPicPr/>
+                  </pic:nvPicPr>
+                  <pic:blipFill>
+                    <a:blip r:embed="rId12">
+                      <a:extLst>
+                        <a:ext uri="{28A0092B-C50C-407E-A947-70E740481C1C}">
+                          <a14:useLocalDpi xmlns:a14="http://schemas.microsoft.com/office/drawing/2010/main" val="0"/>
+                        </a:ext>
+                      </a:extLst>
+                    </a:blip>
+                    <a:stretch>
+                      <a:fillRect/>
+                    </a:stretch>
+                  </pic:blipFill>
+                  <pic:spPr>
+                    <a:xfrm>
+                      <a:off x="0" y="0"/>
+                      <a:ext cx="5612130" cy="3058160"/>
+                    </a:xfrm>
+                    <a:prstGeom prst="rect">
+                      <a:avLst/>
+                    </a:prstGeom>
+                    <a:ln>
+                      <a:solidFill>
+                        <a:schemeClr val="tx1"/>
+                      </a:solidFill>
+                    </a:ln>
+                    <a:effectLst>
+                      <a:outerShdw blurRad="50800" dist="38100" dir="2700000" algn="tl" rotWithShape="0">
+                        <a:prstClr val="black">
+                          <a:alpha val="40000"/>
+                        </a:prstClr>
+                      </a:outerShdw>
+                    </a:effectLst>
+                  </pic:spPr>
+                </pic:pic>
+              </a:graphicData>
+            </a:graphic>
+          </wp:anchor>
+        </w:drawing>
+      </w:r>
+      <w:r>
+        <w:rPr>
+          <w:rFonts w:eastAsiaTheme="majorEastAsia" w:cstheme="minorHAnsi"/>
+          <w:sz w:val="22"/>
+          <w:szCs w:val="22"/>
+        </w:rPr>
+        <w:t>Los resultados son:</w:t>
+      </w:r>
+    </w:p>
+    <w:p>
+      <w:pPr>
+        <w:rPr>
+          <w:rFonts w:eastAsiaTheme="majorEastAsia" w:cstheme="minorHAnsi"/>
+          <w:sz w:val="22"/>
+          <w:szCs w:val="22"/>
+        </w:rPr>
+      </w:pPr>
+      <w:r>
+        <w:rPr>
+          <w:rFonts w:eastAsiaTheme="majorEastAsia" w:cstheme="minorHAnsi"/>
+          <w:noProof/>
+          <w:sz w:val="22"/>
+          <w:szCs w:val="22"/>
+        </w:rPr>
+        <w:drawing>
+          <wp:anchor distT="0" distB="0" distL="114300" distR="114300" simplePos="0" relativeHeight="251664384" behindDoc="0" locked="0" layoutInCell="1" allowOverlap="1" wp14:anchorId="2DC4BF25" wp14:editId="69B938ED">
+            <wp:simplePos x="0" y="0"/>
+            <wp:positionH relativeFrom="column">
+              <wp:posOffset>-3810</wp:posOffset>
+            </wp:positionH>
+            <wp:positionV relativeFrom="paragraph">
+              <wp:posOffset>2540</wp:posOffset>
+            </wp:positionV>
+            <wp:extent cx="1571625" cy="1600200"/>
+            <wp:effectExtent l="0" t="0" r="9525" b="0"/>
+            <wp:wrapTopAndBottom/>
+            <wp:docPr id="6804598" name="Imagen 2"/>
+            <wp:cNvGraphicFramePr>
+              <a:graphicFrameLocks xmlns:a="http://schemas.openxmlformats.org/drawingml/2006/main" noChangeAspect="1"/>
+            </wp:cNvGraphicFramePr>
+            <a:graphic xmlns:a="http://schemas.openxmlformats.org/drawingml/2006/main">
+              <a:graphicData uri="http://schemas.openxmlformats.org/drawingml/2006/picture">
+                <pic:pic xmlns:pic="http://schemas.openxmlformats.org/drawingml/2006/picture">
+                  <pic:nvPicPr>
+                    <pic:cNvPr id="0" name="Picture 3"/>
+                    <pic:cNvPicPr>
+                      <a:picLocks noChangeAspect="1" noChangeArrowheads="1"/>
+                    </pic:cNvPicPr>
+                  </pic:nvPicPr>
+                  <pic:blipFill>
+                    <a:blip r:embed="rId13">
+                      <a:extLst>
+                        <a:ext uri="{28A0092B-C50C-407E-A947-70E740481C1C}">
+                          <a14:useLocalDpi xmlns:a14="http://schemas.microsoft.com/office/drawing/2010/main" val="0"/>
+                        </a:ext>
+                      </a:extLst>
+                    </a:blip>
+                    <a:srcRect/>
+                    <a:stretch>
+                      <a:fillRect/>
+                    </a:stretch>
+                  </pic:blipFill>
+                  <pic:spPr bwMode="auto">
+                    <a:xfrm>
+                      <a:off x="0" y="0"/>
+                      <a:ext cx="1571625" cy="1600200"/>
+                    </a:xfrm>
+                    <a:prstGeom prst="rect">
+                      <a:avLst/>
+                    </a:prstGeom>
+                    <a:noFill/>
+                  </pic:spPr>
+                </pic:pic>
+              </a:graphicData>
+            </a:graphic>
+          </wp:anchor>
+        </w:drawing>
+      </w:r>
+      <w:r>
+        <w:rPr>
+          <w:rFonts w:eastAsiaTheme="majorEastAsia" w:cstheme="minorHAnsi"/>
+          <w:sz w:val="22"/>
+          <w:szCs w:val="22"/>
+        </w:rPr>
+        <w:br w:type="page"/>
+      </w:r>
+    </w:p>
+    <w:p>
+      <w:pPr>
+        <w:pStyle w:val="Ttulo1"/>
+        <w:numPr>
+          <w:ilvl w:val="0"/>
+          <w:numId w:val="37"/>
+        </w:numPr>
+        <w:spacing w:after="240"/>
+      </w:pPr>
+      <w:bookmarkStart w:id="5" w:name="_Toc207276204"/>
+      <w:r>
+        <w:lastRenderedPageBreak/>
         <w:t>Investiga sobre diferentes implementaciones del algoritmo de propagación inversa y construye un ejemplo en Python donde se compruebe su funcionamiento.</w:t>
       </w:r>
-    </w:p>
-    <w:p>
-      <w:r>
-        <w:t xml:space="preserve">La propagación inversa es un proceso clave en el entrenamiento de redes neuronales. Se basa en el principio de optimización por descenso de gradiente y permite ajustar los pesos y sesgos de las neuronas en cada capa de la red. Este proceso se divide en dos fases: la propagación hacia adelante, donde se calculan las salidas y se compara con las salidas deseadas, y la propagación hacia atrás, donde se calculan los gradientes del error y se utilizan para actualizar los pesos y sesgos. La </w:t>
-      </w:r>
-      <w:proofErr w:type="spellStart"/>
-      <w:r>
-        <w:t>retropropagación</w:t>
-      </w:r>
-      <w:proofErr w:type="spellEnd"/>
-      <w:r>
-        <w:t xml:space="preserve"> es fundamental para aprender representaciones complejas y mejorar la precisión de las predicciones en redes neuronales profundas.</w:t>
+      <w:bookmarkEnd w:id="5"/>
+    </w:p>
+    <w:p>
+      <w:r>
+        <w:t>La propagación inversa es un proceso clave en el entrenamiento de redes neuronales. Se basa en el principio de optimización por descenso de gradiente y permite ajustar los pesos y sesgos de las neuronas en cada capa de la red. Este proceso se divide en dos fases: la propagación hacia adelante, donde se calculan las salidas y se compara con las salidas deseadas, y la propagación hacia atrás, donde se calculan los gradientes del error y se utilizan para actualizar los pesos y sesgos. La retropropagación es fundamental para aprender representaciones complejas y mejorar la precisión de las predicciones en redes neuronales profundas.</w:t>
       </w:r>
     </w:p>
     <w:p>
@@ -3698,7 +5284,6 @@
           <w:b/>
           <w:bCs/>
         </w:rPr>
-        <w:lastRenderedPageBreak/>
         <w:t>Método de corrección de errores:</w:t>
       </w:r>
       <w:r>
@@ -3719,9 +5304,11 @@
       <w:r>
         <w:rPr>
           <w:rFonts w:cstheme="minorHAnsi"/>
-          <w:sz w:val="22"/>
-          <w:szCs w:val="22"/>
-        </w:rPr>
+          <w:noProof/>
+          <w:sz w:val="22"/>
+          <w:szCs w:val="22"/>
+        </w:rPr>
+        <w:lastRenderedPageBreak/>
         <w:drawing>
           <wp:anchor distT="0" distB="0" distL="114300" distR="114300" simplePos="0" relativeHeight="251656704" behindDoc="0" locked="0" layoutInCell="1" allowOverlap="1" wp14:anchorId="19BF094C" wp14:editId="336698D3">
             <wp:simplePos x="0" y="0"/>
@@ -3746,7 +5333,7 @@
                     <pic:cNvPicPr/>
                   </pic:nvPicPr>
                   <pic:blipFill>
-                    <a:blip r:embed="rId10">
+                    <a:blip r:embed="rId14">
                       <a:extLst>
                         <a:ext uri="{28A0092B-C50C-407E-A947-70E740481C1C}">
                           <a14:useLocalDpi xmlns:a14="http://schemas.microsoft.com/office/drawing/2010/main" val="0"/>
@@ -3792,27 +5379,7 @@
           <w:sz w:val="22"/>
           <w:szCs w:val="22"/>
         </w:rPr>
-        <w:t>E</w:t>
-      </w:r>
-      <w:r>
-        <w:rPr>
-          <w:rFonts w:cstheme="minorHAnsi"/>
-          <w:b/>
-          <w:bCs/>
-          <w:sz w:val="22"/>
-          <w:szCs w:val="22"/>
-        </w:rPr>
-        <w:t>jemplo en Python</w:t>
-      </w:r>
-      <w:r>
-        <w:rPr>
-          <w:rFonts w:cstheme="minorHAnsi"/>
-          <w:b/>
-          <w:bCs/>
-          <w:sz w:val="22"/>
-          <w:szCs w:val="22"/>
-        </w:rPr>
-        <w:t>:</w:t>
+        <w:t>Ejemplo en Python:</w:t>
       </w:r>
     </w:p>
     <w:p>
@@ -4240,16 +5807,8 @@
               <w:rPr>
                 <w:rFonts w:ascii="Consolas" w:eastAsiaTheme="majorEastAsia" w:hAnsi="Consolas" w:cstheme="majorBidi"/>
               </w:rPr>
-              <w:t>[[</w:t>
-            </w:r>
-            <w:proofErr w:type="gramStart"/>
-            <w:r>
-              <w:rPr>
-                <w:rFonts w:ascii="Consolas" w:eastAsiaTheme="majorEastAsia" w:hAnsi="Consolas" w:cstheme="majorBidi"/>
-              </w:rPr>
-              <w:t>0.0061443 ]</w:t>
-            </w:r>
-            <w:proofErr w:type="gramEnd"/>
+              <w:t>[[0.0061443 ]</w:t>
+            </w:r>
           </w:p>
           <w:p>
             <w:pPr>
@@ -4378,16 +5937,8 @@
               <w:rPr>
                 <w:rFonts w:ascii="Consolas" w:eastAsiaTheme="majorEastAsia" w:hAnsi="Consolas" w:cstheme="majorBidi"/>
               </w:rPr>
-              <w:t>[[</w:t>
-            </w:r>
-            <w:proofErr w:type="gramStart"/>
-            <w:r>
-              <w:rPr>
-                <w:rFonts w:ascii="Consolas" w:eastAsiaTheme="majorEastAsia" w:hAnsi="Consolas" w:cstheme="majorBidi"/>
-              </w:rPr>
-              <w:t>0.0061443 ]</w:t>
-            </w:r>
-            <w:proofErr w:type="gramEnd"/>
+              <w:t>[[0.0061443 ]</w:t>
+            </w:r>
           </w:p>
           <w:p>
             <w:pPr>
@@ -4503,11 +6054,66 @@
     </w:p>
     <w:p>
       <w:pPr>
-        <w:pStyle w:val="Prrafodelista"/>
+        <w:pStyle w:val="Ttulo1"/>
         <w:numPr>
           <w:ilvl w:val="0"/>
-          <w:numId w:val="21"/>
+          <w:numId w:val="32"/>
         </w:numPr>
+        <w:spacing w:after="240"/>
+      </w:pPr>
+      <w:bookmarkStart w:id="6" w:name="_Toc207276205"/>
+      <w:r>
+        <w:lastRenderedPageBreak/>
+        <w:t>Dada la siguiente situación:</w:t>
+      </w:r>
+      <w:bookmarkEnd w:id="6"/>
+    </w:p>
+    <w:p>
+      <w:pPr>
+        <w:jc w:val="both"/>
+        <w:rPr>
+          <w:rFonts w:cstheme="minorHAnsi"/>
+          <w:sz w:val="22"/>
+          <w:szCs w:val="22"/>
+        </w:rPr>
+      </w:pPr>
+      <w:r>
+        <w:rPr>
+          <w:rFonts w:cstheme="minorHAnsi"/>
+          <w:sz w:val="22"/>
+          <w:szCs w:val="22"/>
+        </w:rPr>
+        <w:t xml:space="preserve">Los </w:t>
+      </w:r>
+      <w:r>
+        <w:rPr>
+          <w:rFonts w:cstheme="minorHAnsi"/>
+          <w:sz w:val="22"/>
+          <w:szCs w:val="22"/>
+        </w:rPr>
+        <w:t>dispositivos electrónicos que se construían a base de transistores en la década de 1990 presentaban dos tipos de fallas principales: la fuente de alimentación y el circuito principal (tarjeta principal). Según las estadísticas de esa época, un taller promedio recibía de manera mensual un 30% de equipos con afectaciones en la fuente de alimentación, y la efectividad de la reparación de un equipo era de un 75% si la falla estaba localizada en el circuito principal.</w:t>
+      </w:r>
+    </w:p>
+    <w:p>
+      <w:pPr>
+        <w:jc w:val="both"/>
+        <w:rPr>
+          <w:rFonts w:cstheme="minorHAnsi"/>
+          <w:sz w:val="22"/>
+          <w:szCs w:val="22"/>
+        </w:rPr>
+      </w:pPr>
+      <w:r>
+        <w:rPr>
+          <w:rFonts w:cstheme="minorHAnsi"/>
+          <w:sz w:val="22"/>
+          <w:szCs w:val="22"/>
+        </w:rPr>
+        <w:t>Calcula la probabilidad de que un equipo que no tuviera reparación hubiera ingresado al taller por problemas en la tarjeta principal. Implementa tu respuesta mediante código en un Jupyter Notebook de Python.</w:t>
+      </w:r>
+    </w:p>
+    <w:p>
+      <w:pPr>
         <w:rPr>
           <w:rFonts w:cstheme="minorHAnsi"/>
           <w:b/>
@@ -4524,170 +6130,284 @@
           <w:sz w:val="22"/>
           <w:szCs w:val="22"/>
         </w:rPr>
-        <w:lastRenderedPageBreak/>
-        <w:t>Dada la siguiente situación:</w:t>
-      </w:r>
-    </w:p>
-    <w:p>
-      <w:pPr>
-        <w:rPr>
-          <w:rFonts w:cstheme="minorHAnsi"/>
-          <w:sz w:val="22"/>
-          <w:szCs w:val="22"/>
-        </w:rPr>
-      </w:pPr>
-      <w:r>
-        <w:rPr>
-          <w:rFonts w:cstheme="minorHAnsi"/>
-          <w:sz w:val="22"/>
-          <w:szCs w:val="22"/>
-        </w:rPr>
-        <w:t>Los dispositivos electrónicos construidos con transistores en la década de 1990 presentaban dos fallas principales: la fuente de alimentación y el circuito principal (tarjeta principal). Según las estadísticas de esa época, un taller promedio recibía de manera mensual un 30% de equipos por fallas en la fuente de alimentación y la efectividad de reparación era del 75% si la falla estaba en la tarjeta principal.</w:t>
-      </w:r>
-    </w:p>
-    <w:p>
-      <w:pPr>
-        <w:pStyle w:val="Prrafodelista"/>
-        <w:numPr>
-          <w:ilvl w:val="0"/>
-          <w:numId w:val="25"/>
-        </w:numPr>
-        <w:rPr>
-          <w:rFonts w:cstheme="minorHAnsi"/>
-          <w:sz w:val="22"/>
-          <w:szCs w:val="22"/>
-        </w:rPr>
-      </w:pPr>
-      <w:r>
-        <w:rPr>
-          <w:rFonts w:cstheme="minorHAnsi"/>
-          <w:sz w:val="22"/>
-          <w:szCs w:val="22"/>
-        </w:rPr>
-        <w:t>Calcula la probabilidad de que un equipo que haya ingresado al taller por problemas en la tarjeta principal.</w:t>
-      </w:r>
-    </w:p>
-    <w:p>
-      <w:pPr>
-        <w:pStyle w:val="Prrafodelista"/>
-        <w:numPr>
-          <w:ilvl w:val="0"/>
-          <w:numId w:val="25"/>
-        </w:numPr>
-        <w:rPr>
-          <w:rFonts w:cstheme="minorHAnsi"/>
-          <w:sz w:val="22"/>
-          <w:szCs w:val="22"/>
-        </w:rPr>
-      </w:pPr>
-      <w:r>
-        <w:rPr>
-          <w:rFonts w:cstheme="minorHAnsi"/>
-          <w:sz w:val="22"/>
-          <w:szCs w:val="22"/>
-        </w:rPr>
-        <w:t xml:space="preserve">Implementa tu solución en un cuaderno de </w:t>
-      </w:r>
-      <w:proofErr w:type="spellStart"/>
-      <w:r>
-        <w:rPr>
-          <w:rFonts w:cstheme="minorHAnsi"/>
-          <w:sz w:val="22"/>
-          <w:szCs w:val="22"/>
-        </w:rPr>
-        <w:t>Jupyter</w:t>
-      </w:r>
-      <w:proofErr w:type="spellEnd"/>
-      <w:r>
-        <w:rPr>
-          <w:rFonts w:cstheme="minorHAnsi"/>
-          <w:sz w:val="22"/>
-          <w:szCs w:val="22"/>
-        </w:rPr>
-        <w:t xml:space="preserve"> Notebook utilizando Python.</w:t>
-      </w:r>
-    </w:p>
-    <w:p>
-      <w:pPr>
-        <w:rPr>
-          <w:rFonts w:cstheme="minorHAnsi"/>
-          <w:b/>
-          <w:bCs/>
-          <w:sz w:val="22"/>
-          <w:szCs w:val="22"/>
-        </w:rPr>
-      </w:pPr>
-    </w:p>
-    <w:p>
-      <w:pPr>
-        <w:rPr>
-          <w:b/>
-          <w:bCs/>
-        </w:rPr>
-      </w:pPr>
-      <w:r>
-        <w:rPr>
-          <w:b/>
-          <w:bCs/>
-        </w:rPr>
-        <w:t>Vamos a interpretar el enunciado como</w:t>
-      </w:r>
-      <w:r>
-        <w:rPr>
-          <w:b/>
-          <w:bCs/>
-        </w:rPr>
-        <w:t>:</w:t>
-      </w:r>
-      <w:r>
-        <w:rPr>
-          <w:b/>
-          <w:bCs/>
-        </w:rPr>
-        <w:t xml:space="preserve"> </w:t>
-      </w:r>
-      <w:r>
-        <w:rPr>
-          <w:b/>
-          <w:bCs/>
-        </w:rPr>
-        <w:t>calcular la probabilidad de que un equipo tenga una falla en la tarjeta principal dado que fue reparado, entonces usamos la regla de Bayes</w:t>
-      </w:r>
-    </w:p>
-    <w:p/>
-    <w:p>
-      <w:pPr>
-        <w:rPr>
-          <w:b/>
-          <w:bCs/>
-        </w:rPr>
-      </w:pPr>
-      <w:r>
-        <w:rPr>
-          <w:b/>
-          <w:bCs/>
-        </w:rPr>
-        <w:t>A</w:t>
-      </w:r>
-      <w:r>
-        <w:rPr>
-          <w:b/>
-          <w:bCs/>
-        </w:rPr>
-        <w:t>plicando la regla de Bayes</w:t>
-      </w:r>
-    </w:p>
-    <w:p>
-      <w:r>
-        <w:t>Queremos calcular:</w:t>
-      </w:r>
-    </w:p>
-    <w:p>
+        <w:t>Datos del problema</w:t>
+      </w:r>
+    </w:p>
+    <w:p>
+      <w:pPr>
+        <w:rPr>
+          <w:rFonts w:ascii="Cambria Math" w:hAnsi="Cambria Math" w:cstheme="minorHAnsi"/>
+          <w:sz w:val="22"/>
+          <w:szCs w:val="22"/>
+          <w:oMath/>
+        </w:rPr>
+      </w:pPr>
       <m:oMathPara>
         <m:oMath>
           <m:r>
+            <m:rPr>
+              <m:sty m:val="bi"/>
+            </m:rPr>
             <w:rPr>
-              <w:rFonts w:ascii="Cambria Math" w:hAnsi="Cambria Math"/>
+              <w:rFonts w:ascii="Cambria Math" w:hAnsi="Cambria Math" w:cs="Cambria Math"/>
+              <w:sz w:val="22"/>
+              <w:szCs w:val="22"/>
+            </w:rPr>
+            <m:t>P</m:t>
+          </m:r>
+          <m:r>
+            <m:rPr>
+              <m:sty m:val="bi"/>
+            </m:rPr>
+            <w:rPr>
+              <w:rFonts w:ascii="Cambria Math" w:hAnsi="Cambria Math" w:cstheme="minorHAnsi"/>
+              <w:sz w:val="22"/>
+              <w:szCs w:val="22"/>
+            </w:rPr>
+            <m:t>(Fuente)= 0.30</m:t>
+          </m:r>
+        </m:oMath>
+      </m:oMathPara>
+    </w:p>
+    <w:p>
+      <w:pPr>
+        <w:jc w:val="center"/>
+        <w:rPr>
+          <w:rFonts w:cstheme="minorHAnsi"/>
+          <w:b/>
+          <w:bCs/>
+          <w:sz w:val="22"/>
+          <w:szCs w:val="22"/>
+        </w:rPr>
+      </w:pPr>
+      <m:oMath>
+        <m:r>
+          <m:rPr>
+            <m:sty m:val="bi"/>
+          </m:rPr>
+          <w:rPr>
+            <w:rFonts w:ascii="Cambria Math" w:hAnsi="Cambria Math" w:cs="Cambria Math"/>
+            <w:sz w:val="22"/>
+            <w:szCs w:val="22"/>
+          </w:rPr>
+          <m:t>P</m:t>
+        </m:r>
+        <m:r>
+          <m:rPr>
+            <m:sty m:val="bi"/>
+          </m:rPr>
+          <w:rPr>
+            <w:rFonts w:ascii="Cambria Math" w:hAnsi="Cambria Math" w:cstheme="minorHAnsi"/>
+            <w:sz w:val="22"/>
+            <w:szCs w:val="22"/>
+          </w:rPr>
+          <m:t xml:space="preserve">(Tarjeta)=0.70  </m:t>
+        </m:r>
+      </m:oMath>
+      <w:r>
+        <w:rPr>
+          <w:rFonts w:cstheme="minorHAnsi"/>
+          <w:b/>
+          <w:bCs/>
+          <w:sz w:val="22"/>
+          <w:szCs w:val="22"/>
+        </w:rPr>
+        <w:t>(complemento)</w:t>
+      </w:r>
+    </w:p>
+    <w:p>
+      <w:pPr>
+        <w:rPr>
+          <w:rFonts w:cstheme="minorHAnsi"/>
+          <w:b/>
+          <w:bCs/>
+          <w:sz w:val="22"/>
+          <w:szCs w:val="22"/>
+        </w:rPr>
+      </w:pPr>
+      <m:oMathPara>
+        <m:oMath>
+          <m:r>
+            <m:rPr>
+              <m:sty m:val="bi"/>
+            </m:rPr>
+            <w:rPr>
+              <w:rFonts w:ascii="Cambria Math" w:hAnsi="Cambria Math" w:cs="Cambria Math"/>
+              <w:sz w:val="22"/>
+              <w:szCs w:val="22"/>
+            </w:rPr>
+            <m:t>P</m:t>
+          </m:r>
+          <m:r>
+            <m:rPr>
+              <m:sty m:val="bi"/>
+            </m:rPr>
+            <w:rPr>
+              <w:rFonts w:ascii="Cambria Math" w:hAnsi="Cambria Math" w:cstheme="minorHAnsi"/>
+              <w:sz w:val="22"/>
+              <w:szCs w:val="22"/>
+            </w:rPr>
+            <m:t xml:space="preserve">(Reparacion </m:t>
+          </m:r>
+          <m:r>
+            <m:rPr>
+              <m:sty m:val="bi"/>
+            </m:rPr>
+            <w:rPr>
+              <w:rFonts w:ascii="Cambria Math" w:hAnsi="Cambria Math" w:cs="Cambria Math"/>
+              <w:sz w:val="22"/>
+              <w:szCs w:val="22"/>
+            </w:rPr>
+            <m:t xml:space="preserve">∣ </m:t>
+          </m:r>
+          <m:r>
+            <m:rPr>
+              <m:sty m:val="bi"/>
+            </m:rPr>
+            <w:rPr>
+              <w:rFonts w:ascii="Cambria Math" w:hAnsi="Cambria Math" w:cstheme="minorHAnsi"/>
+              <w:sz w:val="22"/>
+              <w:szCs w:val="22"/>
+            </w:rPr>
+            <m:t>Tarjeta) = 0.75</m:t>
+          </m:r>
+        </m:oMath>
+      </m:oMathPara>
+    </w:p>
+    <w:p>
+      <w:pPr>
+        <w:rPr>
+          <w:rFonts w:cstheme="minorHAnsi"/>
+          <w:b/>
+          <w:bCs/>
+          <w:sz w:val="22"/>
+          <w:szCs w:val="22"/>
+        </w:rPr>
+      </w:pPr>
+      <w:r>
+        <w:rPr>
+          <w:rFonts w:cstheme="minorHAnsi"/>
+          <w:b/>
+          <w:bCs/>
+          <w:sz w:val="22"/>
+          <w:szCs w:val="22"/>
+        </w:rPr>
+        <w:t xml:space="preserve">Entonces </w:t>
+      </w:r>
+    </w:p>
+    <w:p>
+      <w:pPr>
+        <w:jc w:val="center"/>
+        <w:rPr>
+          <w:rFonts w:cstheme="minorHAnsi"/>
+          <w:b/>
+          <w:bCs/>
+          <w:sz w:val="22"/>
+          <w:szCs w:val="22"/>
+        </w:rPr>
+      </w:pPr>
+      <m:oMathPara>
+        <m:oMath>
+          <m:r>
+            <m:rPr>
+              <m:sty m:val="bi"/>
+            </m:rPr>
+            <w:rPr>
+              <w:rFonts w:ascii="Cambria Math" w:hAnsi="Cambria Math" w:cs="Cambria Math"/>
+              <w:sz w:val="22"/>
+              <w:szCs w:val="22"/>
+            </w:rPr>
+            <m:t>P</m:t>
+          </m:r>
+          <m:r>
+            <m:rPr>
+              <m:sty m:val="bi"/>
+            </m:rPr>
+            <w:rPr>
+              <w:rFonts w:ascii="Cambria Math" w:hAnsi="Cambria Math" w:cstheme="minorHAnsi"/>
+              <w:sz w:val="22"/>
+              <w:szCs w:val="22"/>
+            </w:rPr>
+            <m:t xml:space="preserve">(No reparación </m:t>
+          </m:r>
+          <m:r>
+            <m:rPr>
+              <m:sty m:val="bi"/>
+            </m:rPr>
+            <w:rPr>
+              <w:rFonts w:ascii="Cambria Math" w:hAnsi="Cambria Math" w:cs="Cambria Math"/>
+              <w:sz w:val="22"/>
+              <w:szCs w:val="22"/>
+            </w:rPr>
+            <m:t xml:space="preserve">∣ </m:t>
+          </m:r>
+          <m:r>
+            <m:rPr>
+              <m:sty m:val="bi"/>
+            </m:rPr>
+            <w:rPr>
+              <w:rFonts w:ascii="Cambria Math" w:hAnsi="Cambria Math" w:cstheme="minorHAnsi"/>
+              <w:sz w:val="22"/>
+              <w:szCs w:val="22"/>
+            </w:rPr>
+            <m:t>Tarjeta) = 0.25</m:t>
+          </m:r>
+        </m:oMath>
+      </m:oMathPara>
+    </w:p>
+    <w:p>
+      <w:pPr>
+        <w:jc w:val="center"/>
+        <w:rPr>
+          <w:rFonts w:cstheme="minorHAnsi"/>
+          <w:b/>
+          <w:bCs/>
+          <w:sz w:val="22"/>
+          <w:szCs w:val="22"/>
+        </w:rPr>
+      </w:pPr>
+    </w:p>
+    <w:p>
+      <w:pPr>
+        <w:rPr>
+          <w:rFonts w:cstheme="minorHAnsi"/>
+          <w:b/>
+          <w:bCs/>
+          <w:sz w:val="22"/>
+          <w:szCs w:val="22"/>
+        </w:rPr>
+      </w:pPr>
+      <w:r>
+        <w:rPr>
+          <w:rFonts w:cstheme="minorHAnsi"/>
+          <w:b/>
+          <w:bCs/>
+          <w:sz w:val="22"/>
+          <w:szCs w:val="22"/>
+        </w:rPr>
+        <w:t>Queremos calcular:</w:t>
+      </w:r>
+    </w:p>
+    <w:p>
+      <w:pPr>
+        <w:rPr>
+          <w:rFonts w:cstheme="minorHAnsi"/>
+          <w:b/>
+          <w:bCs/>
+          <w:sz w:val="22"/>
+          <w:szCs w:val="22"/>
+        </w:rPr>
+      </w:pPr>
+      <m:oMathPara>
+        <m:oMath>
+          <m:r>
+            <m:rPr>
+              <m:sty m:val="bi"/>
+            </m:rPr>
+            <w:rPr>
+              <w:rFonts w:ascii="Cambria Math" w:hAnsi="Cambria Math" w:cs="Cambria Math"/>
+              <w:sz w:val="22"/>
+              <w:szCs w:val="22"/>
             </w:rPr>
             <m:t>P</m:t>
           </m:r>
@@ -4696,82 +6416,71 @@
               <m:sepChr m:val="∣"/>
               <m:ctrlPr>
                 <w:rPr>
-                  <w:rFonts w:ascii="Cambria Math" w:hAnsi="Cambria Math"/>
+                  <w:rFonts w:ascii="Cambria Math" w:hAnsi="Cambria Math" w:cstheme="minorHAnsi"/>
+                  <w:b/>
+                  <w:bCs/>
                   <w:i/>
+                  <w:sz w:val="22"/>
+                  <w:szCs w:val="22"/>
                 </w:rPr>
               </m:ctrlPr>
             </m:dPr>
             <m:e>
               <m:r>
+                <m:rPr>
+                  <m:sty m:val="bi"/>
+                </m:rPr>
                 <w:rPr>
-                  <w:rFonts w:ascii="Cambria Math" w:hAnsi="Cambria Math"/>
+                  <w:rFonts w:ascii="Cambria Math" w:hAnsi="Cambria Math" w:cstheme="minorHAnsi"/>
+                  <w:sz w:val="22"/>
+                  <w:szCs w:val="22"/>
                 </w:rPr>
-                <m:t>T</m:t>
+                <m:t>Tarjeta</m:t>
               </m:r>
               <m:ctrlPr>
                 <w:rPr>
                   <w:rFonts w:ascii="Cambria Math" w:hAnsi="Cambria Math" w:cs="Cambria Math"/>
+                  <w:b/>
+                  <w:bCs/>
                   <w:i/>
+                  <w:sz w:val="22"/>
+                  <w:szCs w:val="22"/>
                 </w:rPr>
               </m:ctrlPr>
             </m:e>
             <m:e>
               <m:r>
+                <m:rPr>
+                  <m:sty m:val="bi"/>
+                </m:rPr>
                 <w:rPr>
-                  <w:rFonts w:ascii="Cambria Math" w:hAnsi="Cambria Math"/>
+                  <w:rFonts w:ascii="Cambria Math" w:hAnsi="Cambria Math" w:cstheme="minorHAnsi"/>
+                  <w:sz w:val="22"/>
+                  <w:szCs w:val="22"/>
                 </w:rPr>
-                <m:t>R</m:t>
+                <m:t>No reparacion</m:t>
               </m:r>
             </m:e>
           </m:d>
           <m:r>
+            <m:rPr>
+              <m:sty m:val="bi"/>
+            </m:rPr>
             <w:rPr>
-              <w:rFonts w:ascii="Cambria Math" w:hAnsi="Cambria Math"/>
+              <w:rFonts w:ascii="Cambria Math" w:hAnsi="Cambria Math" w:cstheme="minorHAnsi"/>
+              <w:sz w:val="22"/>
+              <w:szCs w:val="22"/>
             </w:rPr>
-            <m:t>=P</m:t>
+            <m:t>=</m:t>
           </m:r>
-          <m:d>
-            <m:dPr>
-              <m:sepChr m:val="∣"/>
-              <m:ctrlPr>
-                <w:rPr>
-                  <w:rFonts w:ascii="Cambria Math" w:hAnsi="Cambria Math"/>
-                  <w:i/>
-                </w:rPr>
-              </m:ctrlPr>
-            </m:dPr>
-            <m:e>
-              <m:r>
-                <w:rPr>
-                  <w:rFonts w:ascii="Cambria Math" w:hAnsi="Cambria Math"/>
-                </w:rPr>
-                <m:t>R</m:t>
-              </m:r>
-              <m:ctrlPr>
-                <w:rPr>
-                  <w:rFonts w:ascii="Cambria Math" w:hAnsi="Cambria Math" w:cs="Cambria Math"/>
-                  <w:i/>
-                </w:rPr>
-              </m:ctrlPr>
-            </m:e>
-            <m:e>
-              <m:r>
-                <w:rPr>
-                  <w:rFonts w:ascii="Cambria Math" w:hAnsi="Cambria Math"/>
-                </w:rPr>
-                <m:t>T</m:t>
-              </m:r>
-            </m:e>
-          </m:d>
           <m:r>
+            <m:rPr>
+              <m:sty m:val="bi"/>
+            </m:rPr>
             <w:rPr>
               <w:rFonts w:ascii="Cambria Math" w:hAnsi="Cambria Math" w:cs="Cambria Math"/>
-            </w:rPr>
-            <m:t>⋅</m:t>
-          </m:r>
-          <m:r>
-            <w:rPr>
-              <w:rFonts w:ascii="Cambria Math" w:hAnsi="Cambria Math"/>
+              <w:sz w:val="22"/>
+              <w:szCs w:val="22"/>
             </w:rPr>
             <m:t>P</m:t>
           </m:r>
@@ -4779,23 +6488,49 @@
             <m:dPr>
               <m:ctrlPr>
                 <w:rPr>
-                  <w:rFonts w:ascii="Cambria Math" w:hAnsi="Cambria Math"/>
+                  <w:rFonts w:ascii="Cambria Math" w:hAnsi="Cambria Math" w:cstheme="minorHAnsi"/>
+                  <w:b/>
+                  <w:bCs/>
                   <w:i/>
+                  <w:sz w:val="22"/>
+                  <w:szCs w:val="22"/>
                 </w:rPr>
               </m:ctrlPr>
             </m:dPr>
             <m:e>
               <m:r>
+                <m:rPr>
+                  <m:sty m:val="bi"/>
+                </m:rPr>
                 <w:rPr>
-                  <w:rFonts w:ascii="Cambria Math" w:hAnsi="Cambria Math"/>
+                  <w:rFonts w:ascii="Cambria Math" w:hAnsi="Cambria Math" w:cstheme="minorHAnsi"/>
+                  <w:sz w:val="22"/>
+                  <w:szCs w:val="22"/>
                 </w:rPr>
-                <m:t>T</m:t>
+                <m:t>Tarjeta∩No reparacion</m:t>
               </m:r>
             </m:e>
           </m:d>
           <m:r>
+            <m:rPr>
+              <m:lit/>
+              <m:sty m:val="bi"/>
+            </m:rPr>
             <w:rPr>
-              <w:rFonts w:ascii="Cambria Math" w:hAnsi="Cambria Math"/>
+              <w:rFonts w:ascii="Cambria Math" w:hAnsi="Cambria Math" w:cstheme="minorHAnsi"/>
+              <w:sz w:val="22"/>
+              <w:szCs w:val="22"/>
+            </w:rPr>
+            <m:t>/</m:t>
+          </m:r>
+          <m:r>
+            <m:rPr>
+              <m:sty m:val="bi"/>
+            </m:rPr>
+            <w:rPr>
+              <w:rFonts w:ascii="Cambria Math" w:hAnsi="Cambria Math" w:cs="Cambria Math"/>
+              <w:sz w:val="22"/>
+              <w:szCs w:val="22"/>
             </w:rPr>
             <m:t>P</m:t>
           </m:r>
@@ -4803,652 +6538,33 @@
             <m:dPr>
               <m:ctrlPr>
                 <w:rPr>
-                  <w:rFonts w:ascii="Cambria Math" w:hAnsi="Cambria Math"/>
+                  <w:rFonts w:ascii="Cambria Math" w:hAnsi="Cambria Math" w:cstheme="minorHAnsi"/>
+                  <w:b/>
+                  <w:bCs/>
                   <w:i/>
+                  <w:sz w:val="22"/>
+                  <w:szCs w:val="22"/>
                 </w:rPr>
               </m:ctrlPr>
             </m:dPr>
             <m:e>
               <m:r>
+                <m:rPr>
+                  <m:sty m:val="bi"/>
+                </m:rPr>
                 <w:rPr>
-                  <w:rFonts w:ascii="Cambria Math" w:hAnsi="Cambria Math"/>
+                  <w:rFonts w:ascii="Cambria Math" w:hAnsi="Cambria Math" w:cstheme="minorHAnsi"/>
+                  <w:sz w:val="22"/>
+                  <w:szCs w:val="22"/>
                 </w:rPr>
-                <m:t>R</m:t>
+                <m:t>No reparacion</m:t>
               </m:r>
             </m:e>
           </m:d>
-          <m:r>
-            <w:rPr>
-              <w:rFonts w:ascii="Cambria Math" w:hAnsi="Cambria Math"/>
-            </w:rPr>
-            <m:t>P</m:t>
-          </m:r>
-          <m:d>
-            <m:dPr>
-              <m:ctrlPr>
-                <w:rPr>
-                  <w:rFonts w:ascii="Cambria Math" w:hAnsi="Cambria Math"/>
-                  <w:i/>
-                </w:rPr>
-              </m:ctrlPr>
-            </m:dPr>
-            <m:e>
-              <m:r>
-                <w:rPr>
-                  <w:rFonts w:ascii="Cambria Math" w:hAnsi="Cambria Math"/>
-                </w:rPr>
-                <m:t>T</m:t>
-              </m:r>
-            </m:e>
-            <m:e>
-              <m:r>
-                <w:rPr>
-                  <w:rFonts w:ascii="Cambria Math" w:hAnsi="Cambria Math"/>
-                </w:rPr>
-                <m:t>R</m:t>
-              </m:r>
-            </m:e>
-          </m:d>
-          <m:r>
-            <w:rPr>
-              <w:rFonts w:ascii="Cambria Math" w:hAnsi="Cambria Math"/>
-            </w:rPr>
-            <m:t>=</m:t>
-          </m:r>
-          <m:f>
-            <m:fPr>
-              <m:ctrlPr>
-                <w:rPr>
-                  <w:rFonts w:ascii="Cambria Math" w:hAnsi="Cambria Math"/>
-                </w:rPr>
-              </m:ctrlPr>
-            </m:fPr>
-            <m:num>
-              <m:r>
-                <w:rPr>
-                  <w:rFonts w:ascii="Cambria Math" w:hAnsi="Cambria Math"/>
-                </w:rPr>
-                <m:t>P</m:t>
-              </m:r>
-              <m:d>
-                <m:dPr>
-                  <m:ctrlPr>
-                    <w:rPr>
-                      <w:rFonts w:ascii="Cambria Math" w:hAnsi="Cambria Math"/>
-                      <w:i/>
-                    </w:rPr>
-                  </m:ctrlPr>
-                </m:dPr>
-                <m:e>
-                  <m:r>
-                    <w:rPr>
-                      <w:rFonts w:ascii="Cambria Math" w:hAnsi="Cambria Math"/>
-                    </w:rPr>
-                    <m:t>R</m:t>
-                  </m:r>
-                </m:e>
-                <m:e>
-                  <m:r>
-                    <w:rPr>
-                      <w:rFonts w:ascii="Cambria Math" w:hAnsi="Cambria Math"/>
-                    </w:rPr>
-                    <m:t>T</m:t>
-                  </m:r>
-                </m:e>
-              </m:d>
-              <m:r>
-                <m:rPr>
-                  <m:sty m:val="p"/>
-                </m:rPr>
-                <w:rPr>
-                  <w:rFonts w:ascii="Cambria Math" w:hAnsi="Cambria Math"/>
-                </w:rPr>
-                <m:t>⋅</m:t>
-              </m:r>
-              <m:r>
-                <w:rPr>
-                  <w:rFonts w:ascii="Cambria Math" w:hAnsi="Cambria Math"/>
-                </w:rPr>
-                <m:t>P</m:t>
-              </m:r>
-              <m:d>
-                <m:dPr>
-                  <m:ctrlPr>
-                    <w:rPr>
-                      <w:rFonts w:ascii="Cambria Math" w:hAnsi="Cambria Math"/>
-                      <w:i/>
-                    </w:rPr>
-                  </m:ctrlPr>
-                </m:dPr>
-                <m:e>
-                  <m:r>
-                    <w:rPr>
-                      <w:rFonts w:ascii="Cambria Math" w:hAnsi="Cambria Math"/>
-                    </w:rPr>
-                    <m:t>T</m:t>
-                  </m:r>
-                </m:e>
-              </m:d>
-              <m:ctrlPr>
-                <w:rPr>
-                  <w:rFonts w:ascii="Cambria Math" w:hAnsi="Cambria Math"/>
-                  <w:i/>
-                </w:rPr>
-              </m:ctrlPr>
-            </m:num>
-            <m:den>
-              <m:r>
-                <w:rPr>
-                  <w:rFonts w:ascii="Cambria Math" w:hAnsi="Cambria Math"/>
-                </w:rPr>
-                <m:t>P</m:t>
-              </m:r>
-              <m:d>
-                <m:dPr>
-                  <m:ctrlPr>
-                    <w:rPr>
-                      <w:rFonts w:ascii="Cambria Math" w:hAnsi="Cambria Math"/>
-                      <w:i/>
-                    </w:rPr>
-                  </m:ctrlPr>
-                </m:dPr>
-                <m:e>
-                  <m:r>
-                    <w:rPr>
-                      <w:rFonts w:ascii="Cambria Math" w:hAnsi="Cambria Math"/>
-                    </w:rPr>
-                    <m:t>R</m:t>
-                  </m:r>
-                </m:e>
-              </m:d>
-              <m:ctrlPr>
-                <w:rPr>
-                  <w:rFonts w:ascii="Cambria Math" w:hAnsi="Cambria Math"/>
-                  <w:i/>
-                </w:rPr>
-              </m:ctrlPr>
-            </m:den>
-          </m:f>
         </m:oMath>
       </m:oMathPara>
     </w:p>
     <w:p>
-      <w:r>
-        <w:t>Donde:</w:t>
-      </w:r>
-    </w:p>
-    <w:p>
-      <w:pPr>
-        <w:numPr>
-          <w:ilvl w:val="0"/>
-          <w:numId w:val="29"/>
-        </w:numPr>
-      </w:pPr>
-      <m:oMath>
-        <m:r>
-          <w:rPr>
-            <w:rFonts w:ascii="Cambria Math" w:hAnsi="Cambria Math"/>
-          </w:rPr>
-          <m:t>P(R</m:t>
-        </m:r>
-        <m:r>
-          <w:rPr>
-            <w:rFonts w:ascii="Cambria Math" w:hAnsi="Cambria Math" w:cs="Cambria Math"/>
-          </w:rPr>
-          <m:t>∣</m:t>
-        </m:r>
-        <m:r>
-          <w:rPr>
-            <w:rFonts w:ascii="Cambria Math" w:hAnsi="Cambria Math"/>
-          </w:rPr>
-          <m:t>T)=0.75P(R | T) = 0.75</m:t>
-        </m:r>
-      </m:oMath>
-    </w:p>
-    <w:p>
-      <w:pPr>
-        <w:numPr>
-          <w:ilvl w:val="0"/>
-          <w:numId w:val="29"/>
-        </w:numPr>
-      </w:pPr>
-      <m:oMath>
-        <m:r>
-          <w:rPr>
-            <w:rFonts w:ascii="Cambria Math" w:hAnsi="Cambria Math"/>
-          </w:rPr>
-          <m:t>P(T)=0.70P(T) = 0.70</m:t>
-        </m:r>
-      </m:oMath>
-    </w:p>
-    <w:p>
-      <w:pPr>
-        <w:numPr>
-          <w:ilvl w:val="0"/>
-          <w:numId w:val="29"/>
-        </w:numPr>
-      </w:pPr>
-      <m:oMath>
-        <m:r>
-          <w:rPr>
-            <w:rFonts w:ascii="Cambria Math" w:hAnsi="Cambria Math"/>
-          </w:rPr>
-          <m:t>P(R</m:t>
-        </m:r>
-        <m:r>
-          <w:rPr>
-            <w:rFonts w:ascii="Cambria Math" w:hAnsi="Cambria Math" w:cs="Cambria Math"/>
-          </w:rPr>
-          <m:t>∣</m:t>
-        </m:r>
-        <m:r>
-          <w:rPr>
-            <w:rFonts w:ascii="Cambria Math" w:hAnsi="Cambria Math"/>
-          </w:rPr>
-          <m:t>F)=1P(R | F) = 1</m:t>
-        </m:r>
-      </m:oMath>
-      <w:r>
-        <w:t xml:space="preserve"> (asumimos que las fuentes siempre se reparan)</w:t>
-      </w:r>
-    </w:p>
-    <w:p>
-      <w:pPr>
-        <w:numPr>
-          <w:ilvl w:val="0"/>
-          <w:numId w:val="29"/>
-        </w:numPr>
-      </w:pPr>
-      <m:oMath>
-        <m:r>
-          <w:rPr>
-            <w:rFonts w:ascii="Cambria Math" w:hAnsi="Cambria Math"/>
-          </w:rPr>
-          <m:t>P(F)=0.30P(F) = 0.30</m:t>
-        </m:r>
-      </m:oMath>
-    </w:p>
-    <w:p>
-      <w:r>
-        <w:t>Entonces:</w:t>
-      </w:r>
-    </w:p>
-    <w:p>
-      <m:oMathPara>
-        <m:oMath>
-          <m:r>
-            <w:rPr>
-              <w:rFonts w:ascii="Cambria Math" w:hAnsi="Cambria Math"/>
-            </w:rPr>
-            <m:t>P(R)=P(R</m:t>
-          </m:r>
-          <m:r>
-            <w:rPr>
-              <w:rFonts w:ascii="Cambria Math" w:hAnsi="Cambria Math" w:cs="Cambria Math"/>
-            </w:rPr>
-            <m:t>∣</m:t>
-          </m:r>
-          <m:r>
-            <w:rPr>
-              <w:rFonts w:ascii="Cambria Math" w:hAnsi="Cambria Math"/>
-            </w:rPr>
-            <m:t>T)</m:t>
-          </m:r>
-          <m:r>
-            <w:rPr>
-              <w:rFonts w:ascii="Cambria Math" w:hAnsi="Cambria Math" w:cs="Cambria Math"/>
-            </w:rPr>
-            <m:t>⋅</m:t>
-          </m:r>
-          <m:r>
-            <w:rPr>
-              <w:rFonts w:ascii="Cambria Math" w:hAnsi="Cambria Math"/>
-            </w:rPr>
-            <m:t>P(T)+P(R</m:t>
-          </m:r>
-          <m:r>
-            <w:rPr>
-              <w:rFonts w:ascii="Cambria Math" w:hAnsi="Cambria Math" w:cs="Cambria Math"/>
-            </w:rPr>
-            <m:t>∣</m:t>
-          </m:r>
-          <m:r>
-            <w:rPr>
-              <w:rFonts w:ascii="Cambria Math" w:hAnsi="Cambria Math"/>
-            </w:rPr>
-            <m:t>F)</m:t>
-          </m:r>
-          <m:r>
-            <w:rPr>
-              <w:rFonts w:ascii="Cambria Math" w:hAnsi="Cambria Math" w:cs="Cambria Math"/>
-            </w:rPr>
-            <m:t>⋅</m:t>
-          </m:r>
-          <m:r>
-            <w:rPr>
-              <w:rFonts w:ascii="Cambria Math" w:hAnsi="Cambria Math"/>
-            </w:rPr>
-            <m:t>P(F)=</m:t>
-          </m:r>
-        </m:oMath>
-      </m:oMathPara>
-    </w:p>
-    <w:p>
-      <m:oMathPara>
-        <m:oMath>
-          <m:r>
-            <w:rPr>
-              <w:rFonts w:ascii="Cambria Math" w:hAnsi="Cambria Math"/>
-            </w:rPr>
-            <m:t>0.75</m:t>
-          </m:r>
-          <m:r>
-            <w:rPr>
-              <w:rFonts w:ascii="Cambria Math" w:hAnsi="Cambria Math" w:cs="Cambria Math"/>
-            </w:rPr>
-            <m:t>⋅</m:t>
-          </m:r>
-          <m:r>
-            <w:rPr>
-              <w:rFonts w:ascii="Cambria Math" w:hAnsi="Cambria Math"/>
-            </w:rPr>
-            <m:t>0.70+1</m:t>
-          </m:r>
-          <m:r>
-            <w:rPr>
-              <w:rFonts w:ascii="Cambria Math" w:hAnsi="Cambria Math" w:cs="Cambria Math"/>
-            </w:rPr>
-            <m:t>⋅</m:t>
-          </m:r>
-          <m:r>
-            <w:rPr>
-              <w:rFonts w:ascii="Cambria Math" w:hAnsi="Cambria Math"/>
-            </w:rPr>
-            <m:t>0.30=0.525+0.30=</m:t>
-          </m:r>
-        </m:oMath>
-      </m:oMathPara>
-    </w:p>
-    <w:p>
-      <m:oMathPara>
-        <m:oMath>
-          <m:r>
-            <w:rPr>
-              <w:rFonts w:ascii="Cambria Math" w:hAnsi="Cambria Math"/>
-            </w:rPr>
-            <m:t xml:space="preserve">0.825P(R) = </m:t>
-          </m:r>
-        </m:oMath>
-      </m:oMathPara>
-    </w:p>
-    <w:p>
-      <m:oMathPara>
-        <m:oMath>
-          <m:r>
-            <w:rPr>
-              <w:rFonts w:ascii="Cambria Math" w:hAnsi="Cambria Math"/>
-            </w:rPr>
-            <m:t>P</m:t>
-          </m:r>
-          <m:d>
-            <m:dPr>
-              <m:ctrlPr>
-                <w:rPr>
-                  <w:rFonts w:ascii="Cambria Math" w:hAnsi="Cambria Math"/>
-                  <w:i/>
-                </w:rPr>
-              </m:ctrlPr>
-            </m:dPr>
-            <m:e>
-              <m:r>
-                <w:rPr>
-                  <w:rFonts w:ascii="Cambria Math" w:hAnsi="Cambria Math"/>
-                </w:rPr>
-                <m:t>R</m:t>
-              </m:r>
-            </m:e>
-            <m:e>
-              <m:r>
-                <w:rPr>
-                  <w:rFonts w:ascii="Cambria Math" w:hAnsi="Cambria Math"/>
-                </w:rPr>
-                <m:t>T</m:t>
-              </m:r>
-            </m:e>
-          </m:d>
-          <m:r>
-            <m:rPr>
-              <m:sty m:val="p"/>
-            </m:rPr>
-            <w:rPr>
-              <w:rFonts w:ascii="Cambria Math" w:hAnsi="Cambria Math"/>
-            </w:rPr>
-            <m:t>⋅</m:t>
-          </m:r>
-          <m:r>
-            <w:rPr>
-              <w:rFonts w:ascii="Cambria Math" w:hAnsi="Cambria Math"/>
-            </w:rPr>
-            <m:t>P</m:t>
-          </m:r>
-          <m:d>
-            <m:dPr>
-              <m:ctrlPr>
-                <w:rPr>
-                  <w:rFonts w:ascii="Cambria Math" w:hAnsi="Cambria Math"/>
-                  <w:i/>
-                </w:rPr>
-              </m:ctrlPr>
-            </m:dPr>
-            <m:e>
-              <m:r>
-                <w:rPr>
-                  <w:rFonts w:ascii="Cambria Math" w:hAnsi="Cambria Math"/>
-                </w:rPr>
-                <m:t>T</m:t>
-              </m:r>
-            </m:e>
-          </m:d>
-          <m:r>
-            <w:rPr>
-              <w:rFonts w:ascii="Cambria Math" w:hAnsi="Cambria Math"/>
-            </w:rPr>
-            <m:t>+P</m:t>
-          </m:r>
-          <m:d>
-            <m:dPr>
-              <m:ctrlPr>
-                <w:rPr>
-                  <w:rFonts w:ascii="Cambria Math" w:hAnsi="Cambria Math"/>
-                  <w:i/>
-                </w:rPr>
-              </m:ctrlPr>
-            </m:dPr>
-            <m:e>
-              <m:r>
-                <w:rPr>
-                  <w:rFonts w:ascii="Cambria Math" w:hAnsi="Cambria Math"/>
-                </w:rPr>
-                <m:t>R</m:t>
-              </m:r>
-            </m:e>
-            <m:e>
-              <m:r>
-                <w:rPr>
-                  <w:rFonts w:ascii="Cambria Math" w:hAnsi="Cambria Math"/>
-                </w:rPr>
-                <m:t>F</m:t>
-              </m:r>
-            </m:e>
-          </m:d>
-          <m:r>
-            <m:rPr>
-              <m:sty m:val="p"/>
-            </m:rPr>
-            <w:rPr>
-              <w:rFonts w:ascii="Cambria Math" w:hAnsi="Cambria Math"/>
-            </w:rPr>
-            <m:t>⋅</m:t>
-          </m:r>
-          <m:r>
-            <w:rPr>
-              <w:rFonts w:ascii="Cambria Math" w:hAnsi="Cambria Math"/>
-            </w:rPr>
-            <m:t>P</m:t>
-          </m:r>
-          <m:d>
-            <m:dPr>
-              <m:ctrlPr>
-                <w:rPr>
-                  <w:rFonts w:ascii="Cambria Math" w:hAnsi="Cambria Math"/>
-                  <w:i/>
-                </w:rPr>
-              </m:ctrlPr>
-            </m:dPr>
-            <m:e>
-              <m:r>
-                <w:rPr>
-                  <w:rFonts w:ascii="Cambria Math" w:hAnsi="Cambria Math"/>
-                </w:rPr>
-                <m:t>F</m:t>
-              </m:r>
-            </m:e>
-          </m:d>
-          <m:r>
-            <w:rPr>
-              <w:rFonts w:ascii="Cambria Math" w:hAnsi="Cambria Math"/>
-            </w:rPr>
-            <m:t>=</m:t>
-          </m:r>
-        </m:oMath>
-      </m:oMathPara>
-    </w:p>
-    <w:p>
-      <m:oMathPara>
-        <m:oMath>
-          <m:r>
-            <w:rPr>
-              <w:rFonts w:ascii="Cambria Math" w:hAnsi="Cambria Math"/>
-            </w:rPr>
-            <m:t xml:space="preserve">0.75 </m:t>
-          </m:r>
-          <m:r>
-            <m:rPr>
-              <m:sty m:val="p"/>
-            </m:rPr>
-            <w:rPr>
-              <w:rFonts w:ascii="Cambria Math" w:hAnsi="Cambria Math"/>
-            </w:rPr>
-            <m:t>⋅</m:t>
-          </m:r>
-          <m:r>
-            <w:rPr>
-              <w:rFonts w:ascii="Cambria Math" w:hAnsi="Cambria Math"/>
-            </w:rPr>
-            <m:t xml:space="preserve">0.70 + 1 </m:t>
-          </m:r>
-          <m:r>
-            <m:rPr>
-              <m:sty m:val="p"/>
-            </m:rPr>
-            <w:rPr>
-              <w:rFonts w:ascii="Cambria Math" w:hAnsi="Cambria Math"/>
-            </w:rPr>
-            <m:t>⋅</m:t>
-          </m:r>
-          <m:r>
-            <w:rPr>
-              <w:rFonts w:ascii="Cambria Math" w:hAnsi="Cambria Math"/>
-            </w:rPr>
-            <m:t xml:space="preserve">0.30 = </m:t>
-          </m:r>
-        </m:oMath>
-      </m:oMathPara>
-    </w:p>
-    <w:p>
-      <m:oMathPara>
-        <m:oMath>
-          <m:r>
-            <w:rPr>
-              <w:rFonts w:ascii="Cambria Math" w:hAnsi="Cambria Math"/>
-            </w:rPr>
-            <m:t>0.525 + 0.30 = 0.825</m:t>
-          </m:r>
-        </m:oMath>
-      </m:oMathPara>
-    </w:p>
-    <w:p>
-      <w:r>
-        <w:t>Finalmente:</w:t>
-      </w:r>
-    </w:p>
-    <w:p>
-      <m:oMathPara>
-        <m:oMath>
-          <m:r>
-            <w:rPr>
-              <w:rFonts w:ascii="Cambria Math" w:hAnsi="Cambria Math"/>
-            </w:rPr>
-            <m:t>P(T</m:t>
-          </m:r>
-          <m:r>
-            <w:rPr>
-              <w:rFonts w:ascii="Cambria Math" w:hAnsi="Cambria Math" w:cs="Cambria Math"/>
-            </w:rPr>
-            <m:t>∣</m:t>
-          </m:r>
-          <m:r>
-            <w:rPr>
-              <w:rFonts w:ascii="Cambria Math" w:hAnsi="Cambria Math"/>
-            </w:rPr>
-            <m:t>R)=0.75</m:t>
-          </m:r>
-          <m:r>
-            <w:rPr>
-              <w:rFonts w:ascii="Cambria Math" w:hAnsi="Cambria Math" w:cs="Cambria Math"/>
-            </w:rPr>
-            <m:t>⋅</m:t>
-          </m:r>
-          <m:r>
-            <w:rPr>
-              <w:rFonts w:ascii="Cambria Math" w:hAnsi="Cambria Math"/>
-            </w:rPr>
-            <m:t>0.700</m:t>
-          </m:r>
-          <m:r>
-            <w:rPr>
-              <w:rFonts w:ascii="Cambria Math" w:hAnsi="Cambria Math"/>
-            </w:rPr>
-            <m:t xml:space="preserve"> / </m:t>
-          </m:r>
-          <m:r>
-            <w:rPr>
-              <w:rFonts w:ascii="Cambria Math" w:hAnsi="Cambria Math"/>
-            </w:rPr>
-            <m:t xml:space="preserve"> 0</m:t>
-          </m:r>
-          <m:r>
-            <w:rPr>
-              <w:rFonts w:ascii="Cambria Math" w:hAnsi="Cambria Math"/>
-            </w:rPr>
-            <m:t>.825=</m:t>
-          </m:r>
-          <m:r>
-            <w:rPr>
-              <w:rFonts w:ascii="Cambria Math" w:hAnsi="Cambria Math"/>
-            </w:rPr>
-            <m:t>0.6363636</m:t>
-          </m:r>
-        </m:oMath>
-      </m:oMathPara>
-    </w:p>
-    <w:p/>
-    <w:p>
-      <w:r>
-        <w:br w:type="page"/>
-      </w:r>
-    </w:p>
-    <w:p>
       <w:pPr>
         <w:rPr>
           <w:rFonts w:cstheme="minorHAnsi"/>
@@ -5458,7 +6574,9 @@
           <w:szCs w:val="22"/>
         </w:rPr>
       </w:pPr>
-      <w:r>
+    </w:p>
+    <w:p>
+      <w:pPr>
         <w:rPr>
           <w:rFonts w:cstheme="minorHAnsi"/>
           <w:b/>
@@ -5466,10 +6584,7 @@
           <w:sz w:val="22"/>
           <w:szCs w:val="22"/>
         </w:rPr>
-        <w:lastRenderedPageBreak/>
-        <w:t xml:space="preserve">Implementa tu solución en un cuaderno de </w:t>
-      </w:r>
-      <w:proofErr w:type="spellStart"/>
+      </w:pPr>
       <w:r>
         <w:rPr>
           <w:rFonts w:cstheme="minorHAnsi"/>
@@ -5478,9 +6593,8 @@
           <w:sz w:val="22"/>
           <w:szCs w:val="22"/>
         </w:rPr>
-        <w:t>Jupyter</w:t>
-      </w:r>
-      <w:proofErr w:type="spellEnd"/>
+        <w:t>Implementa</w:t>
+      </w:r>
       <w:r>
         <w:rPr>
           <w:rFonts w:cstheme="minorHAnsi"/>
@@ -5489,16 +6603,37 @@
           <w:sz w:val="22"/>
           <w:szCs w:val="22"/>
         </w:rPr>
-        <w:t xml:space="preserve"> Notebook utilizando Python.</w:t>
-      </w:r>
-    </w:p>
-    <w:p>
-      <w:r>
+        <w:t>ción de la</w:t>
+      </w:r>
+      <w:r>
+        <w:rPr>
+          <w:rFonts w:cstheme="minorHAnsi"/>
+          <w:b/>
+          <w:bCs/>
+          <w:sz w:val="22"/>
+          <w:szCs w:val="22"/>
+        </w:rPr>
+        <w:t xml:space="preserve">  solución en un cuaderno de Jupyter Notebook utilizando Python.</w:t>
+      </w:r>
+    </w:p>
+    <w:p>
+      <w:r>
+        <w:rPr>
+          <w:noProof/>
+        </w:rPr>
         <w:drawing>
-          <wp:inline distT="0" distB="0" distL="0" distR="0" wp14:anchorId="0054E3EB" wp14:editId="6E175C05">
-            <wp:extent cx="5838825" cy="3552976"/>
-            <wp:effectExtent l="57150" t="57150" r="85725" b="104775"/>
-            <wp:docPr id="1980418695" name="Imagen 1" descr="Interfaz de usuario gráfica, Texto, Aplicación&#10;&#10;El contenido generado por IA puede ser incorrecto."/>
+          <wp:anchor distT="0" distB="0" distL="114300" distR="114300" simplePos="0" relativeHeight="251660288" behindDoc="0" locked="0" layoutInCell="1" allowOverlap="1" wp14:anchorId="40E76318" wp14:editId="2F408FF7">
+            <wp:simplePos x="0" y="0"/>
+            <wp:positionH relativeFrom="column">
+              <wp:posOffset>-3810</wp:posOffset>
+            </wp:positionH>
+            <wp:positionV relativeFrom="paragraph">
+              <wp:posOffset>0</wp:posOffset>
+            </wp:positionV>
+            <wp:extent cx="5612130" cy="2176780"/>
+            <wp:effectExtent l="57150" t="57150" r="102870" b="90170"/>
+            <wp:wrapTopAndBottom/>
+            <wp:docPr id="1694422586" name="Imagen 1" descr="Interfaz de usuario gráfica, Texto, Aplicación&#10;&#10;El contenido generado por IA puede ser incorrecto."/>
             <wp:cNvGraphicFramePr>
               <a:graphicFrameLocks xmlns:a="http://schemas.openxmlformats.org/drawingml/2006/main" noChangeAspect="1"/>
             </wp:cNvGraphicFramePr>
@@ -5506,11 +6641,17 @@
               <a:graphicData uri="http://schemas.openxmlformats.org/drawingml/2006/picture">
                 <pic:pic xmlns:pic="http://schemas.openxmlformats.org/drawingml/2006/picture">
                   <pic:nvPicPr>
-                    <pic:cNvPr id="1980418695" name="Imagen 1" descr="Interfaz de usuario gráfica, Texto, Aplicación&#10;&#10;El contenido generado por IA puede ser incorrecto."/>
+                    <pic:cNvPr id="1694422586" name="Imagen 1" descr="Interfaz de usuario gráfica, Texto, Aplicación&#10;&#10;El contenido generado por IA puede ser incorrecto."/>
                     <pic:cNvPicPr/>
                   </pic:nvPicPr>
                   <pic:blipFill>
-                    <a:blip r:embed="rId11"/>
+                    <a:blip r:embed="rId15">
+                      <a:extLst>
+                        <a:ext uri="{28A0092B-C50C-407E-A947-70E740481C1C}">
+                          <a14:useLocalDpi xmlns:a14="http://schemas.microsoft.com/office/drawing/2010/main" val="0"/>
+                        </a:ext>
+                      </a:extLst>
+                    </a:blip>
                     <a:stretch>
                       <a:fillRect/>
                     </a:stretch>
@@ -5518,7 +6659,7 @@
                   <pic:spPr>
                     <a:xfrm>
                       <a:off x="0" y="0"/>
-                      <a:ext cx="5842339" cy="3555114"/>
+                      <a:ext cx="5612130" cy="2176780"/>
                     </a:xfrm>
                     <a:prstGeom prst="rect">
                       <a:avLst/>
@@ -5539,7 +6680,7 @@
                 </pic:pic>
               </a:graphicData>
             </a:graphic>
-          </wp:inline>
+          </wp:anchor>
         </w:drawing>
       </w:r>
     </w:p>
@@ -5565,6 +6706,7 @@
           <w:bCs/>
         </w:rPr>
       </w:pPr>
+      <w:bookmarkStart w:id="7" w:name="_Toc207276206"/>
       <w:r>
         <w:rPr>
           <w:b/>
@@ -5573,16 +6715,16 @@
         <w:lastRenderedPageBreak/>
         <w:t>Conclusiones</w:t>
       </w:r>
-      <w:bookmarkEnd w:id="3"/>
-    </w:p>
-    <w:p>
-      <w:pPr>
-        <w:rPr>
-          <w:sz w:val="22"/>
-          <w:szCs w:val="22"/>
-        </w:rPr>
-      </w:pPr>
-      <w:bookmarkStart w:id="4" w:name="_Toc205456571"/>
+      <w:bookmarkEnd w:id="7"/>
+    </w:p>
+    <w:p>
+      <w:pPr>
+        <w:jc w:val="both"/>
+        <w:rPr>
+          <w:sz w:val="22"/>
+          <w:szCs w:val="22"/>
+        </w:rPr>
+      </w:pPr>
       <w:r>
         <w:rPr>
           <w:sz w:val="22"/>
@@ -5593,37 +6735,23 @@
     </w:p>
     <w:p>
       <w:pPr>
-        <w:rPr>
-          <w:sz w:val="22"/>
-          <w:szCs w:val="22"/>
-        </w:rPr>
-      </w:pPr>
-      <w:r>
-        <w:rPr>
-          <w:sz w:val="22"/>
-          <w:szCs w:val="22"/>
-        </w:rPr>
-        <w:t xml:space="preserve">Las derivadas y los gradientes nos permiten descubrir el comportamiento local de las funciones, optimizar modelos y, en general, ver la sensibilidad en sistemas complejos. Con la diferenciación, sin embargo, no solo facilitamos una técnica matemática, sino que nos permitimos ir más allá en algoritmos como la </w:t>
-      </w:r>
-      <w:proofErr w:type="spellStart"/>
-      <w:r>
-        <w:rPr>
-          <w:sz w:val="22"/>
-          <w:szCs w:val="22"/>
-        </w:rPr>
-        <w:t>retropropagación</w:t>
-      </w:r>
-      <w:proofErr w:type="spellEnd"/>
-      <w:r>
-        <w:rPr>
-          <w:sz w:val="22"/>
-          <w:szCs w:val="22"/>
-        </w:rPr>
-        <w:t xml:space="preserve"> (donde también se utiliza la regla de la cadena) y el descenso de gradiente para cambiar parámetros en redes neuronales.</w:t>
-      </w:r>
-    </w:p>
-    <w:p>
-      <w:pPr>
+        <w:jc w:val="both"/>
+        <w:rPr>
+          <w:sz w:val="22"/>
+          <w:szCs w:val="22"/>
+        </w:rPr>
+      </w:pPr>
+      <w:r>
+        <w:rPr>
+          <w:sz w:val="22"/>
+          <w:szCs w:val="22"/>
+        </w:rPr>
+        <w:t>Las derivadas y los gradientes nos permiten descubrir el comportamiento local de las funciones, optimizar modelos y, en general, ver la sensibilidad en sistemas complejos. Con la diferenciación, sin embargo, no solo facilitamos una técnica matemática, sino que nos permitimos ir más allá en algoritmos como la retropropagación (donde también se utiliza la regla de la cadena) y el descenso de gradiente para cambiar parámetros en redes neuronales.</w:t>
+      </w:r>
+    </w:p>
+    <w:p>
+      <w:pPr>
+        <w:jc w:val="both"/>
         <w:rPr>
           <w:sz w:val="22"/>
           <w:szCs w:val="22"/>
@@ -5639,6 +6767,7 @@
     </w:p>
     <w:p>
       <w:pPr>
+        <w:jc w:val="both"/>
         <w:rPr>
           <w:sz w:val="22"/>
           <w:szCs w:val="22"/>
@@ -5654,6 +6783,7 @@
     </w:p>
     <w:p>
       <w:pPr>
+        <w:jc w:val="both"/>
         <w:rPr>
           <w:sz w:val="22"/>
           <w:szCs w:val="22"/>
@@ -5669,6 +6799,7 @@
     </w:p>
     <w:p>
       <w:pPr>
+        <w:jc w:val="both"/>
         <w:rPr>
           <w:sz w:val="22"/>
           <w:szCs w:val="22"/>
@@ -5684,6 +6815,7 @@
     </w:p>
     <w:p>
       <w:pPr>
+        <w:jc w:val="both"/>
         <w:rPr>
           <w:sz w:val="22"/>
           <w:szCs w:val="22"/>
@@ -5699,6 +6831,7 @@
     </w:p>
     <w:p>
       <w:pPr>
+        <w:jc w:val="both"/>
         <w:rPr>
           <w:sz w:val="22"/>
           <w:szCs w:val="22"/>
@@ -5714,100 +6847,23 @@
     </w:p>
     <w:p>
       <w:pPr>
-        <w:rPr>
-          <w:sz w:val="22"/>
-          <w:szCs w:val="22"/>
-        </w:rPr>
-      </w:pPr>
-      <w:r>
-        <w:rPr>
-          <w:sz w:val="22"/>
-          <w:szCs w:val="22"/>
-        </w:rPr>
-        <w:t xml:space="preserve">Usando </w:t>
-      </w:r>
-      <w:proofErr w:type="spellStart"/>
-      <w:r>
-        <w:rPr>
-          <w:sz w:val="22"/>
-          <w:szCs w:val="22"/>
-        </w:rPr>
-        <w:t>Jupyter</w:t>
-      </w:r>
-      <w:proofErr w:type="spellEnd"/>
-      <w:r>
-        <w:rPr>
-          <w:sz w:val="22"/>
-          <w:szCs w:val="22"/>
-        </w:rPr>
-        <w:t xml:space="preserve"> Notebook, `</w:t>
-      </w:r>
-      <w:proofErr w:type="spellStart"/>
-      <w:r>
-        <w:rPr>
-          <w:sz w:val="22"/>
-          <w:szCs w:val="22"/>
-        </w:rPr>
-        <w:t>SymPy</w:t>
-      </w:r>
-      <w:proofErr w:type="spellEnd"/>
-      <w:r>
-        <w:rPr>
-          <w:sz w:val="22"/>
-          <w:szCs w:val="22"/>
-        </w:rPr>
-        <w:t>`, `</w:t>
-      </w:r>
-      <w:proofErr w:type="spellStart"/>
-      <w:r>
-        <w:rPr>
-          <w:sz w:val="22"/>
-          <w:szCs w:val="22"/>
-        </w:rPr>
-        <w:t>NumPy</w:t>
-      </w:r>
-      <w:proofErr w:type="spellEnd"/>
-      <w:r>
-        <w:rPr>
-          <w:sz w:val="22"/>
-          <w:szCs w:val="22"/>
-        </w:rPr>
-        <w:t>`, `</w:t>
-      </w:r>
-      <w:proofErr w:type="spellStart"/>
-      <w:r>
-        <w:rPr>
-          <w:sz w:val="22"/>
-          <w:szCs w:val="22"/>
-        </w:rPr>
-        <w:t>Matplotlib</w:t>
-      </w:r>
-      <w:proofErr w:type="spellEnd"/>
-      <w:r>
-        <w:rPr>
-          <w:sz w:val="22"/>
-          <w:szCs w:val="22"/>
-        </w:rPr>
-        <w:t>` y `Pandas`, puedes intentar aplicar cosas teóricas. Ya sea cálculo simbólico de derivadas, visualización de histogramas y evaluación de distribuciones, Python es la herramienta ideal entre una teoría matemática y la experimentación computacional.</w:t>
-      </w:r>
-    </w:p>
-    <w:p>
-      <w:pPr>
-        <w:rPr>
-          <w:sz w:val="22"/>
-          <w:szCs w:val="22"/>
-        </w:rPr>
-      </w:pPr>
-      <w:r>
-        <w:rPr>
-          <w:sz w:val="22"/>
-          <w:szCs w:val="22"/>
-        </w:rPr>
-        <w:t>Reflexión Final</w:t>
-      </w:r>
-    </w:p>
-    <w:p>
-      <w:pPr>
+        <w:jc w:val="both"/>
+        <w:rPr>
+          <w:sz w:val="22"/>
+          <w:szCs w:val="22"/>
+        </w:rPr>
+      </w:pPr>
+      <w:r>
+        <w:rPr>
+          <w:sz w:val="22"/>
+          <w:szCs w:val="22"/>
+        </w:rPr>
+        <w:t>Usando Jupyter Notebook, `SymPy`, `NumPy`, `Matplotlib` y `Pandas`, puedes intentar aplicar cosas teóricas. Ya sea cálculo simbólico de derivadas, visualización de histogramas y evaluación de distribuciones, Python es la herramienta ideal entre una teoría matemática y la experimentación computacional.</w:t>
+      </w:r>
+    </w:p>
+    <w:p>
+      <w:pPr>
+        <w:jc w:val="both"/>
         <w:rPr>
           <w:sz w:val="22"/>
           <w:szCs w:val="22"/>
@@ -5820,6 +6876,15 @@
         </w:rPr>
         <w:t>La amalgama de cálculo, probabilidad y programación aprovecha el potencial para que los problemas del mundo real en inteligencia artificial sean modelados, examinados y, en última instancia, resueltos. Estas ayudas nos proporcionan no solo ideas sobre cómo se comporta el modelo, sino también formas de optimizarlos y validarlos matemáticamente. El dominio de estos fundamentos es muy crucial para crear soluciones inteligentes, confiables e impecables.</w:t>
       </w:r>
+    </w:p>
+    <w:p>
+      <w:pPr>
+        <w:jc w:val="both"/>
+        <w:rPr>
+          <w:sz w:val="22"/>
+          <w:szCs w:val="22"/>
+        </w:rPr>
+      </w:pPr>
     </w:p>
     <w:p>
       <w:pPr>
@@ -5849,6 +6914,7 @@
           <w:bCs/>
         </w:rPr>
       </w:pPr>
+      <w:bookmarkStart w:id="8" w:name="_Toc207276207"/>
       <w:r>
         <w:rPr>
           <w:b/>
@@ -5869,23 +6935,14 @@
           <w:b/>
           <w:bCs/>
         </w:rPr>
-        <w:t xml:space="preserve"> en </w:t>
-      </w:r>
-      <w:proofErr w:type="spellStart"/>
+        <w:t xml:space="preserve"> en Github</w:t>
+      </w:r>
+      <w:bookmarkEnd w:id="8"/>
       <w:r>
         <w:rPr>
           <w:b/>
           <w:bCs/>
         </w:rPr>
-        <w:t>Github</w:t>
-      </w:r>
-      <w:bookmarkEnd w:id="4"/>
-      <w:proofErr w:type="spellEnd"/>
-      <w:r>
-        <w:rPr>
-          <w:b/>
-          <w:bCs/>
-        </w:rPr>
         <w:t xml:space="preserve"> </w:t>
       </w:r>
     </w:p>
@@ -5897,7 +6954,7 @@
           <w:szCs w:val="22"/>
         </w:rPr>
       </w:pPr>
-      <w:hyperlink r:id="rId12" w:history="1">
+      <w:hyperlink r:id="rId16" w:history="1">
         <w:r>
           <w:rPr>
             <w:rStyle w:val="Hipervnculo"/>
@@ -5927,8 +6984,8 @@
       </w:pPr>
     </w:p>
     <w:sectPr>
-      <w:headerReference w:type="default" r:id="rId13"/>
-      <w:footerReference w:type="default" r:id="rId14"/>
+      <w:headerReference w:type="default" r:id="rId17"/>
+      <w:footerReference w:type="default" r:id="rId18"/>
       <w:pgSz w:w="12240" w:h="15840"/>
       <w:pgMar w:top="1985" w:right="1701" w:bottom="1417" w:left="1701" w:header="708" w:footer="708" w:gutter="0"/>
       <w:cols w:space="708"/>
@@ -7187,6 +8244,268 @@
     </w:lvl>
   </w:abstractNum>
   <w:abstractNum w:abstractNumId="8" w15:restartNumberingAfterBreak="0">
+    <w:nsid w:val="1C6B78AB"/>
+    <w:multiLevelType w:val="multilevel"/>
+    <w:tmpl w:val="33943404"/>
+    <w:lvl w:ilvl="0">
+      <w:start w:val="1"/>
+      <w:numFmt w:val="bullet"/>
+      <w:lvlText w:val=""/>
+      <w:lvlJc w:val="left"/>
+      <w:pPr>
+        <w:tabs>
+          <w:tab w:val="num" w:pos="720"/>
+        </w:tabs>
+        <w:ind w:left="720" w:hanging="360"/>
+      </w:pPr>
+      <w:rPr>
+        <w:rFonts w:ascii="Symbol" w:hAnsi="Symbol" w:hint="default"/>
+        <w:sz w:val="20"/>
+      </w:rPr>
+    </w:lvl>
+    <w:lvl w:ilvl="1" w:tentative="1">
+      <w:start w:val="1"/>
+      <w:numFmt w:val="bullet"/>
+      <w:lvlText w:val="o"/>
+      <w:lvlJc w:val="left"/>
+      <w:pPr>
+        <w:tabs>
+          <w:tab w:val="num" w:pos="1440"/>
+        </w:tabs>
+        <w:ind w:left="1440" w:hanging="360"/>
+      </w:pPr>
+      <w:rPr>
+        <w:rFonts w:ascii="Courier New" w:hAnsi="Courier New" w:hint="default"/>
+        <w:sz w:val="20"/>
+      </w:rPr>
+    </w:lvl>
+    <w:lvl w:ilvl="2" w:tentative="1">
+      <w:start w:val="1"/>
+      <w:numFmt w:val="bullet"/>
+      <w:lvlText w:val=""/>
+      <w:lvlJc w:val="left"/>
+      <w:pPr>
+        <w:tabs>
+          <w:tab w:val="num" w:pos="2160"/>
+        </w:tabs>
+        <w:ind w:left="2160" w:hanging="360"/>
+      </w:pPr>
+      <w:rPr>
+        <w:rFonts w:ascii="Wingdings" w:hAnsi="Wingdings" w:hint="default"/>
+        <w:sz w:val="20"/>
+      </w:rPr>
+    </w:lvl>
+    <w:lvl w:ilvl="3" w:tentative="1">
+      <w:start w:val="1"/>
+      <w:numFmt w:val="bullet"/>
+      <w:lvlText w:val=""/>
+      <w:lvlJc w:val="left"/>
+      <w:pPr>
+        <w:tabs>
+          <w:tab w:val="num" w:pos="2880"/>
+        </w:tabs>
+        <w:ind w:left="2880" w:hanging="360"/>
+      </w:pPr>
+      <w:rPr>
+        <w:rFonts w:ascii="Wingdings" w:hAnsi="Wingdings" w:hint="default"/>
+        <w:sz w:val="20"/>
+      </w:rPr>
+    </w:lvl>
+    <w:lvl w:ilvl="4" w:tentative="1">
+      <w:start w:val="1"/>
+      <w:numFmt w:val="bullet"/>
+      <w:lvlText w:val=""/>
+      <w:lvlJc w:val="left"/>
+      <w:pPr>
+        <w:tabs>
+          <w:tab w:val="num" w:pos="3600"/>
+        </w:tabs>
+        <w:ind w:left="3600" w:hanging="360"/>
+      </w:pPr>
+      <w:rPr>
+        <w:rFonts w:ascii="Wingdings" w:hAnsi="Wingdings" w:hint="default"/>
+        <w:sz w:val="20"/>
+      </w:rPr>
+    </w:lvl>
+    <w:lvl w:ilvl="5" w:tentative="1">
+      <w:start w:val="1"/>
+      <w:numFmt w:val="bullet"/>
+      <w:lvlText w:val=""/>
+      <w:lvlJc w:val="left"/>
+      <w:pPr>
+        <w:tabs>
+          <w:tab w:val="num" w:pos="4320"/>
+        </w:tabs>
+        <w:ind w:left="4320" w:hanging="360"/>
+      </w:pPr>
+      <w:rPr>
+        <w:rFonts w:ascii="Wingdings" w:hAnsi="Wingdings" w:hint="default"/>
+        <w:sz w:val="20"/>
+      </w:rPr>
+    </w:lvl>
+    <w:lvl w:ilvl="6" w:tentative="1">
+      <w:start w:val="1"/>
+      <w:numFmt w:val="bullet"/>
+      <w:lvlText w:val=""/>
+      <w:lvlJc w:val="left"/>
+      <w:pPr>
+        <w:tabs>
+          <w:tab w:val="num" w:pos="5040"/>
+        </w:tabs>
+        <w:ind w:left="5040" w:hanging="360"/>
+      </w:pPr>
+      <w:rPr>
+        <w:rFonts w:ascii="Wingdings" w:hAnsi="Wingdings" w:hint="default"/>
+        <w:sz w:val="20"/>
+      </w:rPr>
+    </w:lvl>
+    <w:lvl w:ilvl="7" w:tentative="1">
+      <w:start w:val="1"/>
+      <w:numFmt w:val="bullet"/>
+      <w:lvlText w:val=""/>
+      <w:lvlJc w:val="left"/>
+      <w:pPr>
+        <w:tabs>
+          <w:tab w:val="num" w:pos="5760"/>
+        </w:tabs>
+        <w:ind w:left="5760" w:hanging="360"/>
+      </w:pPr>
+      <w:rPr>
+        <w:rFonts w:ascii="Wingdings" w:hAnsi="Wingdings" w:hint="default"/>
+        <w:sz w:val="20"/>
+      </w:rPr>
+    </w:lvl>
+    <w:lvl w:ilvl="8" w:tentative="1">
+      <w:start w:val="1"/>
+      <w:numFmt w:val="bullet"/>
+      <w:lvlText w:val=""/>
+      <w:lvlJc w:val="left"/>
+      <w:pPr>
+        <w:tabs>
+          <w:tab w:val="num" w:pos="6480"/>
+        </w:tabs>
+        <w:ind w:left="6480" w:hanging="360"/>
+      </w:pPr>
+      <w:rPr>
+        <w:rFonts w:ascii="Wingdings" w:hAnsi="Wingdings" w:hint="default"/>
+        <w:sz w:val="20"/>
+      </w:rPr>
+    </w:lvl>
+  </w:abstractNum>
+  <w:abstractNum w:abstractNumId="9" w15:restartNumberingAfterBreak="0">
+    <w:nsid w:val="1FA6543B"/>
+    <w:multiLevelType w:val="hybridMultilevel"/>
+    <w:tmpl w:val="381E6146"/>
+    <w:lvl w:ilvl="0" w:tplc="080A0001">
+      <w:start w:val="1"/>
+      <w:numFmt w:val="bullet"/>
+      <w:lvlText w:val=""/>
+      <w:lvlJc w:val="left"/>
+      <w:pPr>
+        <w:ind w:left="720" w:hanging="360"/>
+      </w:pPr>
+      <w:rPr>
+        <w:rFonts w:ascii="Symbol" w:hAnsi="Symbol" w:hint="default"/>
+      </w:rPr>
+    </w:lvl>
+    <w:lvl w:ilvl="1" w:tplc="080A0003" w:tentative="1">
+      <w:start w:val="1"/>
+      <w:numFmt w:val="bullet"/>
+      <w:lvlText w:val="o"/>
+      <w:lvlJc w:val="left"/>
+      <w:pPr>
+        <w:ind w:left="1440" w:hanging="360"/>
+      </w:pPr>
+      <w:rPr>
+        <w:rFonts w:ascii="Courier New" w:hAnsi="Courier New" w:cs="Courier New" w:hint="default"/>
+      </w:rPr>
+    </w:lvl>
+    <w:lvl w:ilvl="2" w:tplc="080A0005" w:tentative="1">
+      <w:start w:val="1"/>
+      <w:numFmt w:val="bullet"/>
+      <w:lvlText w:val=""/>
+      <w:lvlJc w:val="left"/>
+      <w:pPr>
+        <w:ind w:left="2160" w:hanging="360"/>
+      </w:pPr>
+      <w:rPr>
+        <w:rFonts w:ascii="Wingdings" w:hAnsi="Wingdings" w:hint="default"/>
+      </w:rPr>
+    </w:lvl>
+    <w:lvl w:ilvl="3" w:tplc="080A0001" w:tentative="1">
+      <w:start w:val="1"/>
+      <w:numFmt w:val="bullet"/>
+      <w:lvlText w:val=""/>
+      <w:lvlJc w:val="left"/>
+      <w:pPr>
+        <w:ind w:left="2880" w:hanging="360"/>
+      </w:pPr>
+      <w:rPr>
+        <w:rFonts w:ascii="Symbol" w:hAnsi="Symbol" w:hint="default"/>
+      </w:rPr>
+    </w:lvl>
+    <w:lvl w:ilvl="4" w:tplc="080A0003" w:tentative="1">
+      <w:start w:val="1"/>
+      <w:numFmt w:val="bullet"/>
+      <w:lvlText w:val="o"/>
+      <w:lvlJc w:val="left"/>
+      <w:pPr>
+        <w:ind w:left="3600" w:hanging="360"/>
+      </w:pPr>
+      <w:rPr>
+        <w:rFonts w:ascii="Courier New" w:hAnsi="Courier New" w:cs="Courier New" w:hint="default"/>
+      </w:rPr>
+    </w:lvl>
+    <w:lvl w:ilvl="5" w:tplc="080A0005" w:tentative="1">
+      <w:start w:val="1"/>
+      <w:numFmt w:val="bullet"/>
+      <w:lvlText w:val=""/>
+      <w:lvlJc w:val="left"/>
+      <w:pPr>
+        <w:ind w:left="4320" w:hanging="360"/>
+      </w:pPr>
+      <w:rPr>
+        <w:rFonts w:ascii="Wingdings" w:hAnsi="Wingdings" w:hint="default"/>
+      </w:rPr>
+    </w:lvl>
+    <w:lvl w:ilvl="6" w:tplc="080A0001" w:tentative="1">
+      <w:start w:val="1"/>
+      <w:numFmt w:val="bullet"/>
+      <w:lvlText w:val=""/>
+      <w:lvlJc w:val="left"/>
+      <w:pPr>
+        <w:ind w:left="5040" w:hanging="360"/>
+      </w:pPr>
+      <w:rPr>
+        <w:rFonts w:ascii="Symbol" w:hAnsi="Symbol" w:hint="default"/>
+      </w:rPr>
+    </w:lvl>
+    <w:lvl w:ilvl="7" w:tplc="080A0003" w:tentative="1">
+      <w:start w:val="1"/>
+      <w:numFmt w:val="bullet"/>
+      <w:lvlText w:val="o"/>
+      <w:lvlJc w:val="left"/>
+      <w:pPr>
+        <w:ind w:left="5760" w:hanging="360"/>
+      </w:pPr>
+      <w:rPr>
+        <w:rFonts w:ascii="Courier New" w:hAnsi="Courier New" w:cs="Courier New" w:hint="default"/>
+      </w:rPr>
+    </w:lvl>
+    <w:lvl w:ilvl="8" w:tplc="080A0005" w:tentative="1">
+      <w:start w:val="1"/>
+      <w:numFmt w:val="bullet"/>
+      <w:lvlText w:val=""/>
+      <w:lvlJc w:val="left"/>
+      <w:pPr>
+        <w:ind w:left="6480" w:hanging="360"/>
+      </w:pPr>
+      <w:rPr>
+        <w:rFonts w:ascii="Wingdings" w:hAnsi="Wingdings" w:hint="default"/>
+      </w:rPr>
+    </w:lvl>
+  </w:abstractNum>
+  <w:abstractNum w:abstractNumId="10" w15:restartNumberingAfterBreak="0">
     <w:nsid w:val="224D1AF2"/>
     <w:multiLevelType w:val="hybridMultilevel"/>
     <w:tmpl w:val="3B8E058C"/>
@@ -7299,7 +8618,7 @@
       </w:rPr>
     </w:lvl>
   </w:abstractNum>
-  <w:abstractNum w:abstractNumId="9" w15:restartNumberingAfterBreak="0">
+  <w:abstractNum w:abstractNumId="11" w15:restartNumberingAfterBreak="0">
     <w:nsid w:val="241877A0"/>
     <w:multiLevelType w:val="multilevel"/>
     <w:tmpl w:val="FA24E408"/>
@@ -7448,7 +8767,156 @@
       </w:rPr>
     </w:lvl>
   </w:abstractNum>
-  <w:abstractNum w:abstractNumId="10" w15:restartNumberingAfterBreak="0">
+  <w:abstractNum w:abstractNumId="12" w15:restartNumberingAfterBreak="0">
+    <w:nsid w:val="2794216E"/>
+    <w:multiLevelType w:val="multilevel"/>
+    <w:tmpl w:val="7FA6A834"/>
+    <w:lvl w:ilvl="0">
+      <w:start w:val="1"/>
+      <w:numFmt w:val="bullet"/>
+      <w:lvlText w:val=""/>
+      <w:lvlJc w:val="left"/>
+      <w:pPr>
+        <w:tabs>
+          <w:tab w:val="num" w:pos="720"/>
+        </w:tabs>
+        <w:ind w:left="720" w:hanging="360"/>
+      </w:pPr>
+      <w:rPr>
+        <w:rFonts w:ascii="Symbol" w:hAnsi="Symbol" w:hint="default"/>
+        <w:sz w:val="20"/>
+      </w:rPr>
+    </w:lvl>
+    <w:lvl w:ilvl="1" w:tentative="1">
+      <w:start w:val="1"/>
+      <w:numFmt w:val="bullet"/>
+      <w:lvlText w:val="o"/>
+      <w:lvlJc w:val="left"/>
+      <w:pPr>
+        <w:tabs>
+          <w:tab w:val="num" w:pos="1440"/>
+        </w:tabs>
+        <w:ind w:left="1440" w:hanging="360"/>
+      </w:pPr>
+      <w:rPr>
+        <w:rFonts w:ascii="Courier New" w:hAnsi="Courier New" w:hint="default"/>
+        <w:sz w:val="20"/>
+      </w:rPr>
+    </w:lvl>
+    <w:lvl w:ilvl="2" w:tentative="1">
+      <w:start w:val="1"/>
+      <w:numFmt w:val="bullet"/>
+      <w:lvlText w:val=""/>
+      <w:lvlJc w:val="left"/>
+      <w:pPr>
+        <w:tabs>
+          <w:tab w:val="num" w:pos="2160"/>
+        </w:tabs>
+        <w:ind w:left="2160" w:hanging="360"/>
+      </w:pPr>
+      <w:rPr>
+        <w:rFonts w:ascii="Wingdings" w:hAnsi="Wingdings" w:hint="default"/>
+        <w:sz w:val="20"/>
+      </w:rPr>
+    </w:lvl>
+    <w:lvl w:ilvl="3" w:tentative="1">
+      <w:start w:val="1"/>
+      <w:numFmt w:val="bullet"/>
+      <w:lvlText w:val=""/>
+      <w:lvlJc w:val="left"/>
+      <w:pPr>
+        <w:tabs>
+          <w:tab w:val="num" w:pos="2880"/>
+        </w:tabs>
+        <w:ind w:left="2880" w:hanging="360"/>
+      </w:pPr>
+      <w:rPr>
+        <w:rFonts w:ascii="Wingdings" w:hAnsi="Wingdings" w:hint="default"/>
+        <w:sz w:val="20"/>
+      </w:rPr>
+    </w:lvl>
+    <w:lvl w:ilvl="4" w:tentative="1">
+      <w:start w:val="1"/>
+      <w:numFmt w:val="bullet"/>
+      <w:lvlText w:val=""/>
+      <w:lvlJc w:val="left"/>
+      <w:pPr>
+        <w:tabs>
+          <w:tab w:val="num" w:pos="3600"/>
+        </w:tabs>
+        <w:ind w:left="3600" w:hanging="360"/>
+      </w:pPr>
+      <w:rPr>
+        <w:rFonts w:ascii="Wingdings" w:hAnsi="Wingdings" w:hint="default"/>
+        <w:sz w:val="20"/>
+      </w:rPr>
+    </w:lvl>
+    <w:lvl w:ilvl="5" w:tentative="1">
+      <w:start w:val="1"/>
+      <w:numFmt w:val="bullet"/>
+      <w:lvlText w:val=""/>
+      <w:lvlJc w:val="left"/>
+      <w:pPr>
+        <w:tabs>
+          <w:tab w:val="num" w:pos="4320"/>
+        </w:tabs>
+        <w:ind w:left="4320" w:hanging="360"/>
+      </w:pPr>
+      <w:rPr>
+        <w:rFonts w:ascii="Wingdings" w:hAnsi="Wingdings" w:hint="default"/>
+        <w:sz w:val="20"/>
+      </w:rPr>
+    </w:lvl>
+    <w:lvl w:ilvl="6" w:tentative="1">
+      <w:start w:val="1"/>
+      <w:numFmt w:val="bullet"/>
+      <w:lvlText w:val=""/>
+      <w:lvlJc w:val="left"/>
+      <w:pPr>
+        <w:tabs>
+          <w:tab w:val="num" w:pos="5040"/>
+        </w:tabs>
+        <w:ind w:left="5040" w:hanging="360"/>
+      </w:pPr>
+      <w:rPr>
+        <w:rFonts w:ascii="Wingdings" w:hAnsi="Wingdings" w:hint="default"/>
+        <w:sz w:val="20"/>
+      </w:rPr>
+    </w:lvl>
+    <w:lvl w:ilvl="7" w:tentative="1">
+      <w:start w:val="1"/>
+      <w:numFmt w:val="bullet"/>
+      <w:lvlText w:val=""/>
+      <w:lvlJc w:val="left"/>
+      <w:pPr>
+        <w:tabs>
+          <w:tab w:val="num" w:pos="5760"/>
+        </w:tabs>
+        <w:ind w:left="5760" w:hanging="360"/>
+      </w:pPr>
+      <w:rPr>
+        <w:rFonts w:ascii="Wingdings" w:hAnsi="Wingdings" w:hint="default"/>
+        <w:sz w:val="20"/>
+      </w:rPr>
+    </w:lvl>
+    <w:lvl w:ilvl="8" w:tentative="1">
+      <w:start w:val="1"/>
+      <w:numFmt w:val="bullet"/>
+      <w:lvlText w:val=""/>
+      <w:lvlJc w:val="left"/>
+      <w:pPr>
+        <w:tabs>
+          <w:tab w:val="num" w:pos="6480"/>
+        </w:tabs>
+        <w:ind w:left="6480" w:hanging="360"/>
+      </w:pPr>
+      <w:rPr>
+        <w:rFonts w:ascii="Wingdings" w:hAnsi="Wingdings" w:hint="default"/>
+        <w:sz w:val="20"/>
+      </w:rPr>
+    </w:lvl>
+  </w:abstractNum>
+  <w:abstractNum w:abstractNumId="13" w15:restartNumberingAfterBreak="0">
     <w:nsid w:val="29294F41"/>
     <w:multiLevelType w:val="multilevel"/>
     <w:tmpl w:val="6486E9E2"/>
@@ -7597,7 +9065,96 @@
       </w:rPr>
     </w:lvl>
   </w:abstractNum>
-  <w:abstractNum w:abstractNumId="11" w15:restartNumberingAfterBreak="0">
+  <w:abstractNum w:abstractNumId="14" w15:restartNumberingAfterBreak="0">
+    <w:nsid w:val="29D16F17"/>
+    <w:multiLevelType w:val="hybridMultilevel"/>
+    <w:tmpl w:val="33468C9A"/>
+    <w:lvl w:ilvl="0" w:tplc="A5566242">
+      <w:start w:val="4"/>
+      <w:numFmt w:val="decimal"/>
+      <w:lvlText w:val="%1."/>
+      <w:lvlJc w:val="left"/>
+      <w:pPr>
+        <w:ind w:left="360" w:hanging="360"/>
+      </w:pPr>
+      <w:rPr>
+        <w:rFonts w:hint="default"/>
+      </w:rPr>
+    </w:lvl>
+    <w:lvl w:ilvl="1" w:tplc="080A0019" w:tentative="1">
+      <w:start w:val="1"/>
+      <w:numFmt w:val="lowerLetter"/>
+      <w:lvlText w:val="%2."/>
+      <w:lvlJc w:val="left"/>
+      <w:pPr>
+        <w:ind w:left="1440" w:hanging="360"/>
+      </w:pPr>
+    </w:lvl>
+    <w:lvl w:ilvl="2" w:tplc="080A001B" w:tentative="1">
+      <w:start w:val="1"/>
+      <w:numFmt w:val="lowerRoman"/>
+      <w:lvlText w:val="%3."/>
+      <w:lvlJc w:val="right"/>
+      <w:pPr>
+        <w:ind w:left="2160" w:hanging="180"/>
+      </w:pPr>
+    </w:lvl>
+    <w:lvl w:ilvl="3" w:tplc="080A000F" w:tentative="1">
+      <w:start w:val="1"/>
+      <w:numFmt w:val="decimal"/>
+      <w:lvlText w:val="%4."/>
+      <w:lvlJc w:val="left"/>
+      <w:pPr>
+        <w:ind w:left="2880" w:hanging="360"/>
+      </w:pPr>
+    </w:lvl>
+    <w:lvl w:ilvl="4" w:tplc="080A0019" w:tentative="1">
+      <w:start w:val="1"/>
+      <w:numFmt w:val="lowerLetter"/>
+      <w:lvlText w:val="%5."/>
+      <w:lvlJc w:val="left"/>
+      <w:pPr>
+        <w:ind w:left="3600" w:hanging="360"/>
+      </w:pPr>
+    </w:lvl>
+    <w:lvl w:ilvl="5" w:tplc="080A001B" w:tentative="1">
+      <w:start w:val="1"/>
+      <w:numFmt w:val="lowerRoman"/>
+      <w:lvlText w:val="%6."/>
+      <w:lvlJc w:val="right"/>
+      <w:pPr>
+        <w:ind w:left="4320" w:hanging="180"/>
+      </w:pPr>
+    </w:lvl>
+    <w:lvl w:ilvl="6" w:tplc="080A000F" w:tentative="1">
+      <w:start w:val="1"/>
+      <w:numFmt w:val="decimal"/>
+      <w:lvlText w:val="%7."/>
+      <w:lvlJc w:val="left"/>
+      <w:pPr>
+        <w:ind w:left="5040" w:hanging="360"/>
+      </w:pPr>
+    </w:lvl>
+    <w:lvl w:ilvl="7" w:tplc="080A0019" w:tentative="1">
+      <w:start w:val="1"/>
+      <w:numFmt w:val="lowerLetter"/>
+      <w:lvlText w:val="%8."/>
+      <w:lvlJc w:val="left"/>
+      <w:pPr>
+        <w:ind w:left="5760" w:hanging="360"/>
+      </w:pPr>
+    </w:lvl>
+    <w:lvl w:ilvl="8" w:tplc="080A001B" w:tentative="1">
+      <w:start w:val="1"/>
+      <w:numFmt w:val="lowerRoman"/>
+      <w:lvlText w:val="%9."/>
+      <w:lvlJc w:val="right"/>
+      <w:pPr>
+        <w:ind w:left="6480" w:hanging="180"/>
+      </w:pPr>
+    </w:lvl>
+  </w:abstractNum>
+  <w:abstractNum w:abstractNumId="15" w15:restartNumberingAfterBreak="0">
     <w:nsid w:val="2E6A5602"/>
     <w:multiLevelType w:val="hybridMultilevel"/>
     <w:tmpl w:val="82AEF22A"/>
@@ -7683,7 +9240,185 @@
       </w:pPr>
     </w:lvl>
   </w:abstractNum>
-  <w:abstractNum w:abstractNumId="12" w15:restartNumberingAfterBreak="0">
+  <w:abstractNum w:abstractNumId="16" w15:restartNumberingAfterBreak="0">
+    <w:nsid w:val="31082AE0"/>
+    <w:multiLevelType w:val="hybridMultilevel"/>
+    <w:tmpl w:val="FCC23B50"/>
+    <w:lvl w:ilvl="0" w:tplc="A5566242">
+      <w:start w:val="4"/>
+      <w:numFmt w:val="decimal"/>
+      <w:lvlText w:val="%1."/>
+      <w:lvlJc w:val="left"/>
+      <w:pPr>
+        <w:ind w:left="360" w:hanging="360"/>
+      </w:pPr>
+      <w:rPr>
+        <w:rFonts w:hint="default"/>
+      </w:rPr>
+    </w:lvl>
+    <w:lvl w:ilvl="1" w:tplc="080A0019" w:tentative="1">
+      <w:start w:val="1"/>
+      <w:numFmt w:val="lowerLetter"/>
+      <w:lvlText w:val="%2."/>
+      <w:lvlJc w:val="left"/>
+      <w:pPr>
+        <w:ind w:left="1440" w:hanging="360"/>
+      </w:pPr>
+    </w:lvl>
+    <w:lvl w:ilvl="2" w:tplc="080A001B" w:tentative="1">
+      <w:start w:val="1"/>
+      <w:numFmt w:val="lowerRoman"/>
+      <w:lvlText w:val="%3."/>
+      <w:lvlJc w:val="right"/>
+      <w:pPr>
+        <w:ind w:left="2160" w:hanging="180"/>
+      </w:pPr>
+    </w:lvl>
+    <w:lvl w:ilvl="3" w:tplc="080A000F" w:tentative="1">
+      <w:start w:val="1"/>
+      <w:numFmt w:val="decimal"/>
+      <w:lvlText w:val="%4."/>
+      <w:lvlJc w:val="left"/>
+      <w:pPr>
+        <w:ind w:left="2880" w:hanging="360"/>
+      </w:pPr>
+    </w:lvl>
+    <w:lvl w:ilvl="4" w:tplc="080A0019" w:tentative="1">
+      <w:start w:val="1"/>
+      <w:numFmt w:val="lowerLetter"/>
+      <w:lvlText w:val="%5."/>
+      <w:lvlJc w:val="left"/>
+      <w:pPr>
+        <w:ind w:left="3600" w:hanging="360"/>
+      </w:pPr>
+    </w:lvl>
+    <w:lvl w:ilvl="5" w:tplc="080A001B" w:tentative="1">
+      <w:start w:val="1"/>
+      <w:numFmt w:val="lowerRoman"/>
+      <w:lvlText w:val="%6."/>
+      <w:lvlJc w:val="right"/>
+      <w:pPr>
+        <w:ind w:left="4320" w:hanging="180"/>
+      </w:pPr>
+    </w:lvl>
+    <w:lvl w:ilvl="6" w:tplc="080A000F" w:tentative="1">
+      <w:start w:val="1"/>
+      <w:numFmt w:val="decimal"/>
+      <w:lvlText w:val="%7."/>
+      <w:lvlJc w:val="left"/>
+      <w:pPr>
+        <w:ind w:left="5040" w:hanging="360"/>
+      </w:pPr>
+    </w:lvl>
+    <w:lvl w:ilvl="7" w:tplc="080A0019" w:tentative="1">
+      <w:start w:val="1"/>
+      <w:numFmt w:val="lowerLetter"/>
+      <w:lvlText w:val="%8."/>
+      <w:lvlJc w:val="left"/>
+      <w:pPr>
+        <w:ind w:left="5760" w:hanging="360"/>
+      </w:pPr>
+    </w:lvl>
+    <w:lvl w:ilvl="8" w:tplc="080A001B" w:tentative="1">
+      <w:start w:val="1"/>
+      <w:numFmt w:val="lowerRoman"/>
+      <w:lvlText w:val="%9."/>
+      <w:lvlJc w:val="right"/>
+      <w:pPr>
+        <w:ind w:left="6480" w:hanging="180"/>
+      </w:pPr>
+    </w:lvl>
+  </w:abstractNum>
+  <w:abstractNum w:abstractNumId="17" w15:restartNumberingAfterBreak="0">
+    <w:nsid w:val="34625CE4"/>
+    <w:multiLevelType w:val="hybridMultilevel"/>
+    <w:tmpl w:val="8F309816"/>
+    <w:lvl w:ilvl="0" w:tplc="0A6E65FA">
+      <w:start w:val="1"/>
+      <w:numFmt w:val="decimal"/>
+      <w:lvlText w:val="%1."/>
+      <w:lvlJc w:val="left"/>
+      <w:pPr>
+        <w:ind w:left="360" w:hanging="360"/>
+      </w:pPr>
+      <w:rPr>
+        <w:rFonts w:hint="default"/>
+      </w:rPr>
+    </w:lvl>
+    <w:lvl w:ilvl="1" w:tplc="080A0019" w:tentative="1">
+      <w:start w:val="1"/>
+      <w:numFmt w:val="lowerLetter"/>
+      <w:lvlText w:val="%2."/>
+      <w:lvlJc w:val="left"/>
+      <w:pPr>
+        <w:ind w:left="1440" w:hanging="360"/>
+      </w:pPr>
+    </w:lvl>
+    <w:lvl w:ilvl="2" w:tplc="080A001B" w:tentative="1">
+      <w:start w:val="1"/>
+      <w:numFmt w:val="lowerRoman"/>
+      <w:lvlText w:val="%3."/>
+      <w:lvlJc w:val="right"/>
+      <w:pPr>
+        <w:ind w:left="2160" w:hanging="180"/>
+      </w:pPr>
+    </w:lvl>
+    <w:lvl w:ilvl="3" w:tplc="080A000F" w:tentative="1">
+      <w:start w:val="1"/>
+      <w:numFmt w:val="decimal"/>
+      <w:lvlText w:val="%4."/>
+      <w:lvlJc w:val="left"/>
+      <w:pPr>
+        <w:ind w:left="2880" w:hanging="360"/>
+      </w:pPr>
+    </w:lvl>
+    <w:lvl w:ilvl="4" w:tplc="080A0019" w:tentative="1">
+      <w:start w:val="1"/>
+      <w:numFmt w:val="lowerLetter"/>
+      <w:lvlText w:val="%5."/>
+      <w:lvlJc w:val="left"/>
+      <w:pPr>
+        <w:ind w:left="3600" w:hanging="360"/>
+      </w:pPr>
+    </w:lvl>
+    <w:lvl w:ilvl="5" w:tplc="080A001B" w:tentative="1">
+      <w:start w:val="1"/>
+      <w:numFmt w:val="lowerRoman"/>
+      <w:lvlText w:val="%6."/>
+      <w:lvlJc w:val="right"/>
+      <w:pPr>
+        <w:ind w:left="4320" w:hanging="180"/>
+      </w:pPr>
+    </w:lvl>
+    <w:lvl w:ilvl="6" w:tplc="080A000F" w:tentative="1">
+      <w:start w:val="1"/>
+      <w:numFmt w:val="decimal"/>
+      <w:lvlText w:val="%7."/>
+      <w:lvlJc w:val="left"/>
+      <w:pPr>
+        <w:ind w:left="5040" w:hanging="360"/>
+      </w:pPr>
+    </w:lvl>
+    <w:lvl w:ilvl="7" w:tplc="080A0019" w:tentative="1">
+      <w:start w:val="1"/>
+      <w:numFmt w:val="lowerLetter"/>
+      <w:lvlText w:val="%8."/>
+      <w:lvlJc w:val="left"/>
+      <w:pPr>
+        <w:ind w:left="5760" w:hanging="360"/>
+      </w:pPr>
+    </w:lvl>
+    <w:lvl w:ilvl="8" w:tplc="080A001B" w:tentative="1">
+      <w:start w:val="1"/>
+      <w:numFmt w:val="lowerRoman"/>
+      <w:lvlText w:val="%9."/>
+      <w:lvlJc w:val="right"/>
+      <w:pPr>
+        <w:ind w:left="6480" w:hanging="180"/>
+      </w:pPr>
+    </w:lvl>
+  </w:abstractNum>
+  <w:abstractNum w:abstractNumId="18" w15:restartNumberingAfterBreak="0">
     <w:nsid w:val="3A2449AD"/>
     <w:multiLevelType w:val="multilevel"/>
     <w:tmpl w:val="4CC825DC"/>
@@ -7832,7 +9567,7 @@
       </w:rPr>
     </w:lvl>
   </w:abstractNum>
-  <w:abstractNum w:abstractNumId="13" w15:restartNumberingAfterBreak="0">
+  <w:abstractNum w:abstractNumId="19" w15:restartNumberingAfterBreak="0">
     <w:nsid w:val="3B3E697D"/>
     <w:multiLevelType w:val="multilevel"/>
     <w:tmpl w:val="56FC900E"/>
@@ -7976,7 +9711,7 @@
       </w:rPr>
     </w:lvl>
   </w:abstractNum>
-  <w:abstractNum w:abstractNumId="14" w15:restartNumberingAfterBreak="0">
+  <w:abstractNum w:abstractNumId="20" w15:restartNumberingAfterBreak="0">
     <w:nsid w:val="3C3917EC"/>
     <w:multiLevelType w:val="hybridMultilevel"/>
     <w:tmpl w:val="BC186B84"/>
@@ -8089,7 +9824,7 @@
       </w:rPr>
     </w:lvl>
   </w:abstractNum>
-  <w:abstractNum w:abstractNumId="15" w15:restartNumberingAfterBreak="0">
+  <w:abstractNum w:abstractNumId="21" w15:restartNumberingAfterBreak="0">
     <w:nsid w:val="42BE3BDC"/>
     <w:multiLevelType w:val="multilevel"/>
     <w:tmpl w:val="33F47EF8"/>
@@ -8238,7 +9973,7 @@
       </w:rPr>
     </w:lvl>
   </w:abstractNum>
-  <w:abstractNum w:abstractNumId="16" w15:restartNumberingAfterBreak="0">
+  <w:abstractNum w:abstractNumId="22" w15:restartNumberingAfterBreak="0">
     <w:nsid w:val="4CDE332D"/>
     <w:multiLevelType w:val="multilevel"/>
     <w:tmpl w:val="FD52CBEA"/>
@@ -8387,7 +10122,7 @@
       </w:rPr>
     </w:lvl>
   </w:abstractNum>
-  <w:abstractNum w:abstractNumId="17" w15:restartNumberingAfterBreak="0">
+  <w:abstractNum w:abstractNumId="23" w15:restartNumberingAfterBreak="0">
     <w:nsid w:val="4E9C0A7C"/>
     <w:multiLevelType w:val="multilevel"/>
     <w:tmpl w:val="EBD28EEE"/>
@@ -8536,7 +10271,7 @@
       </w:rPr>
     </w:lvl>
   </w:abstractNum>
-  <w:abstractNum w:abstractNumId="18" w15:restartNumberingAfterBreak="0">
+  <w:abstractNum w:abstractNumId="24" w15:restartNumberingAfterBreak="0">
     <w:nsid w:val="538B30D2"/>
     <w:multiLevelType w:val="multilevel"/>
     <w:tmpl w:val="2C60B90E"/>
@@ -8685,7 +10420,156 @@
       </w:rPr>
     </w:lvl>
   </w:abstractNum>
-  <w:abstractNum w:abstractNumId="19" w15:restartNumberingAfterBreak="0">
+  <w:abstractNum w:abstractNumId="25" w15:restartNumberingAfterBreak="0">
+    <w:nsid w:val="56C91C78"/>
+    <w:multiLevelType w:val="multilevel"/>
+    <w:tmpl w:val="D32031DA"/>
+    <w:lvl w:ilvl="0">
+      <w:start w:val="1"/>
+      <w:numFmt w:val="bullet"/>
+      <w:lvlText w:val=""/>
+      <w:lvlJc w:val="left"/>
+      <w:pPr>
+        <w:tabs>
+          <w:tab w:val="num" w:pos="720"/>
+        </w:tabs>
+        <w:ind w:left="720" w:hanging="360"/>
+      </w:pPr>
+      <w:rPr>
+        <w:rFonts w:ascii="Symbol" w:hAnsi="Symbol" w:hint="default"/>
+        <w:sz w:val="20"/>
+      </w:rPr>
+    </w:lvl>
+    <w:lvl w:ilvl="1" w:tentative="1">
+      <w:start w:val="1"/>
+      <w:numFmt w:val="bullet"/>
+      <w:lvlText w:val="o"/>
+      <w:lvlJc w:val="left"/>
+      <w:pPr>
+        <w:tabs>
+          <w:tab w:val="num" w:pos="1440"/>
+        </w:tabs>
+        <w:ind w:left="1440" w:hanging="360"/>
+      </w:pPr>
+      <w:rPr>
+        <w:rFonts w:ascii="Courier New" w:hAnsi="Courier New" w:hint="default"/>
+        <w:sz w:val="20"/>
+      </w:rPr>
+    </w:lvl>
+    <w:lvl w:ilvl="2" w:tentative="1">
+      <w:start w:val="1"/>
+      <w:numFmt w:val="bullet"/>
+      <w:lvlText w:val=""/>
+      <w:lvlJc w:val="left"/>
+      <w:pPr>
+        <w:tabs>
+          <w:tab w:val="num" w:pos="2160"/>
+        </w:tabs>
+        <w:ind w:left="2160" w:hanging="360"/>
+      </w:pPr>
+      <w:rPr>
+        <w:rFonts w:ascii="Wingdings" w:hAnsi="Wingdings" w:hint="default"/>
+        <w:sz w:val="20"/>
+      </w:rPr>
+    </w:lvl>
+    <w:lvl w:ilvl="3" w:tentative="1">
+      <w:start w:val="1"/>
+      <w:numFmt w:val="bullet"/>
+      <w:lvlText w:val=""/>
+      <w:lvlJc w:val="left"/>
+      <w:pPr>
+        <w:tabs>
+          <w:tab w:val="num" w:pos="2880"/>
+        </w:tabs>
+        <w:ind w:left="2880" w:hanging="360"/>
+      </w:pPr>
+      <w:rPr>
+        <w:rFonts w:ascii="Wingdings" w:hAnsi="Wingdings" w:hint="default"/>
+        <w:sz w:val="20"/>
+      </w:rPr>
+    </w:lvl>
+    <w:lvl w:ilvl="4" w:tentative="1">
+      <w:start w:val="1"/>
+      <w:numFmt w:val="bullet"/>
+      <w:lvlText w:val=""/>
+      <w:lvlJc w:val="left"/>
+      <w:pPr>
+        <w:tabs>
+          <w:tab w:val="num" w:pos="3600"/>
+        </w:tabs>
+        <w:ind w:left="3600" w:hanging="360"/>
+      </w:pPr>
+      <w:rPr>
+        <w:rFonts w:ascii="Wingdings" w:hAnsi="Wingdings" w:hint="default"/>
+        <w:sz w:val="20"/>
+      </w:rPr>
+    </w:lvl>
+    <w:lvl w:ilvl="5" w:tentative="1">
+      <w:start w:val="1"/>
+      <w:numFmt w:val="bullet"/>
+      <w:lvlText w:val=""/>
+      <w:lvlJc w:val="left"/>
+      <w:pPr>
+        <w:tabs>
+          <w:tab w:val="num" w:pos="4320"/>
+        </w:tabs>
+        <w:ind w:left="4320" w:hanging="360"/>
+      </w:pPr>
+      <w:rPr>
+        <w:rFonts w:ascii="Wingdings" w:hAnsi="Wingdings" w:hint="default"/>
+        <w:sz w:val="20"/>
+      </w:rPr>
+    </w:lvl>
+    <w:lvl w:ilvl="6" w:tentative="1">
+      <w:start w:val="1"/>
+      <w:numFmt w:val="bullet"/>
+      <w:lvlText w:val=""/>
+      <w:lvlJc w:val="left"/>
+      <w:pPr>
+        <w:tabs>
+          <w:tab w:val="num" w:pos="5040"/>
+        </w:tabs>
+        <w:ind w:left="5040" w:hanging="360"/>
+      </w:pPr>
+      <w:rPr>
+        <w:rFonts w:ascii="Wingdings" w:hAnsi="Wingdings" w:hint="default"/>
+        <w:sz w:val="20"/>
+      </w:rPr>
+    </w:lvl>
+    <w:lvl w:ilvl="7" w:tentative="1">
+      <w:start w:val="1"/>
+      <w:numFmt w:val="bullet"/>
+      <w:lvlText w:val=""/>
+      <w:lvlJc w:val="left"/>
+      <w:pPr>
+        <w:tabs>
+          <w:tab w:val="num" w:pos="5760"/>
+        </w:tabs>
+        <w:ind w:left="5760" w:hanging="360"/>
+      </w:pPr>
+      <w:rPr>
+        <w:rFonts w:ascii="Wingdings" w:hAnsi="Wingdings" w:hint="default"/>
+        <w:sz w:val="20"/>
+      </w:rPr>
+    </w:lvl>
+    <w:lvl w:ilvl="8" w:tentative="1">
+      <w:start w:val="1"/>
+      <w:numFmt w:val="bullet"/>
+      <w:lvlText w:val=""/>
+      <w:lvlJc w:val="left"/>
+      <w:pPr>
+        <w:tabs>
+          <w:tab w:val="num" w:pos="6480"/>
+        </w:tabs>
+        <w:ind w:left="6480" w:hanging="360"/>
+      </w:pPr>
+      <w:rPr>
+        <w:rFonts w:ascii="Wingdings" w:hAnsi="Wingdings" w:hint="default"/>
+        <w:sz w:val="20"/>
+      </w:rPr>
+    </w:lvl>
+  </w:abstractNum>
+  <w:abstractNum w:abstractNumId="26" w15:restartNumberingAfterBreak="0">
     <w:nsid w:val="596B3347"/>
     <w:multiLevelType w:val="hybridMultilevel"/>
     <w:tmpl w:val="3B06A816"/>
@@ -8774,7 +10658,271 @@
       </w:pPr>
     </w:lvl>
   </w:abstractNum>
-  <w:abstractNum w:abstractNumId="20" w15:restartNumberingAfterBreak="0">
+  <w:abstractNum w:abstractNumId="27" w15:restartNumberingAfterBreak="0">
+    <w:nsid w:val="597D4E03"/>
+    <w:multiLevelType w:val="hybridMultilevel"/>
+    <w:tmpl w:val="2EA6FCD8"/>
+    <w:lvl w:ilvl="0" w:tplc="132CDFFC">
+      <w:start w:val="1"/>
+      <w:numFmt w:val="decimal"/>
+      <w:lvlText w:val="%1."/>
+      <w:lvlJc w:val="left"/>
+      <w:pPr>
+        <w:ind w:left="360" w:hanging="360"/>
+      </w:pPr>
+      <w:rPr>
+        <w:rFonts w:hint="default"/>
+      </w:rPr>
+    </w:lvl>
+    <w:lvl w:ilvl="1" w:tplc="080A0019" w:tentative="1">
+      <w:start w:val="1"/>
+      <w:numFmt w:val="lowerLetter"/>
+      <w:lvlText w:val="%2."/>
+      <w:lvlJc w:val="left"/>
+      <w:pPr>
+        <w:ind w:left="1440" w:hanging="360"/>
+      </w:pPr>
+    </w:lvl>
+    <w:lvl w:ilvl="2" w:tplc="080A001B" w:tentative="1">
+      <w:start w:val="1"/>
+      <w:numFmt w:val="lowerRoman"/>
+      <w:lvlText w:val="%3."/>
+      <w:lvlJc w:val="right"/>
+      <w:pPr>
+        <w:ind w:left="2160" w:hanging="180"/>
+      </w:pPr>
+    </w:lvl>
+    <w:lvl w:ilvl="3" w:tplc="080A000F" w:tentative="1">
+      <w:start w:val="1"/>
+      <w:numFmt w:val="decimal"/>
+      <w:lvlText w:val="%4."/>
+      <w:lvlJc w:val="left"/>
+      <w:pPr>
+        <w:ind w:left="2880" w:hanging="360"/>
+      </w:pPr>
+    </w:lvl>
+    <w:lvl w:ilvl="4" w:tplc="080A0019" w:tentative="1">
+      <w:start w:val="1"/>
+      <w:numFmt w:val="lowerLetter"/>
+      <w:lvlText w:val="%5."/>
+      <w:lvlJc w:val="left"/>
+      <w:pPr>
+        <w:ind w:left="3600" w:hanging="360"/>
+      </w:pPr>
+    </w:lvl>
+    <w:lvl w:ilvl="5" w:tplc="080A001B" w:tentative="1">
+      <w:start w:val="1"/>
+      <w:numFmt w:val="lowerRoman"/>
+      <w:lvlText w:val="%6."/>
+      <w:lvlJc w:val="right"/>
+      <w:pPr>
+        <w:ind w:left="4320" w:hanging="180"/>
+      </w:pPr>
+    </w:lvl>
+    <w:lvl w:ilvl="6" w:tplc="080A000F" w:tentative="1">
+      <w:start w:val="1"/>
+      <w:numFmt w:val="decimal"/>
+      <w:lvlText w:val="%7."/>
+      <w:lvlJc w:val="left"/>
+      <w:pPr>
+        <w:ind w:left="5040" w:hanging="360"/>
+      </w:pPr>
+    </w:lvl>
+    <w:lvl w:ilvl="7" w:tplc="080A0019" w:tentative="1">
+      <w:start w:val="1"/>
+      <w:numFmt w:val="lowerLetter"/>
+      <w:lvlText w:val="%8."/>
+      <w:lvlJc w:val="left"/>
+      <w:pPr>
+        <w:ind w:left="5760" w:hanging="360"/>
+      </w:pPr>
+    </w:lvl>
+    <w:lvl w:ilvl="8" w:tplc="080A001B" w:tentative="1">
+      <w:start w:val="1"/>
+      <w:numFmt w:val="lowerRoman"/>
+      <w:lvlText w:val="%9."/>
+      <w:lvlJc w:val="right"/>
+      <w:pPr>
+        <w:ind w:left="6480" w:hanging="180"/>
+      </w:pPr>
+    </w:lvl>
+  </w:abstractNum>
+  <w:abstractNum w:abstractNumId="28" w15:restartNumberingAfterBreak="0">
+    <w:nsid w:val="5A6816C6"/>
+    <w:multiLevelType w:val="hybridMultilevel"/>
+    <w:tmpl w:val="59AEB988"/>
+    <w:lvl w:ilvl="0" w:tplc="080A000F">
+      <w:start w:val="1"/>
+      <w:numFmt w:val="decimal"/>
+      <w:lvlText w:val="%1."/>
+      <w:lvlJc w:val="left"/>
+      <w:pPr>
+        <w:ind w:left="360" w:hanging="360"/>
+      </w:pPr>
+    </w:lvl>
+    <w:lvl w:ilvl="1" w:tplc="080A0019" w:tentative="1">
+      <w:start w:val="1"/>
+      <w:numFmt w:val="lowerLetter"/>
+      <w:lvlText w:val="%2."/>
+      <w:lvlJc w:val="left"/>
+      <w:pPr>
+        <w:ind w:left="1080" w:hanging="360"/>
+      </w:pPr>
+    </w:lvl>
+    <w:lvl w:ilvl="2" w:tplc="080A001B" w:tentative="1">
+      <w:start w:val="1"/>
+      <w:numFmt w:val="lowerRoman"/>
+      <w:lvlText w:val="%3."/>
+      <w:lvlJc w:val="right"/>
+      <w:pPr>
+        <w:ind w:left="1800" w:hanging="180"/>
+      </w:pPr>
+    </w:lvl>
+    <w:lvl w:ilvl="3" w:tplc="080A000F" w:tentative="1">
+      <w:start w:val="1"/>
+      <w:numFmt w:val="decimal"/>
+      <w:lvlText w:val="%4."/>
+      <w:lvlJc w:val="left"/>
+      <w:pPr>
+        <w:ind w:left="2520" w:hanging="360"/>
+      </w:pPr>
+    </w:lvl>
+    <w:lvl w:ilvl="4" w:tplc="080A0019" w:tentative="1">
+      <w:start w:val="1"/>
+      <w:numFmt w:val="lowerLetter"/>
+      <w:lvlText w:val="%5."/>
+      <w:lvlJc w:val="left"/>
+      <w:pPr>
+        <w:ind w:left="3240" w:hanging="360"/>
+      </w:pPr>
+    </w:lvl>
+    <w:lvl w:ilvl="5" w:tplc="080A001B" w:tentative="1">
+      <w:start w:val="1"/>
+      <w:numFmt w:val="lowerRoman"/>
+      <w:lvlText w:val="%6."/>
+      <w:lvlJc w:val="right"/>
+      <w:pPr>
+        <w:ind w:left="3960" w:hanging="180"/>
+      </w:pPr>
+    </w:lvl>
+    <w:lvl w:ilvl="6" w:tplc="080A000F" w:tentative="1">
+      <w:start w:val="1"/>
+      <w:numFmt w:val="decimal"/>
+      <w:lvlText w:val="%7."/>
+      <w:lvlJc w:val="left"/>
+      <w:pPr>
+        <w:ind w:left="4680" w:hanging="360"/>
+      </w:pPr>
+    </w:lvl>
+    <w:lvl w:ilvl="7" w:tplc="080A0019" w:tentative="1">
+      <w:start w:val="1"/>
+      <w:numFmt w:val="lowerLetter"/>
+      <w:lvlText w:val="%8."/>
+      <w:lvlJc w:val="left"/>
+      <w:pPr>
+        <w:ind w:left="5400" w:hanging="360"/>
+      </w:pPr>
+    </w:lvl>
+    <w:lvl w:ilvl="8" w:tplc="080A001B" w:tentative="1">
+      <w:start w:val="1"/>
+      <w:numFmt w:val="lowerRoman"/>
+      <w:lvlText w:val="%9."/>
+      <w:lvlJc w:val="right"/>
+      <w:pPr>
+        <w:ind w:left="6120" w:hanging="180"/>
+      </w:pPr>
+    </w:lvl>
+  </w:abstractNum>
+  <w:abstractNum w:abstractNumId="29" w15:restartNumberingAfterBreak="0">
+    <w:nsid w:val="5E094223"/>
+    <w:multiLevelType w:val="hybridMultilevel"/>
+    <w:tmpl w:val="E4DC5B3C"/>
+    <w:lvl w:ilvl="0" w:tplc="2E2E161C">
+      <w:start w:val="2"/>
+      <w:numFmt w:val="decimal"/>
+      <w:lvlText w:val="%1."/>
+      <w:lvlJc w:val="left"/>
+      <w:pPr>
+        <w:ind w:left="360" w:hanging="360"/>
+      </w:pPr>
+      <w:rPr>
+        <w:rFonts w:hint="default"/>
+      </w:rPr>
+    </w:lvl>
+    <w:lvl w:ilvl="1" w:tplc="080A0019" w:tentative="1">
+      <w:start w:val="1"/>
+      <w:numFmt w:val="lowerLetter"/>
+      <w:lvlText w:val="%2."/>
+      <w:lvlJc w:val="left"/>
+      <w:pPr>
+        <w:ind w:left="1440" w:hanging="360"/>
+      </w:pPr>
+    </w:lvl>
+    <w:lvl w:ilvl="2" w:tplc="080A001B" w:tentative="1">
+      <w:start w:val="1"/>
+      <w:numFmt w:val="lowerRoman"/>
+      <w:lvlText w:val="%3."/>
+      <w:lvlJc w:val="right"/>
+      <w:pPr>
+        <w:ind w:left="2160" w:hanging="180"/>
+      </w:pPr>
+    </w:lvl>
+    <w:lvl w:ilvl="3" w:tplc="080A000F" w:tentative="1">
+      <w:start w:val="1"/>
+      <w:numFmt w:val="decimal"/>
+      <w:lvlText w:val="%4."/>
+      <w:lvlJc w:val="left"/>
+      <w:pPr>
+        <w:ind w:left="2880" w:hanging="360"/>
+      </w:pPr>
+    </w:lvl>
+    <w:lvl w:ilvl="4" w:tplc="080A0019" w:tentative="1">
+      <w:start w:val="1"/>
+      <w:numFmt w:val="lowerLetter"/>
+      <w:lvlText w:val="%5."/>
+      <w:lvlJc w:val="left"/>
+      <w:pPr>
+        <w:ind w:left="3600" w:hanging="360"/>
+      </w:pPr>
+    </w:lvl>
+    <w:lvl w:ilvl="5" w:tplc="080A001B" w:tentative="1">
+      <w:start w:val="1"/>
+      <w:numFmt w:val="lowerRoman"/>
+      <w:lvlText w:val="%6."/>
+      <w:lvlJc w:val="right"/>
+      <w:pPr>
+        <w:ind w:left="4320" w:hanging="180"/>
+      </w:pPr>
+    </w:lvl>
+    <w:lvl w:ilvl="6" w:tplc="080A000F" w:tentative="1">
+      <w:start w:val="1"/>
+      <w:numFmt w:val="decimal"/>
+      <w:lvlText w:val="%7."/>
+      <w:lvlJc w:val="left"/>
+      <w:pPr>
+        <w:ind w:left="5040" w:hanging="360"/>
+      </w:pPr>
+    </w:lvl>
+    <w:lvl w:ilvl="7" w:tplc="080A0019" w:tentative="1">
+      <w:start w:val="1"/>
+      <w:numFmt w:val="lowerLetter"/>
+      <w:lvlText w:val="%8."/>
+      <w:lvlJc w:val="left"/>
+      <w:pPr>
+        <w:ind w:left="5760" w:hanging="360"/>
+      </w:pPr>
+    </w:lvl>
+    <w:lvl w:ilvl="8" w:tplc="080A001B" w:tentative="1">
+      <w:start w:val="1"/>
+      <w:numFmt w:val="lowerRoman"/>
+      <w:lvlText w:val="%9."/>
+      <w:lvlJc w:val="right"/>
+      <w:pPr>
+        <w:ind w:left="6480" w:hanging="180"/>
+      </w:pPr>
+    </w:lvl>
+  </w:abstractNum>
+  <w:abstractNum w:abstractNumId="30" w15:restartNumberingAfterBreak="0">
     <w:nsid w:val="67BA1ADF"/>
     <w:multiLevelType w:val="multilevel"/>
     <w:tmpl w:val="1450B6B8"/>
@@ -8923,7 +11071,7 @@
       </w:rPr>
     </w:lvl>
   </w:abstractNum>
-  <w:abstractNum w:abstractNumId="21" w15:restartNumberingAfterBreak="0">
+  <w:abstractNum w:abstractNumId="31" w15:restartNumberingAfterBreak="0">
     <w:nsid w:val="6D7024BC"/>
     <w:multiLevelType w:val="hybridMultilevel"/>
     <w:tmpl w:val="13BEE6F8"/>
@@ -9009,7 +11157,7 @@
       </w:pPr>
     </w:lvl>
   </w:abstractNum>
-  <w:abstractNum w:abstractNumId="22" w15:restartNumberingAfterBreak="0">
+  <w:abstractNum w:abstractNumId="32" w15:restartNumberingAfterBreak="0">
     <w:nsid w:val="75951C2C"/>
     <w:multiLevelType w:val="hybridMultilevel"/>
     <w:tmpl w:val="D2603914"/>
@@ -9122,7 +11270,7 @@
       </w:rPr>
     </w:lvl>
   </w:abstractNum>
-  <w:abstractNum w:abstractNumId="23" w15:restartNumberingAfterBreak="0">
+  <w:abstractNum w:abstractNumId="33" w15:restartNumberingAfterBreak="0">
     <w:nsid w:val="78D147C7"/>
     <w:multiLevelType w:val="hybridMultilevel"/>
     <w:tmpl w:val="BBBC98AA"/>
@@ -9208,7 +11356,7 @@
       </w:pPr>
     </w:lvl>
   </w:abstractNum>
-  <w:abstractNum w:abstractNumId="24" w15:restartNumberingAfterBreak="0">
+  <w:abstractNum w:abstractNumId="34" w15:restartNumberingAfterBreak="0">
     <w:nsid w:val="7A962D41"/>
     <w:multiLevelType w:val="multilevel"/>
     <w:tmpl w:val="B122D504"/>
@@ -9358,19 +11506,19 @@
     </w:lvl>
   </w:abstractNum>
   <w:num w:numId="1" w16cid:durableId="1653364222">
-    <w:abstractNumId w:val="17"/>
+    <w:abstractNumId w:val="23"/>
   </w:num>
   <w:num w:numId="2" w16cid:durableId="1474255810">
-    <w:abstractNumId w:val="12"/>
+    <w:abstractNumId w:val="18"/>
   </w:num>
   <w:num w:numId="3" w16cid:durableId="311762823">
-    <w:abstractNumId w:val="13"/>
+    <w:abstractNumId w:val="19"/>
   </w:num>
   <w:num w:numId="4" w16cid:durableId="694885512">
     <w:abstractNumId w:val="1"/>
   </w:num>
   <w:num w:numId="5" w16cid:durableId="269508248">
-    <w:abstractNumId w:val="11"/>
+    <w:abstractNumId w:val="15"/>
   </w:num>
   <w:num w:numId="6" w16cid:durableId="204100973">
     <w:abstractNumId w:val="2"/>
@@ -9456,46 +11604,46 @@
     </w:lvlOverride>
   </w:num>
   <w:num w:numId="11" w16cid:durableId="1954434620">
-    <w:abstractNumId w:val="8"/>
+    <w:abstractNumId w:val="10"/>
   </w:num>
   <w:num w:numId="12" w16cid:durableId="1456631720">
-    <w:abstractNumId w:val="24"/>
+    <w:abstractNumId w:val="34"/>
   </w:num>
   <w:num w:numId="13" w16cid:durableId="597981695">
-    <w:abstractNumId w:val="16"/>
+    <w:abstractNumId w:val="22"/>
   </w:num>
   <w:num w:numId="14" w16cid:durableId="1579242709">
     <w:abstractNumId w:val="6"/>
   </w:num>
   <w:num w:numId="15" w16cid:durableId="1364600112">
-    <w:abstractNumId w:val="9"/>
+    <w:abstractNumId w:val="11"/>
   </w:num>
   <w:num w:numId="16" w16cid:durableId="593901731">
-    <w:abstractNumId w:val="20"/>
+    <w:abstractNumId w:val="30"/>
   </w:num>
   <w:num w:numId="17" w16cid:durableId="1214388178">
-    <w:abstractNumId w:val="15"/>
+    <w:abstractNumId w:val="21"/>
   </w:num>
   <w:num w:numId="18" w16cid:durableId="856849747">
     <w:abstractNumId w:val="0"/>
   </w:num>
   <w:num w:numId="19" w16cid:durableId="1546789303">
-    <w:abstractNumId w:val="10"/>
+    <w:abstractNumId w:val="13"/>
   </w:num>
   <w:num w:numId="20" w16cid:durableId="1488134292">
     <w:abstractNumId w:val="7"/>
   </w:num>
   <w:num w:numId="21" w16cid:durableId="870341791">
-    <w:abstractNumId w:val="19"/>
+    <w:abstractNumId w:val="26"/>
   </w:num>
   <w:num w:numId="22" w16cid:durableId="1439905374">
-    <w:abstractNumId w:val="23"/>
+    <w:abstractNumId w:val="33"/>
   </w:num>
   <w:num w:numId="23" w16cid:durableId="710302555">
     <w:abstractNumId w:val="4"/>
   </w:num>
   <w:num w:numId="24" w16cid:durableId="313149696">
-    <w:abstractNumId w:val="14"/>
+    <w:abstractNumId w:val="20"/>
   </w:num>
   <w:num w:numId="25" w16cid:durableId="601836939">
     <w:abstractNumId w:val="5"/>
@@ -9504,13 +11652,43 @@
     <w:abstractNumId w:val="3"/>
   </w:num>
   <w:num w:numId="27" w16cid:durableId="1551528846">
-    <w:abstractNumId w:val="21"/>
+    <w:abstractNumId w:val="31"/>
   </w:num>
   <w:num w:numId="28" w16cid:durableId="61679167">
-    <w:abstractNumId w:val="22"/>
+    <w:abstractNumId w:val="32"/>
   </w:num>
   <w:num w:numId="29" w16cid:durableId="1912498848">
-    <w:abstractNumId w:val="18"/>
+    <w:abstractNumId w:val="24"/>
+  </w:num>
+  <w:num w:numId="30" w16cid:durableId="983119333">
+    <w:abstractNumId w:val="27"/>
+  </w:num>
+  <w:num w:numId="31" w16cid:durableId="469858359">
+    <w:abstractNumId w:val="17"/>
+  </w:num>
+  <w:num w:numId="32" w16cid:durableId="2072460773">
+    <w:abstractNumId w:val="16"/>
+  </w:num>
+  <w:num w:numId="33" w16cid:durableId="2100981649">
+    <w:abstractNumId w:val="8"/>
+  </w:num>
+  <w:num w:numId="34" w16cid:durableId="1984500107">
+    <w:abstractNumId w:val="25"/>
+  </w:num>
+  <w:num w:numId="35" w16cid:durableId="592327373">
+    <w:abstractNumId w:val="14"/>
+  </w:num>
+  <w:num w:numId="36" w16cid:durableId="1043365648">
+    <w:abstractNumId w:val="29"/>
+  </w:num>
+  <w:num w:numId="37" w16cid:durableId="988678306">
+    <w:abstractNumId w:val="28"/>
+  </w:num>
+  <w:num w:numId="38" w16cid:durableId="868251637">
+    <w:abstractNumId w:val="12"/>
+  </w:num>
+  <w:num w:numId="39" w16cid:durableId="1367556894">
+    <w:abstractNumId w:val="9"/>
   </w:num>
   <w:numIdMacAtCleanup w:val="10"/>
 </w:numbering>
@@ -10126,6 +12304,7 @@
   <w:style w:type="character" w:default="1" w:styleId="Fuentedeprrafopredeter">
     <w:name w:val="Default Paragraph Font"/>
     <w:uiPriority w:val="1"/>
+    <w:semiHidden/>
     <w:unhideWhenUsed/>
   </w:style>
   <w:style w:type="table" w:default="1" w:styleId="Tablanormal">

--- a/Actividad 003 - al03101869 - v250811 15.08.docx
+++ b/Actividad 003 - al03101869 - v250811 15.08.docx
@@ -162,8 +162,17 @@
                 <w:sz w:val="40"/>
                 <w:szCs w:val="40"/>
               </w:rPr>
-              <w:t>Machine Learning</w:t>
-            </w:r>
+              <w:t xml:space="preserve">Machine </w:t>
+            </w:r>
+            <w:proofErr w:type="spellStart"/>
+            <w:r>
+              <w:rPr>
+                <w:sz w:val="40"/>
+                <w:szCs w:val="40"/>
+              </w:rPr>
+              <w:t>Learning</w:t>
+            </w:r>
+            <w:proofErr w:type="spellEnd"/>
             <w:r>
               <w:rPr>
                 <w:sz w:val="40"/>
@@ -428,9 +437,6 @@
         <w:p>
           <w:pPr>
             <w:pStyle w:val="TDC1"/>
-            <w:tabs>
-              <w:tab w:val="right" w:leader="dot" w:pos="8828"/>
-            </w:tabs>
             <w:rPr>
               <w:noProof/>
               <w:kern w:val="2"/>
@@ -449,7 +455,7 @@
           <w:r>
             <w:fldChar w:fldCharType="separate"/>
           </w:r>
-          <w:hyperlink w:anchor="_Toc207276199" w:history="1">
+          <w:hyperlink w:anchor="_Toc207557106" w:history="1">
             <w:r>
               <w:rPr>
                 <w:rStyle w:val="Hipervnculo"/>
@@ -478,7 +484,7 @@
                 <w:noProof/>
                 <w:webHidden/>
               </w:rPr>
-              <w:instrText xml:space="preserve"> PAGEREF _Toc207276199 \h </w:instrText>
+              <w:instrText xml:space="preserve"> PAGEREF _Toc207557106 \h </w:instrText>
             </w:r>
             <w:r>
               <w:rPr>
@@ -512,9 +518,6 @@
         <w:p>
           <w:pPr>
             <w:pStyle w:val="TDC1"/>
-            <w:tabs>
-              <w:tab w:val="right" w:leader="dot" w:pos="8828"/>
-            </w:tabs>
             <w:rPr>
               <w:noProof/>
               <w:kern w:val="2"/>
@@ -524,7 +527,7 @@
               <w14:ligatures w14:val="standardContextual"/>
             </w:rPr>
           </w:pPr>
-          <w:hyperlink w:anchor="_Toc207276200" w:history="1">
+          <w:hyperlink w:anchor="_Toc207557107" w:history="1">
             <w:r>
               <w:rPr>
                 <w:rStyle w:val="Hipervnculo"/>
@@ -553,7 +556,7 @@
                 <w:noProof/>
                 <w:webHidden/>
               </w:rPr>
-              <w:instrText xml:space="preserve"> PAGEREF _Toc207276200 \h </w:instrText>
+              <w:instrText xml:space="preserve"> PAGEREF _Toc207557107 \h </w:instrText>
             </w:r>
             <w:r>
               <w:rPr>
@@ -587,9 +590,6 @@
         <w:p>
           <w:pPr>
             <w:pStyle w:val="TDC1"/>
-            <w:tabs>
-              <w:tab w:val="right" w:leader="dot" w:pos="8828"/>
-            </w:tabs>
             <w:rPr>
               <w:noProof/>
               <w:kern w:val="2"/>
@@ -599,7 +599,7 @@
               <w14:ligatures w14:val="standardContextual"/>
             </w:rPr>
           </w:pPr>
-          <w:hyperlink w:anchor="_Toc207276201" w:history="1">
+          <w:hyperlink w:anchor="_Toc207557108" w:history="1">
             <w:r>
               <w:rPr>
                 <w:rStyle w:val="Hipervnculo"/>
@@ -628,7 +628,7 @@
                 <w:noProof/>
                 <w:webHidden/>
               </w:rPr>
-              <w:instrText xml:space="preserve"> PAGEREF _Toc207276201 \h </w:instrText>
+              <w:instrText xml:space="preserve"> PAGEREF _Toc207557108 \h </w:instrText>
             </w:r>
             <w:r>
               <w:rPr>
@@ -662,10 +662,6 @@
         <w:p>
           <w:pPr>
             <w:pStyle w:val="TDC1"/>
-            <w:tabs>
-              <w:tab w:val="left" w:pos="480"/>
-              <w:tab w:val="right" w:leader="dot" w:pos="8828"/>
-            </w:tabs>
             <w:rPr>
               <w:noProof/>
               <w:kern w:val="2"/>
@@ -675,7 +671,7 @@
               <w14:ligatures w14:val="standardContextual"/>
             </w:rPr>
           </w:pPr>
-          <w:hyperlink w:anchor="_Toc207276202" w:history="1">
+          <w:hyperlink w:anchor="_Toc207557109" w:history="1">
             <w:r>
               <w:rPr>
                 <w:rStyle w:val="Hipervnculo"/>
@@ -720,7 +716,7 @@
                 <w:noProof/>
                 <w:webHidden/>
               </w:rPr>
-              <w:instrText xml:space="preserve"> PAGEREF _Toc207276202 \h </w:instrText>
+              <w:instrText xml:space="preserve"> PAGEREF _Toc207557109 \h </w:instrText>
             </w:r>
             <w:r>
               <w:rPr>
@@ -754,10 +750,6 @@
         <w:p>
           <w:pPr>
             <w:pStyle w:val="TDC1"/>
-            <w:tabs>
-              <w:tab w:val="left" w:pos="480"/>
-              <w:tab w:val="right" w:leader="dot" w:pos="8828"/>
-            </w:tabs>
             <w:rPr>
               <w:noProof/>
               <w:kern w:val="2"/>
@@ -767,7 +759,7 @@
               <w14:ligatures w14:val="standardContextual"/>
             </w:rPr>
           </w:pPr>
-          <w:hyperlink w:anchor="_Toc207276203" w:history="1">
+          <w:hyperlink w:anchor="_Toc207557110" w:history="1">
             <w:r>
               <w:rPr>
                 <w:rStyle w:val="Hipervnculo"/>
@@ -812,7 +804,7 @@
                 <w:noProof/>
                 <w:webHidden/>
               </w:rPr>
-              <w:instrText xml:space="preserve"> PAGEREF _Toc207276203 \h </w:instrText>
+              <w:instrText xml:space="preserve"> PAGEREF _Toc207557110 \h </w:instrText>
             </w:r>
             <w:r>
               <w:rPr>
@@ -846,9 +838,7 @@
         <w:p>
           <w:pPr>
             <w:pStyle w:val="TDC1"/>
-            <w:tabs>
-              <w:tab w:val="right" w:leader="dot" w:pos="8828"/>
-            </w:tabs>
+            <w:ind w:left="420" w:hanging="420"/>
             <w:rPr>
               <w:noProof/>
               <w:kern w:val="2"/>
@@ -858,27 +848,31 @@
               <w14:ligatures w14:val="standardContextual"/>
             </w:rPr>
           </w:pPr>
-          <w:hyperlink w:anchor="_Toc207276204" w:history="1">
+          <w:hyperlink w:anchor="_Toc207557111" w:history="1">
             <w:r>
               <w:rPr>
                 <w:rStyle w:val="Hipervnculo"/>
                 <w:noProof/>
               </w:rPr>
-              <w:t>3.- Investiga sob</w:t>
+              <w:t>3.</w:t>
+            </w:r>
+            <w:r>
+              <w:rPr>
+                <w:noProof/>
+                <w:kern w:val="2"/>
+                <w:sz w:val="24"/>
+                <w:szCs w:val="24"/>
+                <w:lang w:eastAsia="es-MX"/>
+                <w14:ligatures w14:val="standardContextual"/>
+              </w:rPr>
+              <w:tab/>
             </w:r>
             <w:r>
               <w:rPr>
                 <w:rStyle w:val="Hipervnculo"/>
                 <w:noProof/>
               </w:rPr>
-              <w:t>r</w:t>
-            </w:r>
-            <w:r>
-              <w:rPr>
-                <w:rStyle w:val="Hipervnculo"/>
-                <w:noProof/>
-              </w:rPr>
-              <w:t>e diferentes implementaciones del algoritmo de propagación inversa y construye un ejemplo en Python donde se compruebe su funcionamiento.</w:t>
+              <w:t>Investiga sobre diferentes implementaciones del algoritmo de propagación inversa y construye un ejemplo en Python donde se compruebe su funcionamiento.</w:t>
             </w:r>
             <w:r>
               <w:rPr>
@@ -899,7 +893,7 @@
                 <w:noProof/>
                 <w:webHidden/>
               </w:rPr>
-              <w:instrText xml:space="preserve"> PAGEREF _Toc207276204 \h </w:instrText>
+              <w:instrText xml:space="preserve"> PAGEREF _Toc207557111 \h </w:instrText>
             </w:r>
             <w:r>
               <w:rPr>
@@ -933,10 +927,6 @@
         <w:p>
           <w:pPr>
             <w:pStyle w:val="TDC1"/>
-            <w:tabs>
-              <w:tab w:val="left" w:pos="480"/>
-              <w:tab w:val="right" w:leader="dot" w:pos="8828"/>
-            </w:tabs>
             <w:rPr>
               <w:noProof/>
               <w:kern w:val="2"/>
@@ -946,7 +936,7 @@
               <w14:ligatures w14:val="standardContextual"/>
             </w:rPr>
           </w:pPr>
-          <w:hyperlink w:anchor="_Toc207276205" w:history="1">
+          <w:hyperlink w:anchor="_Toc207557112" w:history="1">
             <w:r>
               <w:rPr>
                 <w:rStyle w:val="Hipervnculo"/>
@@ -970,7 +960,7 @@
                 <w:rStyle w:val="Hipervnculo"/>
                 <w:noProof/>
               </w:rPr>
-              <w:t>Dada la siguiente situación:</w:t>
+              <w:t>Cálculo de la probabilidad.</w:t>
             </w:r>
             <w:r>
               <w:rPr>
@@ -991,7 +981,7 @@
                 <w:noProof/>
                 <w:webHidden/>
               </w:rPr>
-              <w:instrText xml:space="preserve"> PAGEREF _Toc207276205 \h </w:instrText>
+              <w:instrText xml:space="preserve"> PAGEREF _Toc207557112 \h </w:instrText>
             </w:r>
             <w:r>
               <w:rPr>
@@ -1025,9 +1015,6 @@
         <w:p>
           <w:pPr>
             <w:pStyle w:val="TDC1"/>
-            <w:tabs>
-              <w:tab w:val="right" w:leader="dot" w:pos="8828"/>
-            </w:tabs>
             <w:rPr>
               <w:noProof/>
               <w:kern w:val="2"/>
@@ -1037,7 +1024,7 @@
               <w14:ligatures w14:val="standardContextual"/>
             </w:rPr>
           </w:pPr>
-          <w:hyperlink w:anchor="_Toc207276206" w:history="1">
+          <w:hyperlink w:anchor="_Toc207557113" w:history="1">
             <w:r>
               <w:rPr>
                 <w:rStyle w:val="Hipervnculo"/>
@@ -1066,7 +1053,7 @@
                 <w:noProof/>
                 <w:webHidden/>
               </w:rPr>
-              <w:instrText xml:space="preserve"> PAGEREF _Toc207276206 \h </w:instrText>
+              <w:instrText xml:space="preserve"> PAGEREF _Toc207557113 \h </w:instrText>
             </w:r>
             <w:r>
               <w:rPr>
@@ -1100,9 +1087,6 @@
         <w:p>
           <w:pPr>
             <w:pStyle w:val="TDC1"/>
-            <w:tabs>
-              <w:tab w:val="right" w:leader="dot" w:pos="8828"/>
-            </w:tabs>
             <w:rPr>
               <w:noProof/>
               <w:kern w:val="2"/>
@@ -1112,7 +1096,7 @@
               <w14:ligatures w14:val="standardContextual"/>
             </w:rPr>
           </w:pPr>
-          <w:hyperlink w:anchor="_Toc207276207" w:history="1">
+          <w:hyperlink w:anchor="_Toc207557114" w:history="1">
             <w:r>
               <w:rPr>
                 <w:rStyle w:val="Hipervnculo"/>
@@ -1141,7 +1125,7 @@
                 <w:noProof/>
                 <w:webHidden/>
               </w:rPr>
-              <w:instrText xml:space="preserve"> PAGEREF _Toc207276207 \h </w:instrText>
+              <w:instrText xml:space="preserve"> PAGEREF _Toc207557114 \h </w:instrText>
             </w:r>
             <w:r>
               <w:rPr>
@@ -1221,7 +1205,7 @@
           <w:bCs/>
         </w:rPr>
       </w:pPr>
-      <w:bookmarkStart w:id="0" w:name="_Toc207276199"/>
+      <w:bookmarkStart w:id="0" w:name="_Toc207557106"/>
       <w:r>
         <w:rPr>
           <w:b/>
@@ -1254,7 +1238,23 @@
           <w:sz w:val="22"/>
           <w:szCs w:val="22"/>
         </w:rPr>
-        <w:t>Aplicar técnicas de diferenciación y análisis de funciones utilizando Python en Jupyter Notebook, integrando conceptos de cálculo y probabilidad.</w:t>
+        <w:t xml:space="preserve">Aplicar técnicas de diferenciación y análisis de funciones utilizando Python en </w:t>
+      </w:r>
+      <w:proofErr w:type="spellStart"/>
+      <w:r>
+        <w:rPr>
+          <w:sz w:val="22"/>
+          <w:szCs w:val="22"/>
+        </w:rPr>
+        <w:t>Jupyter</w:t>
+      </w:r>
+      <w:proofErr w:type="spellEnd"/>
+      <w:r>
+        <w:rPr>
+          <w:sz w:val="22"/>
+          <w:szCs w:val="22"/>
+        </w:rPr>
+        <w:t xml:space="preserve"> Notebook, integrando conceptos de cálculo y probabilidad.</w:t>
       </w:r>
     </w:p>
     <w:p>
@@ -1277,7 +1277,7 @@
           <w:bCs/>
         </w:rPr>
       </w:pPr>
-      <w:bookmarkStart w:id="1" w:name="_Toc207276200"/>
+      <w:bookmarkStart w:id="1" w:name="_Toc207557107"/>
       <w:r>
         <w:rPr>
           <w:b/>
@@ -1314,7 +1314,29 @@
           <w:sz w:val="22"/>
           <w:szCs w:val="22"/>
         </w:rPr>
-        <w:t>Utiliza un cuaderno de Jupyter Notebook y el lenguaje de programación Python para realizar las siguientes operaciones:</w:t>
+        <w:t xml:space="preserve">Utiliza un cuaderno de </w:t>
+      </w:r>
+      <w:proofErr w:type="spellStart"/>
+      <w:r>
+        <w:rPr>
+          <w:rFonts w:cstheme="minorHAnsi"/>
+          <w:b/>
+          <w:bCs/>
+          <w:sz w:val="22"/>
+          <w:szCs w:val="22"/>
+        </w:rPr>
+        <w:t>Jupyter</w:t>
+      </w:r>
+      <w:proofErr w:type="spellEnd"/>
+      <w:r>
+        <w:rPr>
+          <w:rFonts w:cstheme="minorHAnsi"/>
+          <w:b/>
+          <w:bCs/>
+          <w:sz w:val="22"/>
+          <w:szCs w:val="22"/>
+        </w:rPr>
+        <w:t xml:space="preserve"> Notebook y el lenguaje de programación Python para realizar las siguientes operaciones:</w:t>
       </w:r>
     </w:p>
     <w:p>
@@ -1736,7 +1758,27 @@
           <w:sz w:val="22"/>
           <w:szCs w:val="22"/>
         </w:rPr>
-        <w:t>A. f(x,y)</w:t>
+        <w:t>A. f(</w:t>
+      </w:r>
+      <w:proofErr w:type="spellStart"/>
+      <w:proofErr w:type="gramStart"/>
+      <w:r>
+        <w:rPr>
+          <w:rFonts w:cstheme="minorHAnsi"/>
+          <w:sz w:val="22"/>
+          <w:szCs w:val="22"/>
+        </w:rPr>
+        <w:t>x,y</w:t>
+      </w:r>
+      <w:proofErr w:type="spellEnd"/>
+      <w:proofErr w:type="gramEnd"/>
+      <w:r>
+        <w:rPr>
+          <w:rFonts w:cstheme="minorHAnsi"/>
+          <w:sz w:val="22"/>
+          <w:szCs w:val="22"/>
+        </w:rPr>
+        <w:t>)</w:t>
       </w:r>
       <w:r>
         <w:rPr>
@@ -1897,7 +1939,27 @@
           <w:sz w:val="22"/>
           <w:szCs w:val="22"/>
         </w:rPr>
-        <w:t>B. f(x,y)</w:t>
+        <w:t>B. f(</w:t>
+      </w:r>
+      <w:proofErr w:type="spellStart"/>
+      <w:proofErr w:type="gramStart"/>
+      <w:r>
+        <w:rPr>
+          <w:rFonts w:cstheme="minorHAnsi"/>
+          <w:sz w:val="22"/>
+          <w:szCs w:val="22"/>
+        </w:rPr>
+        <w:t>x,y</w:t>
+      </w:r>
+      <w:proofErr w:type="spellEnd"/>
+      <w:proofErr w:type="gramEnd"/>
+      <w:r>
+        <w:rPr>
+          <w:rFonts w:cstheme="minorHAnsi"/>
+          <w:sz w:val="22"/>
+          <w:szCs w:val="22"/>
+        </w:rPr>
+        <w:t>)</w:t>
       </w:r>
       <w:r>
         <w:rPr>
@@ -2049,7 +2111,27 @@
           <w:sz w:val="22"/>
           <w:szCs w:val="22"/>
         </w:rPr>
-        <w:t>A. f(x,y)=</w:t>
+        <w:t>A. f(</w:t>
+      </w:r>
+      <w:proofErr w:type="spellStart"/>
+      <w:proofErr w:type="gramStart"/>
+      <w:r>
+        <w:rPr>
+          <w:rFonts w:cstheme="minorHAnsi"/>
+          <w:sz w:val="22"/>
+          <w:szCs w:val="22"/>
+        </w:rPr>
+        <w:t>x,y</w:t>
+      </w:r>
+      <w:proofErr w:type="spellEnd"/>
+      <w:proofErr w:type="gramEnd"/>
+      <w:r>
+        <w:rPr>
+          <w:rFonts w:cstheme="minorHAnsi"/>
+          <w:sz w:val="22"/>
+          <w:szCs w:val="22"/>
+        </w:rPr>
+        <w:t>)=</w:t>
       </w:r>
       <w:r>
         <w:rPr>
@@ -2168,7 +2250,27 @@
           <w:sz w:val="22"/>
           <w:szCs w:val="22"/>
         </w:rPr>
-        <w:t>B. f(x,y)=sin</w:t>
+        <w:t>B. f(</w:t>
+      </w:r>
+      <w:proofErr w:type="spellStart"/>
+      <w:proofErr w:type="gramStart"/>
+      <w:r>
+        <w:rPr>
+          <w:rFonts w:cstheme="minorHAnsi"/>
+          <w:sz w:val="22"/>
+          <w:szCs w:val="22"/>
+        </w:rPr>
+        <w:t>x,y</w:t>
+      </w:r>
+      <w:proofErr w:type="spellEnd"/>
+      <w:proofErr w:type="gramEnd"/>
+      <w:r>
+        <w:rPr>
+          <w:rFonts w:cstheme="minorHAnsi"/>
+          <w:sz w:val="22"/>
+          <w:szCs w:val="22"/>
+        </w:rPr>
+        <w:t>)=sin</w:t>
       </w:r>
       <w:r>
         <w:rPr>
@@ -2506,7 +2608,25 @@
           <w:sz w:val="22"/>
           <w:szCs w:val="22"/>
         </w:rPr>
-        <w:t>Implementa tu solución en un cuaderno de Jupyter Notebook utilizando Python.</w:t>
+        <w:t xml:space="preserve">Implementa tu solución en un cuaderno de </w:t>
+      </w:r>
+      <w:proofErr w:type="spellStart"/>
+      <w:r>
+        <w:rPr>
+          <w:rFonts w:cstheme="minorHAnsi"/>
+          <w:sz w:val="22"/>
+          <w:szCs w:val="22"/>
+        </w:rPr>
+        <w:t>Jupyter</w:t>
+      </w:r>
+      <w:proofErr w:type="spellEnd"/>
+      <w:r>
+        <w:rPr>
+          <w:rFonts w:cstheme="minorHAnsi"/>
+          <w:sz w:val="22"/>
+          <w:szCs w:val="22"/>
+        </w:rPr>
+        <w:t xml:space="preserve"> Notebook utilizando Python.</w:t>
       </w:r>
     </w:p>
     <w:p>
@@ -2611,7 +2731,29 @@
           <w:sz w:val="22"/>
           <w:szCs w:val="22"/>
         </w:rPr>
-        <w:t>Utilizando un cuaderno de Jupyter Notebook y el lenguaje de programación Python, realiza las siguientes operaciones:</w:t>
+        <w:t xml:space="preserve">Utilizando un cuaderno de </w:t>
+      </w:r>
+      <w:proofErr w:type="spellStart"/>
+      <w:r>
+        <w:rPr>
+          <w:rFonts w:cstheme="minorHAnsi"/>
+          <w:b/>
+          <w:bCs/>
+          <w:sz w:val="22"/>
+          <w:szCs w:val="22"/>
+        </w:rPr>
+        <w:t>Jupyter</w:t>
+      </w:r>
+      <w:proofErr w:type="spellEnd"/>
+      <w:r>
+        <w:rPr>
+          <w:rFonts w:cstheme="minorHAnsi"/>
+          <w:b/>
+          <w:bCs/>
+          <w:sz w:val="22"/>
+          <w:szCs w:val="22"/>
+        </w:rPr>
+        <w:t xml:space="preserve"> Notebook y el lenguaje de programación Python, realiza las siguientes operaciones:</w:t>
       </w:r>
     </w:p>
     <w:p>
@@ -2633,8 +2775,72 @@
           <w:sz w:val="22"/>
           <w:szCs w:val="22"/>
         </w:rPr>
-        <w:t>Importa a tu espacio de trabajo el siguiente dataset: Forest Fires Dataset en Kaggle</w:t>
-      </w:r>
+        <w:t xml:space="preserve">Importa a tu espacio de trabajo el siguiente </w:t>
+      </w:r>
+      <w:proofErr w:type="spellStart"/>
+      <w:r>
+        <w:rPr>
+          <w:rFonts w:cstheme="minorHAnsi"/>
+          <w:sz w:val="22"/>
+          <w:szCs w:val="22"/>
+        </w:rPr>
+        <w:t>dataset</w:t>
+      </w:r>
+      <w:proofErr w:type="spellEnd"/>
+      <w:r>
+        <w:rPr>
+          <w:rFonts w:cstheme="minorHAnsi"/>
+          <w:sz w:val="22"/>
+          <w:szCs w:val="22"/>
+        </w:rPr>
+        <w:t xml:space="preserve">: Forest </w:t>
+      </w:r>
+      <w:proofErr w:type="spellStart"/>
+      <w:r>
+        <w:rPr>
+          <w:rFonts w:cstheme="minorHAnsi"/>
+          <w:sz w:val="22"/>
+          <w:szCs w:val="22"/>
+        </w:rPr>
+        <w:t>Fires</w:t>
+      </w:r>
+      <w:proofErr w:type="spellEnd"/>
+      <w:r>
+        <w:rPr>
+          <w:rFonts w:cstheme="minorHAnsi"/>
+          <w:sz w:val="22"/>
+          <w:szCs w:val="22"/>
+        </w:rPr>
+        <w:t xml:space="preserve"> </w:t>
+      </w:r>
+      <w:proofErr w:type="spellStart"/>
+      <w:r>
+        <w:rPr>
+          <w:rFonts w:cstheme="minorHAnsi"/>
+          <w:sz w:val="22"/>
+          <w:szCs w:val="22"/>
+        </w:rPr>
+        <w:t>Dataset</w:t>
+      </w:r>
+      <w:proofErr w:type="spellEnd"/>
+      <w:r>
+        <w:rPr>
+          <w:rFonts w:cstheme="minorHAnsi"/>
+          <w:sz w:val="22"/>
+          <w:szCs w:val="22"/>
+        </w:rPr>
+        <w:t xml:space="preserve"> en </w:t>
+      </w:r>
+      <w:proofErr w:type="spellStart"/>
+      <w:r>
+        <w:rPr>
+          <w:rFonts w:cstheme="minorHAnsi"/>
+          <w:sz w:val="22"/>
+          <w:szCs w:val="22"/>
+        </w:rPr>
+        <w:t>Kaggle</w:t>
+      </w:r>
+      <w:proofErr w:type="spellEnd"/>
     </w:p>
     <w:p>
       <w:pPr>
@@ -2819,7 +3025,7 @@
           <w:bCs/>
         </w:rPr>
       </w:pPr>
-      <w:bookmarkStart w:id="2" w:name="_Toc207276201"/>
+      <w:bookmarkStart w:id="2" w:name="_Toc207557108"/>
       <w:r>
         <w:rPr>
           <w:b/>
@@ -2868,7 +3074,29 @@
           <w:sz w:val="22"/>
           <w:szCs w:val="22"/>
         </w:rPr>
-        <w:t xml:space="preserve"> un cuaderno de Jupyter Notebook y el lenguaje de programación Python realiza las siguientes operaciones:</w:t>
+        <w:t xml:space="preserve"> un cuaderno de </w:t>
+      </w:r>
+      <w:proofErr w:type="spellStart"/>
+      <w:r>
+        <w:rPr>
+          <w:rFonts w:cstheme="minorHAnsi"/>
+          <w:b/>
+          <w:bCs/>
+          <w:sz w:val="22"/>
+          <w:szCs w:val="22"/>
+        </w:rPr>
+        <w:t>Jupyter</w:t>
+      </w:r>
+      <w:proofErr w:type="spellEnd"/>
+      <w:r>
+        <w:rPr>
+          <w:rFonts w:cstheme="minorHAnsi"/>
+          <w:b/>
+          <w:bCs/>
+          <w:sz w:val="22"/>
+          <w:szCs w:val="22"/>
+        </w:rPr>
+        <w:t xml:space="preserve"> Notebook y el lenguaje de programación Python realiza las siguientes operaciones:</w:t>
       </w:r>
     </w:p>
     <w:p>
@@ -2879,7 +3107,7 @@
           <w:numId w:val="37"/>
         </w:numPr>
       </w:pPr>
-      <w:bookmarkStart w:id="3" w:name="_Toc207276202"/>
+      <w:bookmarkStart w:id="3" w:name="_Toc207557109"/>
       <w:r>
         <w:t>Derivadas</w:t>
       </w:r>
@@ -3500,7 +3728,7 @@
         </w:numPr>
         <w:spacing w:after="240"/>
       </w:pPr>
-      <w:bookmarkStart w:id="4" w:name="_Toc207276203"/>
+      <w:bookmarkStart w:id="4" w:name="_Toc207557110"/>
       <w:r>
         <w:t>Derivadas parciales en Python</w:t>
       </w:r>
@@ -4388,6 +4616,7 @@
         </w:rPr>
         <w:t>(</w:t>
       </w:r>
+      <w:proofErr w:type="gramStart"/>
       <w:r>
         <w:rPr>
           <w:rFonts w:ascii="Cambria Math" w:eastAsiaTheme="majorEastAsia" w:hAnsi="Cambria Math" w:cs="Cambria Math"/>
@@ -4412,6 +4641,7 @@
         </w:rPr>
         <w:t>𝑦</w:t>
       </w:r>
+      <w:proofErr w:type="gramEnd"/>
       <w:r>
         <w:rPr>
           <w:rFonts w:eastAsiaTheme="majorEastAsia" w:cstheme="minorHAnsi"/>
@@ -5121,7 +5351,7 @@
         </w:numPr>
         <w:spacing w:after="240"/>
       </w:pPr>
-      <w:bookmarkStart w:id="5" w:name="_Toc207276204"/>
+      <w:bookmarkStart w:id="5" w:name="_Toc207557111"/>
       <w:r>
         <w:lastRenderedPageBreak/>
         <w:t>Investiga sobre diferentes implementaciones del algoritmo de propagación inversa y construye un ejemplo en Python donde se compruebe su funcionamiento.</w:t>
@@ -5130,7 +5360,15 @@
     </w:p>
     <w:p>
       <w:r>
-        <w:t>La propagación inversa es un proceso clave en el entrenamiento de redes neuronales. Se basa en el principio de optimización por descenso de gradiente y permite ajustar los pesos y sesgos de las neuronas en cada capa de la red. Este proceso se divide en dos fases: la propagación hacia adelante, donde se calculan las salidas y se compara con las salidas deseadas, y la propagación hacia atrás, donde se calculan los gradientes del error y se utilizan para actualizar los pesos y sesgos. La retropropagación es fundamental para aprender representaciones complejas y mejorar la precisión de las predicciones en redes neuronales profundas.</w:t>
+        <w:t xml:space="preserve">La propagación inversa es un proceso clave en el entrenamiento de redes neuronales. Se basa en el principio de optimización por descenso de gradiente y permite ajustar los pesos y sesgos de las neuronas en cada capa de la red. Este proceso se divide en dos fases: la propagación hacia adelante, donde se calculan las salidas y se compara con las salidas deseadas, y la propagación hacia atrás, donde se calculan los gradientes del error y se utilizan para actualizar los pesos y sesgos. La </w:t>
+      </w:r>
+      <w:proofErr w:type="spellStart"/>
+      <w:r>
+        <w:t>retropropagación</w:t>
+      </w:r>
+      <w:proofErr w:type="spellEnd"/>
+      <w:r>
+        <w:t xml:space="preserve"> es fundamental para aprender representaciones complejas y mejorar la precisión de las predicciones en redes neuronales profundas.</w:t>
       </w:r>
     </w:p>
     <w:p>
@@ -5807,8 +6045,16 @@
               <w:rPr>
                 <w:rFonts w:ascii="Consolas" w:eastAsiaTheme="majorEastAsia" w:hAnsi="Consolas" w:cstheme="majorBidi"/>
               </w:rPr>
-              <w:t>[[0.0061443 ]</w:t>
-            </w:r>
+              <w:t>[[</w:t>
+            </w:r>
+            <w:proofErr w:type="gramStart"/>
+            <w:r>
+              <w:rPr>
+                <w:rFonts w:ascii="Consolas" w:eastAsiaTheme="majorEastAsia" w:hAnsi="Consolas" w:cstheme="majorBidi"/>
+              </w:rPr>
+              <w:t>0.0061443 ]</w:t>
+            </w:r>
+            <w:proofErr w:type="gramEnd"/>
           </w:p>
           <w:p>
             <w:pPr>
@@ -5937,8 +6183,16 @@
               <w:rPr>
                 <w:rFonts w:ascii="Consolas" w:eastAsiaTheme="majorEastAsia" w:hAnsi="Consolas" w:cstheme="majorBidi"/>
               </w:rPr>
-              <w:t>[[0.0061443 ]</w:t>
-            </w:r>
+              <w:t>[[</w:t>
+            </w:r>
+            <w:proofErr w:type="gramStart"/>
+            <w:r>
+              <w:rPr>
+                <w:rFonts w:ascii="Consolas" w:eastAsiaTheme="majorEastAsia" w:hAnsi="Consolas" w:cstheme="majorBidi"/>
+              </w:rPr>
+              <w:t>0.0061443 ]</w:t>
+            </w:r>
+            <w:proofErr w:type="gramEnd"/>
           </w:p>
           <w:p>
             <w:pPr>
@@ -6061,10 +6315,19 @@
         </w:numPr>
         <w:spacing w:after="240"/>
       </w:pPr>
-      <w:bookmarkStart w:id="6" w:name="_Toc207276205"/>
+      <w:bookmarkStart w:id="6" w:name="_Toc207557112"/>
       <w:r>
         <w:lastRenderedPageBreak/>
-        <w:t>Dada la siguiente situación:</w:t>
+        <w:t>Cálcul</w:t>
+      </w:r>
+      <w:r>
+        <w:t>o de</w:t>
+      </w:r>
+      <w:r>
+        <w:t xml:space="preserve"> la probabilidad</w:t>
+      </w:r>
+      <w:r>
+        <w:t>.</w:t>
       </w:r>
       <w:bookmarkEnd w:id="6"/>
     </w:p>
@@ -6073,25 +6336,21 @@
         <w:jc w:val="both"/>
         <w:rPr>
           <w:rFonts w:cstheme="minorHAnsi"/>
-          <w:sz w:val="22"/>
-          <w:szCs w:val="22"/>
-        </w:rPr>
-      </w:pPr>
-      <w:r>
-        <w:rPr>
-          <w:rFonts w:cstheme="minorHAnsi"/>
-          <w:sz w:val="22"/>
-          <w:szCs w:val="22"/>
-        </w:rPr>
-        <w:t xml:space="preserve">Los </w:t>
-      </w:r>
-      <w:r>
-        <w:rPr>
-          <w:rFonts w:cstheme="minorHAnsi"/>
-          <w:sz w:val="22"/>
-          <w:szCs w:val="22"/>
-        </w:rPr>
-        <w:t>dispositivos electrónicos que se construían a base de transistores en la década de 1990 presentaban dos tipos de fallas principales: la fuente de alimentación y el circuito principal (tarjeta principal). Según las estadísticas de esa época, un taller promedio recibía de manera mensual un 30% de equipos con afectaciones en la fuente de alimentación, y la efectividad de la reparación de un equipo era de un 75% si la falla estaba localizada en el circuito principal.</w:t>
+          <w:b/>
+          <w:bCs/>
+          <w:sz w:val="22"/>
+          <w:szCs w:val="22"/>
+        </w:rPr>
+      </w:pPr>
+      <w:r>
+        <w:rPr>
+          <w:rFonts w:cstheme="minorHAnsi"/>
+          <w:b/>
+          <w:bCs/>
+          <w:sz w:val="22"/>
+          <w:szCs w:val="22"/>
+        </w:rPr>
+        <w:t>Dada la siguiente situación:</w:t>
       </w:r>
     </w:p>
     <w:p>
@@ -6109,7 +6368,51 @@
           <w:sz w:val="22"/>
           <w:szCs w:val="22"/>
         </w:rPr>
-        <w:t>Calcula la probabilidad de que un equipo que no tuviera reparación hubiera ingresado al taller por problemas en la tarjeta principal. Implementa tu respuesta mediante código en un Jupyter Notebook de Python.</w:t>
+        <w:t xml:space="preserve">Los </w:t>
+      </w:r>
+      <w:r>
+        <w:rPr>
+          <w:rFonts w:cstheme="minorHAnsi"/>
+          <w:sz w:val="22"/>
+          <w:szCs w:val="22"/>
+        </w:rPr>
+        <w:t>dispositivos electrónicos que se construían a base de transistores en la década de 1990 presentaban dos tipos de fallas principales: la fuente de alimentación y el circuito principal (tarjeta principal). Según las estadísticas de esa época, un taller promedio recibía de manera mensual un 30% de equipos con afectaciones en la fuente de alimentación, y la efectividad de la reparación de un equipo era de un 75% si la falla estaba localizada en el circuito principal.</w:t>
+      </w:r>
+    </w:p>
+    <w:p>
+      <w:pPr>
+        <w:jc w:val="both"/>
+        <w:rPr>
+          <w:rFonts w:cstheme="minorHAnsi"/>
+          <w:sz w:val="22"/>
+          <w:szCs w:val="22"/>
+        </w:rPr>
+      </w:pPr>
+      <w:r>
+        <w:rPr>
+          <w:rFonts w:cstheme="minorHAnsi"/>
+          <w:sz w:val="22"/>
+          <w:szCs w:val="22"/>
+        </w:rPr>
+        <w:t xml:space="preserve">Calcula la probabilidad de que un equipo que no tuviera reparación hubiera ingresado al taller por problemas en la tarjeta principal. Implementa tu respuesta mediante código en un </w:t>
+      </w:r>
+      <w:proofErr w:type="spellStart"/>
+      <w:r>
+        <w:rPr>
+          <w:rFonts w:cstheme="minorHAnsi"/>
+          <w:sz w:val="22"/>
+          <w:szCs w:val="22"/>
+        </w:rPr>
+        <w:t>Jupyter</w:t>
+      </w:r>
+      <w:proofErr w:type="spellEnd"/>
+      <w:r>
+        <w:rPr>
+          <w:rFonts w:cstheme="minorHAnsi"/>
+          <w:sz w:val="22"/>
+          <w:szCs w:val="22"/>
+        </w:rPr>
+        <w:t xml:space="preserve"> Notebook de Python.</w:t>
       </w:r>
     </w:p>
     <w:p>
@@ -6603,8 +6906,9 @@
           <w:sz w:val="22"/>
           <w:szCs w:val="22"/>
         </w:rPr>
-        <w:t>ción de la</w:t>
-      </w:r>
+        <w:t xml:space="preserve">ción de </w:t>
+      </w:r>
+      <w:proofErr w:type="gramStart"/>
       <w:r>
         <w:rPr>
           <w:rFonts w:cstheme="minorHAnsi"/>
@@ -6613,7 +6917,50 @@
           <w:sz w:val="22"/>
           <w:szCs w:val="22"/>
         </w:rPr>
-        <w:t xml:space="preserve">  solución en un cuaderno de Jupyter Notebook utilizando Python.</w:t>
+        <w:t>la</w:t>
+      </w:r>
+      <w:r>
+        <w:rPr>
+          <w:rFonts w:cstheme="minorHAnsi"/>
+          <w:b/>
+          <w:bCs/>
+          <w:sz w:val="22"/>
+          <w:szCs w:val="22"/>
+        </w:rPr>
+        <w:t xml:space="preserve">  solución</w:t>
+      </w:r>
+      <w:proofErr w:type="gramEnd"/>
+      <w:r>
+        <w:rPr>
+          <w:rFonts w:cstheme="minorHAnsi"/>
+          <w:b/>
+          <w:bCs/>
+          <w:sz w:val="22"/>
+          <w:szCs w:val="22"/>
+        </w:rPr>
+        <w:t xml:space="preserve"> en un cuaderno de </w:t>
+      </w:r>
+      <w:proofErr w:type="spellStart"/>
+      <w:r>
+        <w:rPr>
+          <w:rFonts w:cstheme="minorHAnsi"/>
+          <w:b/>
+          <w:bCs/>
+          <w:sz w:val="22"/>
+          <w:szCs w:val="22"/>
+        </w:rPr>
+        <w:t>Jupyter</w:t>
+      </w:r>
+      <w:proofErr w:type="spellEnd"/>
+      <w:r>
+        <w:rPr>
+          <w:rFonts w:cstheme="minorHAnsi"/>
+          <w:b/>
+          <w:bCs/>
+          <w:sz w:val="22"/>
+          <w:szCs w:val="22"/>
+        </w:rPr>
+        <w:t xml:space="preserve"> Notebook utilizando Python.</w:t>
       </w:r>
     </w:p>
     <w:p>
@@ -6686,19 +7033,6 @@
     </w:p>
     <w:p>
       <w:pPr>
-        <w:rPr>
-          <w:rFonts w:asciiTheme="majorHAnsi" w:eastAsiaTheme="majorEastAsia" w:hAnsiTheme="majorHAnsi" w:cstheme="majorBidi"/>
-          <w:color w:val="2F5496" w:themeColor="accent1" w:themeShade="BF"/>
-          <w:sz w:val="32"/>
-          <w:szCs w:val="32"/>
-        </w:rPr>
-      </w:pPr>
-      <w:r>
-        <w:br w:type="page"/>
-      </w:r>
-    </w:p>
-    <w:p>
-      <w:pPr>
         <w:pStyle w:val="Ttulo1"/>
         <w:spacing w:after="240"/>
         <w:rPr>
@@ -6706,7 +7040,7 @@
           <w:bCs/>
         </w:rPr>
       </w:pPr>
-      <w:bookmarkStart w:id="7" w:name="_Toc207276206"/>
+      <w:bookmarkStart w:id="7" w:name="_Toc207557113"/>
       <w:r>
         <w:rPr>
           <w:b/>
@@ -6746,7 +7080,23 @@
           <w:sz w:val="22"/>
           <w:szCs w:val="22"/>
         </w:rPr>
-        <w:t>Las derivadas y los gradientes nos permiten descubrir el comportamiento local de las funciones, optimizar modelos y, en general, ver la sensibilidad en sistemas complejos. Con la diferenciación, sin embargo, no solo facilitamos una técnica matemática, sino que nos permitimos ir más allá en algoritmos como la retropropagación (donde también se utiliza la regla de la cadena) y el descenso de gradiente para cambiar parámetros en redes neuronales.</w:t>
+        <w:t xml:space="preserve">Las derivadas y los gradientes nos permiten descubrir el comportamiento local de las funciones, optimizar modelos y, en general, ver la sensibilidad en sistemas complejos. Con la diferenciación, sin embargo, no solo facilitamos una técnica matemática, sino que nos permitimos ir más allá en algoritmos como la </w:t>
+      </w:r>
+      <w:proofErr w:type="spellStart"/>
+      <w:r>
+        <w:rPr>
+          <w:sz w:val="22"/>
+          <w:szCs w:val="22"/>
+        </w:rPr>
+        <w:t>retropropagación</w:t>
+      </w:r>
+      <w:proofErr w:type="spellEnd"/>
+      <w:r>
+        <w:rPr>
+          <w:sz w:val="22"/>
+          <w:szCs w:val="22"/>
+        </w:rPr>
+        <w:t xml:space="preserve"> (donde también se utiliza la regla de la cadena) y el descenso de gradiente para cambiar parámetros en redes neuronales.</w:t>
       </w:r>
     </w:p>
     <w:p>
@@ -6858,7 +7208,71 @@
           <w:sz w:val="22"/>
           <w:szCs w:val="22"/>
         </w:rPr>
-        <w:t>Usando Jupyter Notebook, `SymPy`, `NumPy`, `Matplotlib` y `Pandas`, puedes intentar aplicar cosas teóricas. Ya sea cálculo simbólico de derivadas, visualización de histogramas y evaluación de distribuciones, Python es la herramienta ideal entre una teoría matemática y la experimentación computacional.</w:t>
+        <w:t xml:space="preserve">Usando </w:t>
+      </w:r>
+      <w:proofErr w:type="spellStart"/>
+      <w:r>
+        <w:rPr>
+          <w:sz w:val="22"/>
+          <w:szCs w:val="22"/>
+        </w:rPr>
+        <w:t>Jupyter</w:t>
+      </w:r>
+      <w:proofErr w:type="spellEnd"/>
+      <w:r>
+        <w:rPr>
+          <w:sz w:val="22"/>
+          <w:szCs w:val="22"/>
+        </w:rPr>
+        <w:t xml:space="preserve"> Notebook, `</w:t>
+      </w:r>
+      <w:proofErr w:type="spellStart"/>
+      <w:r>
+        <w:rPr>
+          <w:sz w:val="22"/>
+          <w:szCs w:val="22"/>
+        </w:rPr>
+        <w:t>SymPy</w:t>
+      </w:r>
+      <w:proofErr w:type="spellEnd"/>
+      <w:r>
+        <w:rPr>
+          <w:sz w:val="22"/>
+          <w:szCs w:val="22"/>
+        </w:rPr>
+        <w:t>`, `</w:t>
+      </w:r>
+      <w:proofErr w:type="spellStart"/>
+      <w:r>
+        <w:rPr>
+          <w:sz w:val="22"/>
+          <w:szCs w:val="22"/>
+        </w:rPr>
+        <w:t>NumPy</w:t>
+      </w:r>
+      <w:proofErr w:type="spellEnd"/>
+      <w:r>
+        <w:rPr>
+          <w:sz w:val="22"/>
+          <w:szCs w:val="22"/>
+        </w:rPr>
+        <w:t>`, `</w:t>
+      </w:r>
+      <w:proofErr w:type="spellStart"/>
+      <w:r>
+        <w:rPr>
+          <w:sz w:val="22"/>
+          <w:szCs w:val="22"/>
+        </w:rPr>
+        <w:t>Matplotlib</w:t>
+      </w:r>
+      <w:proofErr w:type="spellEnd"/>
+      <w:r>
+        <w:rPr>
+          <w:sz w:val="22"/>
+          <w:szCs w:val="22"/>
+        </w:rPr>
+        <w:t>` y `Pandas`, puedes intentar aplicar cosas teóricas. Ya sea cálculo simbólico de derivadas, visualización de histogramas y evaluación de distribuciones, Python es la herramienta ideal entre una teoría matemática y la experimentación computacional.</w:t>
       </w:r>
     </w:p>
     <w:p>
@@ -6914,7 +7328,7 @@
           <w:bCs/>
         </w:rPr>
       </w:pPr>
-      <w:bookmarkStart w:id="8" w:name="_Toc207276207"/>
+      <w:bookmarkStart w:id="8" w:name="_Toc207557114"/>
       <w:r>
         <w:rPr>
           <w:b/>
@@ -6935,9 +7349,18 @@
           <w:b/>
           <w:bCs/>
         </w:rPr>
-        <w:t xml:space="preserve"> en Github</w:t>
+        <w:t xml:space="preserve"> en </w:t>
+      </w:r>
+      <w:proofErr w:type="spellStart"/>
+      <w:r>
+        <w:rPr>
+          <w:b/>
+          <w:bCs/>
+        </w:rPr>
+        <w:t>Github</w:t>
       </w:r>
       <w:bookmarkEnd w:id="8"/>
+      <w:proofErr w:type="spellEnd"/>
       <w:r>
         <w:rPr>
           <w:b/>
@@ -12423,8 +12846,12 @@
     <w:autoRedefine/>
     <w:uiPriority w:val="39"/>
     <w:unhideWhenUsed/>
-    <w:rsid w:val="007B2E87"/>
+    <w:rsid w:val="009F114C"/>
     <w:pPr>
+      <w:tabs>
+        <w:tab w:val="left" w:pos="426"/>
+        <w:tab w:val="right" w:leader="dot" w:pos="8828"/>
+      </w:tabs>
       <w:spacing w:after="100"/>
     </w:pPr>
   </w:style>
